--- a/projects/toyos_project/toy_os2.docx
+++ b/projects/toyos_project/toy_os2.docx
@@ -21995,7 +21995,7 @@
         </w:tabs>
         <w:rPr>
           <w:lang w:eastAsia="ko-KR"/>
-          <w:rFonts w:hint="eastAsia"/>
+          <w:rFonts/>
           <w:b/>
           <w:bCs/>
           <w:sz w:val="36"/>
@@ -22032,6 +22032,18 @@
           <w:rtl w:val="off"/>
         </w:rPr>
       </w:pPr>
+      <w:r>
+        <w:rPr>
+          <w:lang w:eastAsia="ko-KR"/>
+          <w:rFonts/>
+          <w:b w:val="0"/>
+          <w:bCs w:val="0"/>
+          <w:sz w:val="26"/>
+          <w:szCs w:val="26"/>
+          <w:rtl w:val="off"/>
+        </w:rPr>
+        <w:t xml:space="preserve">그 다음에 나의 목표는 어셈블리어 레벨에 존재하는 코드 중 정말 커널로 올려야 하는 코드들을 정하고 그 코드들을 커널 모드로 이동시키는 작업을 하는 거였다. </w:t>
+      </w:r>
     </w:p>
     <w:p>
       <w:pPr>
@@ -22041,14 +22053,26 @@
         </w:tabs>
         <w:rPr>
           <w:lang w:eastAsia="ko-KR"/>
-          <w:rFonts w:hint="eastAsia"/>
-          <w:b w:val="0"/>
-          <w:bCs w:val="0"/>
-          <w:sz w:val="26"/>
-          <w:szCs w:val="26"/>
-          <w:rtl w:val="off"/>
-        </w:rPr>
-      </w:pPr>
+          <w:rFonts/>
+          <w:b w:val="0"/>
+          <w:bCs w:val="0"/>
+          <w:sz w:val="26"/>
+          <w:szCs w:val="26"/>
+          <w:rtl w:val="off"/>
+        </w:rPr>
+      </w:pPr>
+      <w:r>
+        <w:rPr>
+          <w:lang w:eastAsia="ko-KR"/>
+          <w:rFonts/>
+          <w:b w:val="0"/>
+          <w:bCs w:val="0"/>
+          <w:sz w:val="26"/>
+          <w:szCs w:val="26"/>
+          <w:rtl w:val="off"/>
+        </w:rPr>
+        <w:t>우선 먼저 가장 기본적인 기능인 put_char함수(문자를 하나씩 출력하는 함수를 만들기로 했다.) 우선 이미지 베이스 실제 qemu화면에 접근해서 2바이트씩 적기 위해서 image의 base주소인</w:t>
+      </w:r>
     </w:p>
     <w:p>
       <w:pPr>
@@ -22066,6 +22090,18 @@
           <w:rtl w:val="off"/>
         </w:rPr>
       </w:pPr>
+      <w:r>
+        <w:rPr>
+          <w:lang w:eastAsia="ko-KR"/>
+          <w:rFonts w:hint="eastAsia"/>
+          <w:b w:val="0"/>
+          <w:bCs w:val="0"/>
+          <w:sz w:val="26"/>
+          <w:szCs w:val="26"/>
+          <w:rtl w:val="off"/>
+        </w:rPr>
+        <w:t xml:space="preserve">0xb8000에 unsigned int형식으로 접근하는 pointer를 선언하고 실제로 하드웨어에 접근을 하기 때문에 volatile로 선언해서 컴파일러가 최적화하는 걸 예방했다. </w:t>
+      </w:r>
     </w:p>
     <w:p>
       <w:pPr>
@@ -22083,6 +22119,18 @@
           <w:rtl w:val="off"/>
         </w:rPr>
       </w:pPr>
+      <w:r>
+        <w:rPr>
+          <w:lang w:eastAsia="ko-KR"/>
+          <w:rFonts w:hint="eastAsia"/>
+          <w:b w:val="0"/>
+          <w:bCs w:val="0"/>
+          <w:sz w:val="26"/>
+          <w:szCs w:val="26"/>
+          <w:rtl w:val="off"/>
+        </w:rPr>
+        <w:t xml:space="preserve">다음에는 asm에서 사용했던 row,col개념 역시 그대로 가져와서 row,col로 위치를 계산하고 0x07로 색깔을 지정한 후 문자열을 vga[index] = (0x07 &lt;&lt; 8) | c의 형식으로 출력을 하게 만들고 </w:t>
+      </w:r>
     </w:p>
     <w:p>
       <w:pPr>
@@ -22100,6 +22148,289 @@
           <w:rtl w:val="off"/>
         </w:rPr>
       </w:pPr>
+      <w:r>
+        <w:rPr>
+          <w:lang w:eastAsia="ko-KR"/>
+          <w:rFonts w:hint="eastAsia"/>
+          <w:b w:val="0"/>
+          <w:bCs w:val="0"/>
+          <w:sz w:val="26"/>
+          <w:szCs w:val="26"/>
+          <w:rtl w:val="off"/>
+        </w:rPr>
+        <w:t>다음엔 row,col값을 갱신하게 코드를 짠 후 그 후에 kernel main에서 문자를 출력해 봤더니 qemu화면에 문자열이 잘 출력이 되는 것을 확인할 수 있었다.</w:t>
+      </w:r>
+    </w:p>
+    <w:p>
+      <w:pPr>
+        <w:jc w:val="left"/>
+        <w:tabs>
+          <w:tab w:val="left" w:pos="7892"/>
+        </w:tabs>
+        <w:rPr>
+          <w:lang w:eastAsia="ko-KR"/>
+          <w:rFonts w:hint="eastAsia"/>
+          <w:b w:val="0"/>
+          <w:bCs w:val="0"/>
+          <w:sz w:val="26"/>
+          <w:szCs w:val="26"/>
+          <w:rtl w:val="off"/>
+        </w:rPr>
+      </w:pPr>
+      <w:r>
+        <w:rPr>
+          <w:lang w:eastAsia="ko-KR"/>
+          <w:rFonts w:hint="eastAsia"/>
+          <w:b w:val="0"/>
+          <w:bCs w:val="0"/>
+          <w:sz w:val="26"/>
+          <w:szCs w:val="26"/>
+          <w:rtl w:val="off"/>
+        </w:rPr>
+        <w:t>그 다음에는 이러한 put_char함수를 이용해 문자열의 마지막 null을 구분자로 이용해서 문자열을 출력하는 print_string함수를 kernel모드에서 만들었다.</w:t>
+      </w:r>
+    </w:p>
+    <w:p>
+      <w:pPr>
+        <w:jc w:val="left"/>
+        <w:tabs>
+          <w:tab w:val="left" w:pos="7892"/>
+        </w:tabs>
+        <w:rPr>
+          <w:lang w:eastAsia="ko-KR"/>
+          <w:rFonts w:hint="eastAsia"/>
+          <w:b w:val="0"/>
+          <w:bCs w:val="0"/>
+          <w:sz w:val="26"/>
+          <w:szCs w:val="26"/>
+          <w:rtl w:val="off"/>
+        </w:rPr>
+      </w:pPr>
+      <w:r>
+        <w:rPr>
+          <w:lang w:eastAsia="ko-KR"/>
+          <w:rFonts w:hint="eastAsia"/>
+          <w:b w:val="0"/>
+          <w:bCs w:val="0"/>
+          <w:sz w:val="26"/>
+          <w:szCs w:val="26"/>
+          <w:rtl w:val="off"/>
+        </w:rPr>
+        <w:t>하지만 이렇게 코드를 작성하고 나니 내가 한 가지 빠트린 것이 있다는 사실을 알게 되었는데 바로 나는 개행 문자가 들어온 경우에 대한 처리를 하지 않았다는 것이다. 따라서 put_char함수 부분으로 가서 개행 문자에 대한 처리를 하고 다시 빌드해서 컴파일을 해 qemu화면에서 처리가 잘 된 것을 확인할 수 있었다.</w:t>
+      </w:r>
+    </w:p>
+    <w:p>
+      <w:pPr>
+        <w:jc w:val="left"/>
+        <w:tabs>
+          <w:tab w:val="left" w:pos="7892"/>
+        </w:tabs>
+        <w:rPr>
+          <w:lang w:eastAsia="ko-KR"/>
+          <w:rFonts w:hint="eastAsia"/>
+          <w:b w:val="0"/>
+          <w:bCs w:val="0"/>
+          <w:sz w:val="26"/>
+          <w:szCs w:val="26"/>
+          <w:rtl w:val="off"/>
+        </w:rPr>
+      </w:pPr>
+      <w:r>
+        <w:rPr>
+          <w:lang w:eastAsia="ko-KR"/>
+          <w:rFonts w:hint="eastAsia"/>
+          <w:b w:val="0"/>
+          <w:bCs w:val="0"/>
+          <w:sz w:val="26"/>
+          <w:szCs w:val="26"/>
+          <w:rtl w:val="off"/>
+        </w:rPr>
+        <w:t>다음은 이제 CLEAR SCREEN함수를 옮기는 것으로 우선 이를 위해서는 put_char함수에 지역변수로 존재하는 row와 col값을 우선 전역 변수로 선언을 해야 했다. 그 다음에는 위에 내가 선언했단 vga를 그대로 복붙해서 그 vga정보를 이용해서 모든 행의 정보를 다 0x07 + ‘ ’문자조합을 이용해 전체 화면을 지우는데 성공했다. 그 후 마지막으로 row와 col의 위치를 0,0으로 변경했다.</w:t>
+      </w:r>
+    </w:p>
+    <w:p>
+      <w:pPr>
+        <w:jc w:val="left"/>
+        <w:tabs>
+          <w:tab w:val="left" w:pos="7892"/>
+        </w:tabs>
+        <w:rPr>
+          <w:lang w:eastAsia="ko-KR"/>
+          <w:rFonts w:hint="eastAsia"/>
+          <w:b w:val="0"/>
+          <w:bCs w:val="0"/>
+          <w:sz w:val="26"/>
+          <w:szCs w:val="26"/>
+          <w:rtl w:val="off"/>
+        </w:rPr>
+      </w:pPr>
+      <w:r>
+        <w:rPr>
+          <w:lang w:eastAsia="ko-KR"/>
+          <w:rFonts w:hint="eastAsia"/>
+          <w:b w:val="0"/>
+          <w:bCs w:val="0"/>
+          <w:sz w:val="26"/>
+          <w:szCs w:val="26"/>
+          <w:rtl w:val="off"/>
+        </w:rPr>
+        <w:t>다음은 현재는 vga전체 화면 25 * 80에 화면에 전부 다 입력을 한 경우에는 그 다음에 입력된 것은 화면에 출력이 안되는 문제점이 존재하는 데 이를 해결하기 위해서 스크롤 기능을 커널 모드에 추가하기로 결정하고 기존의 어셈블리 때 사용했던 로직을 그대로 가져와서 마지막 라인에서 개행문자가 들어오거나 혹은 다음 줄로 넘어가는 경우에 대해서 한칸씩 미는 로직을 추가했다.</w:t>
+      </w:r>
+    </w:p>
+    <w:p>
+      <w:pPr>
+        <w:jc w:val="left"/>
+        <w:tabs>
+          <w:tab w:val="left" w:pos="7892"/>
+        </w:tabs>
+        <w:rPr>
+          <w:lang w:eastAsia="ko-KR"/>
+          <w:rFonts w:hint="eastAsia"/>
+          <w:b w:val="0"/>
+          <w:bCs w:val="0"/>
+          <w:sz w:val="26"/>
+          <w:szCs w:val="26"/>
+          <w:rtl w:val="off"/>
+        </w:rPr>
+      </w:pPr>
+    </w:p>
+    <w:p>
+      <w:pPr>
+        <w:jc w:val="left"/>
+        <w:tabs>
+          <w:tab w:val="left" w:pos="7892"/>
+        </w:tabs>
+        <w:rPr>
+          <w:lang w:eastAsia="ko-KR"/>
+          <w:rFonts w:hint="eastAsia"/>
+          <w:b w:val="0"/>
+          <w:bCs w:val="0"/>
+          <w:sz w:val="26"/>
+          <w:szCs w:val="26"/>
+          <w:rtl w:val="off"/>
+        </w:rPr>
+      </w:pPr>
+    </w:p>
+    <w:p>
+      <w:pPr>
+        <w:jc w:val="left"/>
+        <w:tabs>
+          <w:tab w:val="left" w:pos="7892"/>
+        </w:tabs>
+        <w:rPr>
+          <w:lang w:eastAsia="ko-KR"/>
+          <w:rFonts/>
+          <w:b w:val="0"/>
+          <w:bCs w:val="0"/>
+          <w:sz w:val="26"/>
+          <w:szCs w:val="26"/>
+          <w:rtl w:val="off"/>
+        </w:rPr>
+      </w:pPr>
+      <w:r>
+        <w:rPr>
+          <w:lang w:eastAsia="ko-KR"/>
+          <w:rFonts w:hint="eastAsia"/>
+          <w:b w:val="0"/>
+          <w:bCs w:val="0"/>
+          <w:sz w:val="26"/>
+          <w:szCs w:val="26"/>
+          <w:rtl w:val="off"/>
+        </w:rPr>
+        <w:t>이렇게 함수가 계속 늘어다나보니 좀 더 함수를 수월하게 관리하기 위해서 이 함수들을 vga.c , vga.h에 저장해서 관리하기로 마음을 먹었다. 이에 따라서 이제 빌드를 할 때에도 단순히 kernel만 컴파일 하는 게 아니라 vga파일도 컴파일이 필요하게 됬고 이에 따라서 링커를 이용해서 링크를 걸 때에도 vga.o 역시 같이 링크를 걸어야 한다.</w:t>
+      </w:r>
+    </w:p>
+    <w:p>
+      <w:pPr>
+        <w:jc w:val="left"/>
+        <w:tabs>
+          <w:tab w:val="left" w:pos="7892"/>
+        </w:tabs>
+        <w:rPr>
+          <w:lang w:eastAsia="ko-KR"/>
+          <w:rFonts w:hint="eastAsia"/>
+          <w:b w:val="0"/>
+          <w:bCs w:val="0"/>
+          <w:sz w:val="26"/>
+          <w:szCs w:val="26"/>
+          <w:rtl w:val="off"/>
+        </w:rPr>
+      </w:pPr>
+    </w:p>
+    <w:p>
+      <w:pPr>
+        <w:jc w:val="left"/>
+        <w:tabs>
+          <w:tab w:val="left" w:pos="7892"/>
+        </w:tabs>
+        <w:rPr>
+          <w:lang w:eastAsia="ko-KR"/>
+          <w:rFonts w:hint="eastAsia"/>
+          <w:b w:val="0"/>
+          <w:bCs w:val="0"/>
+          <w:sz w:val="26"/>
+          <w:szCs w:val="26"/>
+          <w:rtl w:val="off"/>
+        </w:rPr>
+      </w:pPr>
+      <w:r>
+        <w:rPr>
+          <w:lang w:eastAsia="ko-KR"/>
+          <w:rFonts w:hint="eastAsia"/>
+          <w:b w:val="0"/>
+          <w:bCs w:val="0"/>
+          <w:sz w:val="26"/>
+          <w:szCs w:val="26"/>
+          <w:rtl w:val="off"/>
+        </w:rPr>
+        <w:t>그 다음에는 키보드 입력과 같은 i/o입력 처리를 하기 위해서 C에서 하드웨어 포트 I/O를 호출할 수 있도록 inb/outb 경계를 만드는 c코드와 어셈블리 코드를 작성하려고 한다. 우선 lowlevel.h에 c함수를 정의를 해놓고 그 다음에 lowlevel.asm에 inb, outb라는 하드웨어에서 i/o입출력을 내보내고 또 받는 함수를 정의했다. 이는 바로 다음 단계에서 키보드 입력을 처리하는 데 이용이 될 것이다.</w:t>
+      </w:r>
+    </w:p>
+    <w:p>
+      <w:pPr>
+        <w:jc w:val="left"/>
+        <w:tabs>
+          <w:tab w:val="left" w:pos="7892"/>
+        </w:tabs>
+        <w:rPr>
+          <w:lang w:eastAsia="ko-KR"/>
+          <w:rFonts w:hint="eastAsia"/>
+          <w:b w:val="0"/>
+          <w:bCs w:val="0"/>
+          <w:sz w:val="26"/>
+          <w:szCs w:val="26"/>
+          <w:rtl w:val="off"/>
+        </w:rPr>
+      </w:pPr>
+    </w:p>
+    <w:p>
+      <w:pPr>
+        <w:jc w:val="left"/>
+        <w:tabs>
+          <w:tab w:val="left" w:pos="7892"/>
+        </w:tabs>
+        <w:rPr>
+          <w:lang w:eastAsia="ko-KR"/>
+          <w:rFonts w:hint="eastAsia"/>
+          <w:b w:val="0"/>
+          <w:bCs w:val="0"/>
+          <w:sz w:val="26"/>
+          <w:szCs w:val="26"/>
+          <w:rtl w:val="off"/>
+        </w:rPr>
+      </w:pPr>
+      <w:r>
+        <w:rPr>
+          <w:lang w:eastAsia="ko-KR"/>
+          <w:rFonts w:hint="eastAsia"/>
+          <w:b w:val="0"/>
+          <w:bCs w:val="0"/>
+          <w:sz w:val="26"/>
+          <w:szCs w:val="26"/>
+          <w:rtl w:val="off"/>
+        </w:rPr>
+        <w:t xml:space="preserve">그 다음으로 할 일은 </w:t>
+      </w:r>
     </w:p>
     <w:p>
       <w:pPr>
@@ -22867,22 +23198,22 @@
     <w:lsdException w:name="index 7" w:semiHidden="1" w:unhideWhenUsed="1"/>
     <w:lsdException w:name="index 8" w:semiHidden="1" w:unhideWhenUsed="1"/>
     <w:lsdException w:name="index 9" w:semiHidden="1" w:unhideWhenUsed="1"/>
-    <w:lsdException w:name="toc 1" w:semiHidden="1" w:uiPriority="-2093801117" w:unhideWhenUsed="1"/>
-    <w:lsdException w:name="toc 2" w:semiHidden="1" w:uiPriority="-2093801117" w:unhideWhenUsed="1"/>
-    <w:lsdException w:name="toc 3" w:semiHidden="1" w:uiPriority="-2093801117" w:unhideWhenUsed="1"/>
-    <w:lsdException w:name="toc 4" w:semiHidden="1" w:uiPriority="-2093801117" w:unhideWhenUsed="1"/>
-    <w:lsdException w:name="toc 5" w:semiHidden="1" w:uiPriority="-2093801117" w:unhideWhenUsed="1"/>
-    <w:lsdException w:name="toc 6" w:semiHidden="1" w:uiPriority="-2093801117" w:unhideWhenUsed="1"/>
-    <w:lsdException w:name="toc 7" w:semiHidden="1" w:uiPriority="-2093801117" w:unhideWhenUsed="1"/>
-    <w:lsdException w:name="toc 8" w:semiHidden="1" w:uiPriority="-2093801117" w:unhideWhenUsed="1"/>
-    <w:lsdException w:name="toc 9" w:semiHidden="1" w:uiPriority="-2093801117" w:unhideWhenUsed="1"/>
+    <w:lsdException w:name="toc 1" w:semiHidden="1" w:uiPriority="540161377" w:unhideWhenUsed="1"/>
+    <w:lsdException w:name="toc 2" w:semiHidden="1" w:uiPriority="540161377" w:unhideWhenUsed="1"/>
+    <w:lsdException w:name="toc 3" w:semiHidden="1" w:uiPriority="540161377" w:unhideWhenUsed="1"/>
+    <w:lsdException w:name="toc 4" w:semiHidden="1" w:uiPriority="540161377" w:unhideWhenUsed="1"/>
+    <w:lsdException w:name="toc 5" w:semiHidden="1" w:uiPriority="540161377" w:unhideWhenUsed="1"/>
+    <w:lsdException w:name="toc 6" w:semiHidden="1" w:uiPriority="540161377" w:unhideWhenUsed="1"/>
+    <w:lsdException w:name="toc 7" w:semiHidden="1" w:uiPriority="540161377" w:unhideWhenUsed="1"/>
+    <w:lsdException w:name="toc 8" w:semiHidden="1" w:uiPriority="540161377" w:unhideWhenUsed="1"/>
+    <w:lsdException w:name="toc 9" w:semiHidden="1" w:uiPriority="540161377" w:unhideWhenUsed="1"/>
     <w:lsdException w:name="Normal Indent" w:semiHidden="1" w:unhideWhenUsed="1"/>
     <w:lsdException w:name="footnote text" w:semiHidden="1" w:unhideWhenUsed="1"/>
     <w:lsdException w:name="annotation text" w:semiHidden="1" w:unhideWhenUsed="1"/>
     <w:lsdException w:name="header" w:semiHidden="1" w:unhideWhenUsed="1"/>
     <w:lsdException w:name="footer" w:semiHidden="1" w:unhideWhenUsed="1"/>
     <w:lsdException w:name="index heading" w:semiHidden="1" w:unhideWhenUsed="1"/>
-    <w:lsdException w:name="caption" w:semiHidden="1" w:uiPriority="122046757" w:unhideWhenUsed="1" w:qFormat="1"/>
+    <w:lsdException w:name="caption" w:semiHidden="1" w:uiPriority="1886468419" w:unhideWhenUsed="1" w:qFormat="1"/>
     <w:lsdException w:name="table of figures" w:semiHidden="1" w:unhideWhenUsed="1"/>
     <w:lsdException w:name="envelope address" w:semiHidden="1" w:unhideWhenUsed="1"/>
     <w:lsdException w:name="envelope return" w:semiHidden="1" w:unhideWhenUsed="1"/>
@@ -22910,7 +23241,7 @@
     <w:lsdException w:name="List Number 3" w:semiHidden="1" w:unhideWhenUsed="1"/>
     <w:lsdException w:name="List Number 4" w:semiHidden="1" w:unhideWhenUsed="1"/>
     <w:lsdException w:name="List Number 5" w:semiHidden="1" w:unhideWhenUsed="1"/>
-    <w:lsdException w:name="Title" w:uiPriority="-1670976582" w:qFormat="1"/>
+    <w:lsdException w:name="Title" w:uiPriority="2003369708" w:qFormat="1"/>
     <w:lsdException w:name="Closing" w:semiHidden="1" w:unhideWhenUsed="1"/>
     <w:lsdException w:name="Signature" w:semiHidden="1" w:unhideWhenUsed="1"/>
     <w:lsdException w:name="Default Paragraph Font" w:semiHidden="1" w:uiPriority="1" w:unhideWhenUsed="1"/>
@@ -22922,7 +23253,7 @@
     <w:lsdException w:name="List Continue 4" w:semiHidden="1" w:unhideWhenUsed="1"/>
     <w:lsdException w:name="List Continue 5" w:semiHidden="1" w:unhideWhenUsed="1"/>
     <w:lsdException w:name="Message Header" w:semiHidden="1" w:unhideWhenUsed="1"/>
-    <w:lsdException w:name="Subtitle" w:uiPriority="-1670919287" w:qFormat="1"/>
+    <w:lsdException w:name="Subtitle" w:uiPriority="2007464925" w:qFormat="1"/>
     <w:lsdException w:name="Salutation" w:semiHidden="1" w:unhideWhenUsed="1"/>
     <w:lsdException w:name="Date" w:semiHidden="1" w:unhideWhenUsed="1"/>
     <w:lsdException w:name="Body Text First Indent" w:semiHidden="1" w:unhideWhenUsed="1"/>
@@ -22935,8 +23266,8 @@
     <w:lsdException w:name="Block Text" w:semiHidden="1" w:unhideWhenUsed="1"/>
     <w:lsdException w:name="Hyperlink" w:semiHidden="1" w:unhideWhenUsed="1"/>
     <w:lsdException w:name="FollowedHyperlink" w:semiHidden="1" w:unhideWhenUsed="1"/>
-    <w:lsdException w:name="Strong" w:uiPriority="2003369708" w:qFormat="1"/>
-    <w:lsdException w:name="Emphasis" w:uiPriority="1768502048" w:qFormat="1"/>
+    <w:lsdException w:name="Strong" w:uiPriority="1401983574" w:qFormat="1"/>
+    <w:lsdException w:name="Emphasis" w:uiPriority="1342707208" w:qFormat="1"/>
     <w:lsdException w:name="Document Map" w:semiHidden="1" w:unhideWhenUsed="1"/>
     <w:lsdException w:name="Plain Text" w:semiHidden="1" w:unhideWhenUsed="1"/>
     <w:lsdException w:name="E-mail Signature" w:semiHidden="1" w:unhideWhenUsed="1"/>
@@ -23002,223 +23333,223 @@
     <w:lsdException w:name="Table Web 2" w:semiHidden="1" w:unhideWhenUsed="1"/>
     <w:lsdException w:name="Table Web 3" w:semiHidden="1" w:unhideWhenUsed="1"/>
     <w:lsdException w:name="Balloon Text" w:semiHidden="1" w:unhideWhenUsed="1"/>
-    <w:lsdException w:name="Table Grid" w:uiPriority="-2093801117"/>
+    <w:lsdException w:name="Table Grid" w:uiPriority="540161377"/>
     <w:lsdException w:name="Table Theme" w:semiHidden="1" w:unhideWhenUsed="1"/>
     <w:lsdException w:name="Placeholder Text" w:semiHidden="1"/>
     <w:lsdException w:name="No Spacing" w:uiPriority="1" w:qFormat="1"/>
-    <w:lsdException w:name="Light Shading" w:uiPriority="-675680372"/>
-    <w:lsdException w:name="Light List" w:uiPriority="-675647779"/>
-    <w:lsdException w:name="Light Grid" w:uiPriority="-1808365274"/>
-    <w:lsdException w:name="Medium Shading 1" w:uiPriority="-1808365273"/>
-    <w:lsdException w:name="Medium Shading 2" w:uiPriority="-810897778"/>
-    <w:lsdException w:name="Medium List 1" w:uiPriority="-810895209"/>
-    <w:lsdException w:name="Medium List 2" w:uiPriority="657458182"/>
-    <w:lsdException w:name="Medium Grid 1" w:uiPriority="657458183"/>
-    <w:lsdException w:name="Medium Grid 2" w:uiPriority="-1936811334"/>
-    <w:lsdException w:name="Medium Grid 3" w:uiPriority="-1936811159"/>
-    <w:lsdException w:name="Dark List" w:uiPriority="1722801352"/>
-    <w:lsdException w:name="Colorful Shading" w:uiPriority="1722801647"/>
-    <w:lsdException w:name="Colorful List" w:uiPriority="-1176573840"/>
-    <w:lsdException w:name="Colorful Grid" w:uiPriority="-1176573827"/>
-    <w:lsdException w:name="Light Shading Accent 1" w:uiPriority="-675680372"/>
-    <w:lsdException w:name="Light List Accent 1" w:uiPriority="-675647779"/>
-    <w:lsdException w:name="Light Grid Accent 1" w:uiPriority="-1808365274"/>
-    <w:lsdException w:name="Medium Shading 1 Accent 1" w:uiPriority="-1808365273"/>
-    <w:lsdException w:name="Medium Shading 2 Accent 1" w:uiPriority="-810897778"/>
-    <w:lsdException w:name="Medium List 1 Accent 1" w:uiPriority="-810895209"/>
+    <w:lsdException w:name="Light Shading" w:uiPriority="-1769277592"/>
+    <w:lsdException w:name="Light List" w:uiPriority="-1766949975"/>
+    <w:lsdException w:name="Light Grid" w:uiPriority="-930576256"/>
+    <w:lsdException w:name="Medium Shading 1" w:uiPriority="-930576249"/>
+    <w:lsdException w:name="Medium Shading 2" w:uiPriority="-2000962674"/>
+    <w:lsdException w:name="Medium List 1" w:uiPriority="-2000898185"/>
+    <w:lsdException w:name="Medium List 2" w:uiPriority="1679239472"/>
+    <w:lsdException w:name="Medium Grid 1" w:uiPriority="1679239473"/>
+    <w:lsdException w:name="Medium Grid 2" w:uiPriority="-339904292"/>
+    <w:lsdException w:name="Medium Grid 3" w:uiPriority="-339903049"/>
+    <w:lsdException w:name="Dark List" w:uiPriority="2021755032"/>
+    <w:lsdException w:name="Colorful Shading" w:uiPriority="2021758549"/>
+    <w:lsdException w:name="Colorful List" w:uiPriority="2059242208"/>
+    <w:lsdException w:name="Colorful Grid" w:uiPriority="2059242347"/>
+    <w:lsdException w:name="Light Shading Accent 1" w:uiPriority="-1769277592"/>
+    <w:lsdException w:name="Light List Accent 1" w:uiPriority="-1766949975"/>
+    <w:lsdException w:name="Light Grid Accent 1" w:uiPriority="-930576256"/>
+    <w:lsdException w:name="Medium Shading 1 Accent 1" w:uiPriority="-930576249"/>
+    <w:lsdException w:name="Medium Shading 2 Accent 1" w:uiPriority="-2000962674"/>
+    <w:lsdException w:name="Medium List 1 Accent 1" w:uiPriority="-2000898185"/>
     <w:lsdException w:name="Revision" w:semiHidden="1"/>
-    <w:lsdException w:name="List Paragraph" w:uiPriority="53909256" w:qFormat="1"/>
-    <w:lsdException w:name="Quote" w:uiPriority="-1731814291" w:qFormat="1"/>
-    <w:lsdException w:name="Intense Quote" w:uiPriority="1080136832" w:qFormat="1"/>
-    <w:lsdException w:name="Medium List 2 Accent 1" w:uiPriority="657458182"/>
-    <w:lsdException w:name="Medium Grid 1 Accent 1" w:uiPriority="657458183"/>
-    <w:lsdException w:name="Medium Grid 2 Accent 1" w:uiPriority="-1936811334"/>
-    <w:lsdException w:name="Medium Grid 3 Accent 1" w:uiPriority="-1936811159"/>
-    <w:lsdException w:name="Dark List Accent 1" w:uiPriority="1722801352"/>
-    <w:lsdException w:name="Colorful Shading Accent 1" w:uiPriority="1722801647"/>
-    <w:lsdException w:name="Colorful List Accent 1" w:uiPriority="-1176573840"/>
-    <w:lsdException w:name="Colorful Grid Accent 1" w:uiPriority="-1176573827"/>
-    <w:lsdException w:name="Light Shading Accent 2" w:uiPriority="-675680372"/>
-    <w:lsdException w:name="Light List Accent 2" w:uiPriority="-675647779"/>
-    <w:lsdException w:name="Light Grid Accent 2" w:uiPriority="-1808365274"/>
-    <w:lsdException w:name="Medium Shading 1 Accent 2" w:uiPriority="-1808365273"/>
-    <w:lsdException w:name="Medium Shading 2 Accent 2" w:uiPriority="-810897778"/>
-    <w:lsdException w:name="Medium List 1 Accent 2" w:uiPriority="-810895209"/>
-    <w:lsdException w:name="Medium List 2 Accent 2" w:uiPriority="657458182"/>
-    <w:lsdException w:name="Medium Grid 1 Accent 2" w:uiPriority="657458183"/>
-    <w:lsdException w:name="Medium Grid 2 Accent 2" w:uiPriority="-1936811334"/>
-    <w:lsdException w:name="Medium Grid 3 Accent 2" w:uiPriority="-1936811159"/>
-    <w:lsdException w:name="Dark List Accent 2" w:uiPriority="1722801352"/>
-    <w:lsdException w:name="Colorful Shading Accent 2" w:uiPriority="1722801647"/>
-    <w:lsdException w:name="Colorful List Accent 2" w:uiPriority="-1176573840"/>
-    <w:lsdException w:name="Colorful Grid Accent 2" w:uiPriority="-1176573827"/>
-    <w:lsdException w:name="Light Shading Accent 3" w:uiPriority="-675680372"/>
-    <w:lsdException w:name="Light List Accent 3" w:uiPriority="-675647779"/>
-    <w:lsdException w:name="Light Grid Accent 3" w:uiPriority="-1808365274"/>
-    <w:lsdException w:name="Medium Shading 1 Accent 3" w:uiPriority="-1808365273"/>
-    <w:lsdException w:name="Medium Shading 2 Accent 3" w:uiPriority="-810897778"/>
-    <w:lsdException w:name="Medium List 1 Accent 3" w:uiPriority="-810895209"/>
-    <w:lsdException w:name="Medium List 2 Accent 3" w:uiPriority="657458182"/>
-    <w:lsdException w:name="Medium Grid 1 Accent 3" w:uiPriority="657458183"/>
-    <w:lsdException w:name="Medium Grid 2 Accent 3" w:uiPriority="-1936811334"/>
-    <w:lsdException w:name="Medium Grid 3 Accent 3" w:uiPriority="-1936811159"/>
-    <w:lsdException w:name="Dark List Accent 3" w:uiPriority="1722801352"/>
-    <w:lsdException w:name="Colorful Shading Accent 3" w:uiPriority="1722801647"/>
-    <w:lsdException w:name="Colorful List Accent 3" w:uiPriority="-1176573840"/>
-    <w:lsdException w:name="Colorful Grid Accent 3" w:uiPriority="-1176573827"/>
-    <w:lsdException w:name="Light Shading Accent 4" w:uiPriority="-675680372"/>
-    <w:lsdException w:name="Light List Accent 4" w:uiPriority="-675647779"/>
-    <w:lsdException w:name="Light Grid Accent 4" w:uiPriority="-1808365274"/>
-    <w:lsdException w:name="Medium Shading 1 Accent 4" w:uiPriority="-1808365273"/>
-    <w:lsdException w:name="Medium Shading 2 Accent 4" w:uiPriority="-810897778"/>
-    <w:lsdException w:name="Medium List 1 Accent 4" w:uiPriority="-810895209"/>
-    <w:lsdException w:name="Medium List 2 Accent 4" w:uiPriority="657458182"/>
-    <w:lsdException w:name="Medium Grid 1 Accent 4" w:uiPriority="657458183"/>
-    <w:lsdException w:name="Medium Grid 2 Accent 4" w:uiPriority="-1936811334"/>
-    <w:lsdException w:name="Medium Grid 3 Accent 4" w:uiPriority="-1936811159"/>
-    <w:lsdException w:name="Dark List Accent 4" w:uiPriority="1722801352"/>
-    <w:lsdException w:name="Colorful Shading Accent 4" w:uiPriority="1722801647"/>
-    <w:lsdException w:name="Colorful List Accent 4" w:uiPriority="-1176573840"/>
-    <w:lsdException w:name="Colorful Grid Accent 4" w:uiPriority="-1176573827"/>
-    <w:lsdException w:name="Light Shading Accent 5" w:uiPriority="-675680372"/>
-    <w:lsdException w:name="Light List Accent 5" w:uiPriority="-675647779"/>
-    <w:lsdException w:name="Light Grid Accent 5" w:uiPriority="-1808365274"/>
-    <w:lsdException w:name="Medium Shading 1 Accent 5" w:uiPriority="-1808365273"/>
-    <w:lsdException w:name="Medium Shading 2 Accent 5" w:uiPriority="-810897778"/>
-    <w:lsdException w:name="Medium List 1 Accent 5" w:uiPriority="-810895209"/>
-    <w:lsdException w:name="Medium List 2 Accent 5" w:uiPriority="657458182"/>
-    <w:lsdException w:name="Medium Grid 1 Accent 5" w:uiPriority="657458183"/>
-    <w:lsdException w:name="Medium Grid 2 Accent 5" w:uiPriority="-1936811334"/>
-    <w:lsdException w:name="Medium Grid 3 Accent 5" w:uiPriority="-1936811159"/>
-    <w:lsdException w:name="Dark List Accent 5" w:uiPriority="1722801352"/>
-    <w:lsdException w:name="Colorful Shading Accent 5" w:uiPriority="1722801647"/>
-    <w:lsdException w:name="Colorful List Accent 5" w:uiPriority="-1176573840"/>
-    <w:lsdException w:name="Colorful Grid Accent 5" w:uiPriority="-1176573827"/>
-    <w:lsdException w:name="Light Shading Accent 6" w:uiPriority="-675680372"/>
-    <w:lsdException w:name="Light List Accent 6" w:uiPriority="-675647779"/>
-    <w:lsdException w:name="Light Grid Accent 6" w:uiPriority="-1808365274"/>
-    <w:lsdException w:name="Medium Shading 1 Accent 6" w:uiPriority="-1808365273"/>
-    <w:lsdException w:name="Medium Shading 2 Accent 6" w:uiPriority="-810897778"/>
-    <w:lsdException w:name="Medium List 1 Accent 6" w:uiPriority="-810895209"/>
-    <w:lsdException w:name="Medium List 2 Accent 6" w:uiPriority="657458182"/>
-    <w:lsdException w:name="Medium Grid 1 Accent 6" w:uiPriority="657458183"/>
-    <w:lsdException w:name="Medium Grid 2 Accent 6" w:uiPriority="-1936811334"/>
-    <w:lsdException w:name="Medium Grid 3 Accent 6" w:uiPriority="-1936811159"/>
-    <w:lsdException w:name="Dark List Accent 6" w:uiPriority="1722801352"/>
-    <w:lsdException w:name="Colorful Shading Accent 6" w:uiPriority="1722801647"/>
-    <w:lsdException w:name="Colorful List Accent 6" w:uiPriority="-1176573840"/>
-    <w:lsdException w:name="Colorful Grid Accent 6" w:uiPriority="-1176573827"/>
-    <w:lsdException w:name="Subtle Emphasis" w:uiPriority="-1888587875" w:qFormat="1"/>
-    <w:lsdException w:name="Intense Emphasis" w:uiPriority="1768958313" w:qFormat="1"/>
-    <w:lsdException w:name="Subtle Reference" w:uiPriority="1080136839" w:qFormat="1"/>
-    <w:lsdException w:name="Intense Reference" w:uiPriority="1750081608" w:qFormat="1"/>
-    <w:lsdException w:name="Book Title" w:uiPriority="1754628883" w:qFormat="1"/>
-    <w:lsdException w:name="Bibliography" w:semiHidden="1" w:uiPriority="122059029" w:unhideWhenUsed="1"/>
-    <w:lsdException w:name="TOC Heading" w:semiHidden="1" w:uiPriority="-2093801117" w:unhideWhenUsed="1" w:qFormat="1"/>
-    <w:lsdException w:name="Plain Table 1" w:uiPriority="-830554769"/>
-    <w:lsdException w:name="Plain Table 2" w:uiPriority="127300406"/>
-    <w:lsdException w:name="Plain Table 3" w:uiPriority="127300407"/>
-    <w:lsdException w:name="Plain Table 4" w:uiPriority="-673716546"/>
-    <w:lsdException w:name="Plain Table 5" w:uiPriority="-673716497"/>
-    <w:lsdException w:name="Grid Table Light" w:uiPriority="-830555172"/>
-    <w:lsdException w:name="Grid Table 1 Light" w:uiPriority="-1499502338"/>
-    <w:lsdException w:name="Grid Table 2" w:uiPriority="-1499502211"/>
-    <w:lsdException w:name="Grid Table 3" w:uiPriority="-2146211790"/>
-    <w:lsdException w:name="Grid Table 4" w:uiPriority="-2146211783"/>
-    <w:lsdException w:name="Grid Table 5 Dark" w:uiPriority="1342707208"/>
-    <w:lsdException w:name="Grid Table 6 Colorful" w:uiPriority="1415743619"/>
-    <w:lsdException w:name="Grid Table 7 Colorful" w:uiPriority="1401983574"/>
-    <w:lsdException w:name="Grid Table 1 Light Accent 1" w:uiPriority="-1499502338"/>
-    <w:lsdException w:name="Grid Table 2 Accent 1" w:uiPriority="-1499502211"/>
-    <w:lsdException w:name="Grid Table 3 Accent 1" w:uiPriority="-2146211790"/>
-    <w:lsdException w:name="Grid Table 4 Accent 1" w:uiPriority="-2146211783"/>
-    <w:lsdException w:name="Grid Table 5 Dark Accent 1" w:uiPriority="1342707208"/>
-    <w:lsdException w:name="Grid Table 6 Colorful Accent 1" w:uiPriority="1415743619"/>
-    <w:lsdException w:name="Grid Table 7 Colorful Accent 1" w:uiPriority="1401983574"/>
-    <w:lsdException w:name="Grid Table 1 Light Accent 2" w:uiPriority="-1499502338"/>
-    <w:lsdException w:name="Grid Table 2 Accent 2" w:uiPriority="-1499502211"/>
-    <w:lsdException w:name="Grid Table 3 Accent 2" w:uiPriority="-2146211790"/>
-    <w:lsdException w:name="Grid Table 4 Accent 2" w:uiPriority="-2146211783"/>
-    <w:lsdException w:name="Grid Table 5 Dark Accent 2" w:uiPriority="1342707208"/>
-    <w:lsdException w:name="Grid Table 6 Colorful Accent 2" w:uiPriority="1415743619"/>
-    <w:lsdException w:name="Grid Table 7 Colorful Accent 2" w:uiPriority="1401983574"/>
-    <w:lsdException w:name="Grid Table 1 Light Accent 3" w:uiPriority="-1499502338"/>
-    <w:lsdException w:name="Grid Table 2 Accent 3" w:uiPriority="-1499502211"/>
-    <w:lsdException w:name="Grid Table 3 Accent 3" w:uiPriority="-2146211790"/>
-    <w:lsdException w:name="Grid Table 4 Accent 3" w:uiPriority="-2146211783"/>
-    <w:lsdException w:name="Grid Table 5 Dark Accent 3" w:uiPriority="1342707208"/>
-    <w:lsdException w:name="Grid Table 6 Colorful Accent 3" w:uiPriority="1415743619"/>
-    <w:lsdException w:name="Grid Table 7 Colorful Accent 3" w:uiPriority="1401983574"/>
-    <w:lsdException w:name="Grid Table 1 Light Accent 4" w:uiPriority="-1499502338"/>
-    <w:lsdException w:name="Grid Table 2 Accent 4" w:uiPriority="-1499502211"/>
-    <w:lsdException w:name="Grid Table 3 Accent 4" w:uiPriority="-2146211790"/>
-    <w:lsdException w:name="Grid Table 4 Accent 4" w:uiPriority="-2146211783"/>
-    <w:lsdException w:name="Grid Table 5 Dark Accent 4" w:uiPriority="1342707208"/>
-    <w:lsdException w:name="Grid Table 6 Colorful Accent 4" w:uiPriority="1415743619"/>
-    <w:lsdException w:name="Grid Table 7 Colorful Accent 4" w:uiPriority="1401983574"/>
-    <w:lsdException w:name="Grid Table 1 Light Accent 5" w:uiPriority="-1499502338"/>
-    <w:lsdException w:name="Grid Table 2 Accent 5" w:uiPriority="-1499502211"/>
-    <w:lsdException w:name="Grid Table 3 Accent 5" w:uiPriority="-2146211790"/>
-    <w:lsdException w:name="Grid Table 4 Accent 5" w:uiPriority="-2146211783"/>
-    <w:lsdException w:name="Grid Table 5 Dark Accent 5" w:uiPriority="1342707208"/>
-    <w:lsdException w:name="Grid Table 6 Colorful Accent 5" w:uiPriority="1415743619"/>
-    <w:lsdException w:name="Grid Table 7 Colorful Accent 5" w:uiPriority="1401983574"/>
-    <w:lsdException w:name="Grid Table 1 Light Accent 6" w:uiPriority="-1499502338"/>
-    <w:lsdException w:name="Grid Table 2 Accent 6" w:uiPriority="-1499502211"/>
-    <w:lsdException w:name="Grid Table 3 Accent 6" w:uiPriority="-2146211790"/>
-    <w:lsdException w:name="Grid Table 4 Accent 6" w:uiPriority="-2146211783"/>
-    <w:lsdException w:name="Grid Table 5 Dark Accent 6" w:uiPriority="1342707208"/>
-    <w:lsdException w:name="Grid Table 6 Colorful Accent 6" w:uiPriority="1415743619"/>
-    <w:lsdException w:name="Grid Table 7 Colorful Accent 6" w:uiPriority="1401983574"/>
-    <w:lsdException w:name="List Table 1 Light" w:uiPriority="-1499502338"/>
-    <w:lsdException w:name="List Table 2" w:uiPriority="-1499502211"/>
-    <w:lsdException w:name="List Table 3" w:uiPriority="-2146211790"/>
-    <w:lsdException w:name="List Table 4" w:uiPriority="-2146211783"/>
-    <w:lsdException w:name="List Table 5 Dark" w:uiPriority="1342707208"/>
-    <w:lsdException w:name="List Table 6 Colorful" w:uiPriority="1415743619"/>
-    <w:lsdException w:name="List Table 7 Colorful" w:uiPriority="1401983574"/>
-    <w:lsdException w:name="List Table 1 Light Accent 1" w:uiPriority="-1499502338"/>
-    <w:lsdException w:name="List Table 2 Accent 1" w:uiPriority="-1499502211"/>
-    <w:lsdException w:name="List Table 3 Accent 1" w:uiPriority="-2146211790"/>
-    <w:lsdException w:name="List Table 4 Accent 1" w:uiPriority="-2146211783"/>
-    <w:lsdException w:name="List Table 5 Dark Accent 1" w:uiPriority="1342707208"/>
-    <w:lsdException w:name="List Table 6 Colorful Accent 1" w:uiPriority="1415743619"/>
-    <w:lsdException w:name="List Table 7 Colorful Accent 1" w:uiPriority="1401983574"/>
-    <w:lsdException w:name="List Table 1 Light Accent 2" w:uiPriority="-1499502338"/>
-    <w:lsdException w:name="List Table 2 Accent 2" w:uiPriority="-1499502211"/>
-    <w:lsdException w:name="List Table 3 Accent 2" w:uiPriority="-2146211790"/>
-    <w:lsdException w:name="List Table 4 Accent 2" w:uiPriority="-2146211783"/>
-    <w:lsdException w:name="List Table 5 Dark Accent 2" w:uiPriority="1342707208"/>
-    <w:lsdException w:name="List Table 6 Colorful Accent 2" w:uiPriority="1415743619"/>
-    <w:lsdException w:name="List Table 7 Colorful Accent 2" w:uiPriority="1401983574"/>
-    <w:lsdException w:name="List Table 1 Light Accent 3" w:uiPriority="-1499502338"/>
-    <w:lsdException w:name="List Table 2 Accent 3" w:uiPriority="-1499502211"/>
-    <w:lsdException w:name="List Table 3 Accent 3" w:uiPriority="-2146211790"/>
-    <w:lsdException w:name="List Table 4 Accent 3" w:uiPriority="-2146211783"/>
-    <w:lsdException w:name="List Table 5 Dark Accent 3" w:uiPriority="1342707208"/>
-    <w:lsdException w:name="List Table 6 Colorful Accent 3" w:uiPriority="1415743619"/>
-    <w:lsdException w:name="List Table 7 Colorful Accent 3" w:uiPriority="1401983574"/>
-    <w:lsdException w:name="List Table 1 Light Accent 4" w:uiPriority="-1499502338"/>
-    <w:lsdException w:name="List Table 2 Accent 4" w:uiPriority="-1499502211"/>
-    <w:lsdException w:name="List Table 3 Accent 4" w:uiPriority="-2146211790"/>
-    <w:lsdException w:name="List Table 4 Accent 4" w:uiPriority="-2146211783"/>
-    <w:lsdException w:name="List Table 5 Dark Accent 4" w:uiPriority="1342707208"/>
-    <w:lsdException w:name="List Table 6 Colorful Accent 4" w:uiPriority="1415743619"/>
-    <w:lsdException w:name="List Table 7 Colorful Accent 4" w:uiPriority="1401983574"/>
-    <w:lsdException w:name="List Table 1 Light Accent 5" w:uiPriority="-1499502338"/>
-    <w:lsdException w:name="List Table 2 Accent 5" w:uiPriority="-1499502211"/>
-    <w:lsdException w:name="List Table 3 Accent 5" w:uiPriority="-2146211790"/>
-    <w:lsdException w:name="List Table 4 Accent 5" w:uiPriority="-2146211783"/>
-    <w:lsdException w:name="List Table 5 Dark Accent 5" w:uiPriority="1342707208"/>
-    <w:lsdException w:name="List Table 6 Colorful Accent 5" w:uiPriority="1415743619"/>
-    <w:lsdException w:name="List Table 7 Colorful Accent 5" w:uiPriority="1401983574"/>
-    <w:lsdException w:name="List Table 1 Light Accent 6" w:uiPriority="-1499502338"/>
-    <w:lsdException w:name="List Table 2 Accent 6" w:uiPriority="-1499502211"/>
-    <w:lsdException w:name="List Table 3 Accent 6" w:uiPriority="-2146211790"/>
-    <w:lsdException w:name="List Table 4 Accent 6" w:uiPriority="-2146211783"/>
-    <w:lsdException w:name="List Table 5 Dark Accent 6" w:uiPriority="1342707208"/>
-    <w:lsdException w:name="List Table 6 Colorful Accent 6" w:uiPriority="1415743619"/>
-    <w:lsdException w:name="List Table 7 Colorful Accent 6" w:uiPriority="1401983574"/>
+    <w:lsdException w:name="List Paragraph" w:uiPriority="26752372" w:qFormat="1"/>
+    <w:lsdException w:name="Quote" w:uiPriority="-810895209" w:qFormat="1"/>
+    <w:lsdException w:name="Intense Quote" w:uiPriority="-1176573840" w:qFormat="1"/>
+    <w:lsdException w:name="Medium List 2 Accent 1" w:uiPriority="1679239472"/>
+    <w:lsdException w:name="Medium Grid 1 Accent 1" w:uiPriority="1679239473"/>
+    <w:lsdException w:name="Medium Grid 2 Accent 1" w:uiPriority="-339904292"/>
+    <w:lsdException w:name="Medium Grid 3 Accent 1" w:uiPriority="-339903049"/>
+    <w:lsdException w:name="Dark List Accent 1" w:uiPriority="2021755032"/>
+    <w:lsdException w:name="Colorful Shading Accent 1" w:uiPriority="2021758549"/>
+    <w:lsdException w:name="Colorful List Accent 1" w:uiPriority="2059242208"/>
+    <w:lsdException w:name="Colorful Grid Accent 1" w:uiPriority="2059242347"/>
+    <w:lsdException w:name="Light Shading Accent 2" w:uiPriority="-1769277592"/>
+    <w:lsdException w:name="Light List Accent 2" w:uiPriority="-1766949975"/>
+    <w:lsdException w:name="Light Grid Accent 2" w:uiPriority="-930576256"/>
+    <w:lsdException w:name="Medium Shading 1 Accent 2" w:uiPriority="-930576249"/>
+    <w:lsdException w:name="Medium Shading 2 Accent 2" w:uiPriority="-2000962674"/>
+    <w:lsdException w:name="Medium List 1 Accent 2" w:uiPriority="-2000898185"/>
+    <w:lsdException w:name="Medium List 2 Accent 2" w:uiPriority="1679239472"/>
+    <w:lsdException w:name="Medium Grid 1 Accent 2" w:uiPriority="1679239473"/>
+    <w:lsdException w:name="Medium Grid 2 Accent 2" w:uiPriority="-339904292"/>
+    <w:lsdException w:name="Medium Grid 3 Accent 2" w:uiPriority="-339903049"/>
+    <w:lsdException w:name="Dark List Accent 2" w:uiPriority="2021755032"/>
+    <w:lsdException w:name="Colorful Shading Accent 2" w:uiPriority="2021758549"/>
+    <w:lsdException w:name="Colorful List Accent 2" w:uiPriority="2059242208"/>
+    <w:lsdException w:name="Colorful Grid Accent 2" w:uiPriority="2059242347"/>
+    <w:lsdException w:name="Light Shading Accent 3" w:uiPriority="-1769277592"/>
+    <w:lsdException w:name="Light List Accent 3" w:uiPriority="-1766949975"/>
+    <w:lsdException w:name="Light Grid Accent 3" w:uiPriority="-930576256"/>
+    <w:lsdException w:name="Medium Shading 1 Accent 3" w:uiPriority="-930576249"/>
+    <w:lsdException w:name="Medium Shading 2 Accent 3" w:uiPriority="-2000962674"/>
+    <w:lsdException w:name="Medium List 1 Accent 3" w:uiPriority="-2000898185"/>
+    <w:lsdException w:name="Medium List 2 Accent 3" w:uiPriority="1679239472"/>
+    <w:lsdException w:name="Medium Grid 1 Accent 3" w:uiPriority="1679239473"/>
+    <w:lsdException w:name="Medium Grid 2 Accent 3" w:uiPriority="-339904292"/>
+    <w:lsdException w:name="Medium Grid 3 Accent 3" w:uiPriority="-339903049"/>
+    <w:lsdException w:name="Dark List Accent 3" w:uiPriority="2021755032"/>
+    <w:lsdException w:name="Colorful Shading Accent 3" w:uiPriority="2021758549"/>
+    <w:lsdException w:name="Colorful List Accent 3" w:uiPriority="2059242208"/>
+    <w:lsdException w:name="Colorful Grid Accent 3" w:uiPriority="2059242347"/>
+    <w:lsdException w:name="Light Shading Accent 4" w:uiPriority="-1769277592"/>
+    <w:lsdException w:name="Light List Accent 4" w:uiPriority="-1766949975"/>
+    <w:lsdException w:name="Light Grid Accent 4" w:uiPriority="-930576256"/>
+    <w:lsdException w:name="Medium Shading 1 Accent 4" w:uiPriority="-930576249"/>
+    <w:lsdException w:name="Medium Shading 2 Accent 4" w:uiPriority="-2000962674"/>
+    <w:lsdException w:name="Medium List 1 Accent 4" w:uiPriority="-2000898185"/>
+    <w:lsdException w:name="Medium List 2 Accent 4" w:uiPriority="1679239472"/>
+    <w:lsdException w:name="Medium Grid 1 Accent 4" w:uiPriority="1679239473"/>
+    <w:lsdException w:name="Medium Grid 2 Accent 4" w:uiPriority="-339904292"/>
+    <w:lsdException w:name="Medium Grid 3 Accent 4" w:uiPriority="-339903049"/>
+    <w:lsdException w:name="Dark List Accent 4" w:uiPriority="2021755032"/>
+    <w:lsdException w:name="Colorful Shading Accent 4" w:uiPriority="2021758549"/>
+    <w:lsdException w:name="Colorful List Accent 4" w:uiPriority="2059242208"/>
+    <w:lsdException w:name="Colorful Grid Accent 4" w:uiPriority="2059242347"/>
+    <w:lsdException w:name="Light Shading Accent 5" w:uiPriority="-1769277592"/>
+    <w:lsdException w:name="Light List Accent 5" w:uiPriority="-1766949975"/>
+    <w:lsdException w:name="Light Grid Accent 5" w:uiPriority="-930576256"/>
+    <w:lsdException w:name="Medium Shading 1 Accent 5" w:uiPriority="-930576249"/>
+    <w:lsdException w:name="Medium Shading 2 Accent 5" w:uiPriority="-2000962674"/>
+    <w:lsdException w:name="Medium List 1 Accent 5" w:uiPriority="-2000898185"/>
+    <w:lsdException w:name="Medium List 2 Accent 5" w:uiPriority="1679239472"/>
+    <w:lsdException w:name="Medium Grid 1 Accent 5" w:uiPriority="1679239473"/>
+    <w:lsdException w:name="Medium Grid 2 Accent 5" w:uiPriority="-339904292"/>
+    <w:lsdException w:name="Medium Grid 3 Accent 5" w:uiPriority="-339903049"/>
+    <w:lsdException w:name="Dark List Accent 5" w:uiPriority="2021755032"/>
+    <w:lsdException w:name="Colorful Shading Accent 5" w:uiPriority="2021758549"/>
+    <w:lsdException w:name="Colorful List Accent 5" w:uiPriority="2059242208"/>
+    <w:lsdException w:name="Colorful Grid Accent 5" w:uiPriority="2059242347"/>
+    <w:lsdException w:name="Light Shading Accent 6" w:uiPriority="-1769277592"/>
+    <w:lsdException w:name="Light List Accent 6" w:uiPriority="-1766949975"/>
+    <w:lsdException w:name="Light Grid Accent 6" w:uiPriority="-930576256"/>
+    <w:lsdException w:name="Medium Shading 1 Accent 6" w:uiPriority="-930576249"/>
+    <w:lsdException w:name="Medium Shading 2 Accent 6" w:uiPriority="-2000962674"/>
+    <w:lsdException w:name="Medium List 1 Accent 6" w:uiPriority="-2000898185"/>
+    <w:lsdException w:name="Medium List 2 Accent 6" w:uiPriority="1679239472"/>
+    <w:lsdException w:name="Medium Grid 1 Accent 6" w:uiPriority="1679239473"/>
+    <w:lsdException w:name="Medium Grid 2 Accent 6" w:uiPriority="-339904292"/>
+    <w:lsdException w:name="Medium Grid 3 Accent 6" w:uiPriority="-339903049"/>
+    <w:lsdException w:name="Dark List Accent 6" w:uiPriority="2021755032"/>
+    <w:lsdException w:name="Colorful Shading Accent 6" w:uiPriority="2021758549"/>
+    <w:lsdException w:name="Colorful List Accent 6" w:uiPriority="2059242208"/>
+    <w:lsdException w:name="Colorful Grid Accent 6" w:uiPriority="2059242347"/>
+    <w:lsdException w:name="Subtle Emphasis" w:uiPriority="122059029" w:qFormat="1"/>
+    <w:lsdException w:name="Intense Emphasis" w:uiPriority="1415743619" w:qFormat="1"/>
+    <w:lsdException w:name="Subtle Reference" w:uiPriority="-1176573827" w:qFormat="1"/>
+    <w:lsdException w:name="Intense Reference" w:uiPriority="1114665480" w:qFormat="1"/>
+    <w:lsdException w:name="Book Title" w:uiPriority="359937561" w:qFormat="1"/>
+    <w:lsdException w:name="Bibliography" w:semiHidden="1" w:uiPriority="1886951721" w:unhideWhenUsed="1"/>
+    <w:lsdException w:name="TOC Heading" w:semiHidden="1" w:uiPriority="540161377" w:unhideWhenUsed="1" w:qFormat="1"/>
+    <w:lsdException w:name="Plain Table 1" w:uiPriority="-277434889"/>
+    <w:lsdException w:name="Plain Table 2" w:uiPriority="1464172930"/>
+    <w:lsdException w:name="Plain Table 3" w:uiPriority="1464172931"/>
+    <w:lsdException w:name="Plain Table 4" w:uiPriority="-914428724"/>
+    <w:lsdException w:name="Plain Table 5" w:uiPriority="-914428249"/>
+    <w:lsdException w:name="Grid Table Light" w:uiPriority="-277444472"/>
+    <w:lsdException w:name="Grid Table 1 Light" w:uiPriority="578818898"/>
+    <w:lsdException w:name="Grid Table 2" w:uiPriority="578819655"/>
+    <w:lsdException w:name="Grid Table 3" w:uiPriority="-1985427520"/>
+    <w:lsdException w:name="Grid Table 4" w:uiPriority="-1985427495"/>
+    <w:lsdException w:name="Grid Table 5 Dark" w:uiPriority="342250624"/>
+    <w:lsdException w:name="Grid Table 6 Colorful" w:uiPriority="1502836065"/>
+    <w:lsdException w:name="Grid Table 7 Colorful" w:uiPriority="645210994"/>
+    <w:lsdException w:name="Grid Table 1 Light Accent 1" w:uiPriority="578818898"/>
+    <w:lsdException w:name="Grid Table 2 Accent 1" w:uiPriority="578819655"/>
+    <w:lsdException w:name="Grid Table 3 Accent 1" w:uiPriority="-1985427520"/>
+    <w:lsdException w:name="Grid Table 4 Accent 1" w:uiPriority="-1985427495"/>
+    <w:lsdException w:name="Grid Table 5 Dark Accent 1" w:uiPriority="342250624"/>
+    <w:lsdException w:name="Grid Table 6 Colorful Accent 1" w:uiPriority="1502836065"/>
+    <w:lsdException w:name="Grid Table 7 Colorful Accent 1" w:uiPriority="645210994"/>
+    <w:lsdException w:name="Grid Table 1 Light Accent 2" w:uiPriority="578818898"/>
+    <w:lsdException w:name="Grid Table 2 Accent 2" w:uiPriority="578819655"/>
+    <w:lsdException w:name="Grid Table 3 Accent 2" w:uiPriority="-1985427520"/>
+    <w:lsdException w:name="Grid Table 4 Accent 2" w:uiPriority="-1985427495"/>
+    <w:lsdException w:name="Grid Table 5 Dark Accent 2" w:uiPriority="342250624"/>
+    <w:lsdException w:name="Grid Table 6 Colorful Accent 2" w:uiPriority="1502836065"/>
+    <w:lsdException w:name="Grid Table 7 Colorful Accent 2" w:uiPriority="645210994"/>
+    <w:lsdException w:name="Grid Table 1 Light Accent 3" w:uiPriority="578818898"/>
+    <w:lsdException w:name="Grid Table 2 Accent 3" w:uiPriority="578819655"/>
+    <w:lsdException w:name="Grid Table 3 Accent 3" w:uiPriority="-1985427520"/>
+    <w:lsdException w:name="Grid Table 4 Accent 3" w:uiPriority="-1985427495"/>
+    <w:lsdException w:name="Grid Table 5 Dark Accent 3" w:uiPriority="342250624"/>
+    <w:lsdException w:name="Grid Table 6 Colorful Accent 3" w:uiPriority="1502836065"/>
+    <w:lsdException w:name="Grid Table 7 Colorful Accent 3" w:uiPriority="645210994"/>
+    <w:lsdException w:name="Grid Table 1 Light Accent 4" w:uiPriority="578818898"/>
+    <w:lsdException w:name="Grid Table 2 Accent 4" w:uiPriority="578819655"/>
+    <w:lsdException w:name="Grid Table 3 Accent 4" w:uiPriority="-1985427520"/>
+    <w:lsdException w:name="Grid Table 4 Accent 4" w:uiPriority="-1985427495"/>
+    <w:lsdException w:name="Grid Table 5 Dark Accent 4" w:uiPriority="342250624"/>
+    <w:lsdException w:name="Grid Table 6 Colorful Accent 4" w:uiPriority="1502836065"/>
+    <w:lsdException w:name="Grid Table 7 Colorful Accent 4" w:uiPriority="645210994"/>
+    <w:lsdException w:name="Grid Table 1 Light Accent 5" w:uiPriority="578818898"/>
+    <w:lsdException w:name="Grid Table 2 Accent 5" w:uiPriority="578819655"/>
+    <w:lsdException w:name="Grid Table 3 Accent 5" w:uiPriority="-1985427520"/>
+    <w:lsdException w:name="Grid Table 4 Accent 5" w:uiPriority="-1985427495"/>
+    <w:lsdException w:name="Grid Table 5 Dark Accent 5" w:uiPriority="342250624"/>
+    <w:lsdException w:name="Grid Table 6 Colorful Accent 5" w:uiPriority="1502836065"/>
+    <w:lsdException w:name="Grid Table 7 Colorful Accent 5" w:uiPriority="645210994"/>
+    <w:lsdException w:name="Grid Table 1 Light Accent 6" w:uiPriority="578818898"/>
+    <w:lsdException w:name="Grid Table 2 Accent 6" w:uiPriority="578819655"/>
+    <w:lsdException w:name="Grid Table 3 Accent 6" w:uiPriority="-1985427520"/>
+    <w:lsdException w:name="Grid Table 4 Accent 6" w:uiPriority="-1985427495"/>
+    <w:lsdException w:name="Grid Table 5 Dark Accent 6" w:uiPriority="342250624"/>
+    <w:lsdException w:name="Grid Table 6 Colorful Accent 6" w:uiPriority="1502836065"/>
+    <w:lsdException w:name="Grid Table 7 Colorful Accent 6" w:uiPriority="645210994"/>
+    <w:lsdException w:name="List Table 1 Light" w:uiPriority="578818898"/>
+    <w:lsdException w:name="List Table 2" w:uiPriority="578819655"/>
+    <w:lsdException w:name="List Table 3" w:uiPriority="-1985427520"/>
+    <w:lsdException w:name="List Table 4" w:uiPriority="-1985427495"/>
+    <w:lsdException w:name="List Table 5 Dark" w:uiPriority="342250624"/>
+    <w:lsdException w:name="List Table 6 Colorful" w:uiPriority="1502836065"/>
+    <w:lsdException w:name="List Table 7 Colorful" w:uiPriority="645210994"/>
+    <w:lsdException w:name="List Table 1 Light Accent 1" w:uiPriority="578818898"/>
+    <w:lsdException w:name="List Table 2 Accent 1" w:uiPriority="578819655"/>
+    <w:lsdException w:name="List Table 3 Accent 1" w:uiPriority="-1985427520"/>
+    <w:lsdException w:name="List Table 4 Accent 1" w:uiPriority="-1985427495"/>
+    <w:lsdException w:name="List Table 5 Dark Accent 1" w:uiPriority="342250624"/>
+    <w:lsdException w:name="List Table 6 Colorful Accent 1" w:uiPriority="1502836065"/>
+    <w:lsdException w:name="List Table 7 Colorful Accent 1" w:uiPriority="645210994"/>
+    <w:lsdException w:name="List Table 1 Light Accent 2" w:uiPriority="578818898"/>
+    <w:lsdException w:name="List Table 2 Accent 2" w:uiPriority="578819655"/>
+    <w:lsdException w:name="List Table 3 Accent 2" w:uiPriority="-1985427520"/>
+    <w:lsdException w:name="List Table 4 Accent 2" w:uiPriority="-1985427495"/>
+    <w:lsdException w:name="List Table 5 Dark Accent 2" w:uiPriority="342250624"/>
+    <w:lsdException w:name="List Table 6 Colorful Accent 2" w:uiPriority="1502836065"/>
+    <w:lsdException w:name="List Table 7 Colorful Accent 2" w:uiPriority="645210994"/>
+    <w:lsdException w:name="List Table 1 Light Accent 3" w:uiPriority="578818898"/>
+    <w:lsdException w:name="List Table 2 Accent 3" w:uiPriority="578819655"/>
+    <w:lsdException w:name="List Table 3 Accent 3" w:uiPriority="-1985427520"/>
+    <w:lsdException w:name="List Table 4 Accent 3" w:uiPriority="-1985427495"/>
+    <w:lsdException w:name="List Table 5 Dark Accent 3" w:uiPriority="342250624"/>
+    <w:lsdException w:name="List Table 6 Colorful Accent 3" w:uiPriority="1502836065"/>
+    <w:lsdException w:name="List Table 7 Colorful Accent 3" w:uiPriority="645210994"/>
+    <w:lsdException w:name="List Table 1 Light Accent 4" w:uiPriority="578818898"/>
+    <w:lsdException w:name="List Table 2 Accent 4" w:uiPriority="578819655"/>
+    <w:lsdException w:name="List Table 3 Accent 4" w:uiPriority="-1985427520"/>
+    <w:lsdException w:name="List Table 4 Accent 4" w:uiPriority="-1985427495"/>
+    <w:lsdException w:name="List Table 5 Dark Accent 4" w:uiPriority="342250624"/>
+    <w:lsdException w:name="List Table 6 Colorful Accent 4" w:uiPriority="1502836065"/>
+    <w:lsdException w:name="List Table 7 Colorful Accent 4" w:uiPriority="645210994"/>
+    <w:lsdException w:name="List Table 1 Light Accent 5" w:uiPriority="578818898"/>
+    <w:lsdException w:name="List Table 2 Accent 5" w:uiPriority="578819655"/>
+    <w:lsdException w:name="List Table 3 Accent 5" w:uiPriority="-1985427520"/>
+    <w:lsdException w:name="List Table 4 Accent 5" w:uiPriority="-1985427495"/>
+    <w:lsdException w:name="List Table 5 Dark Accent 5" w:uiPriority="342250624"/>
+    <w:lsdException w:name="List Table 6 Colorful Accent 5" w:uiPriority="1502836065"/>
+    <w:lsdException w:name="List Table 7 Colorful Accent 5" w:uiPriority="645210994"/>
+    <w:lsdException w:name="List Table 1 Light Accent 6" w:uiPriority="578818898"/>
+    <w:lsdException w:name="List Table 2 Accent 6" w:uiPriority="578819655"/>
+    <w:lsdException w:name="List Table 3 Accent 6" w:uiPriority="-1985427520"/>
+    <w:lsdException w:name="List Table 4 Accent 6" w:uiPriority="-1985427495"/>
+    <w:lsdException w:name="List Table 5 Dark Accent 6" w:uiPriority="342250624"/>
+    <w:lsdException w:name="List Table 6 Colorful Accent 6" w:uiPriority="1502836065"/>
+    <w:lsdException w:name="List Table 7 Colorful Accent 6" w:uiPriority="645210994"/>
   </w:latentStyles>
   <w:style w:type="paragraph" w:default="1" w:styleId="a2">
     <w:name w:val="Normal"/>

--- a/projects/toyos_project/toy_os2.docx
+++ b/projects/toyos_project/toy_os2.docx
@@ -11852,7 +11852,19 @@
           <w:szCs w:val="26"/>
           <w:rtl w:val="off"/>
         </w:rPr>
-        <w:t>그 다음 목표는 이제 화면이 가득 찬 상태에서 맨 아래에 명령어를 실행하면 현재는 화면이 깨지는데 깨지지 않고 맨 아래 줄이 비워지고 모든 줄이 한 칸 위로 올라가는 스</w:t>
+        <w:t xml:space="preserve">그 다음 목표는 이제 화면이 가득 찬 상태에서 맨 아래에 명령어를 실행하면 현재는 화면이 깨지는데 깨지지 않고 맨 아래 줄이 비워지고 모든 줄이 한 칸 위로 올라가는 </w:t>
+      </w:r>
+      <w:r>
+        <w:rPr>
+          <w:lang w:eastAsia="ko-KR"/>
+          <w:rFonts w:hint="eastAsia"/>
+          <w:b/>
+          <w:bCs/>
+          <w:sz w:val="26"/>
+          <w:szCs w:val="26"/>
+          <w:rtl w:val="off"/>
+        </w:rPr>
+        <w:t>스</w:t>
       </w:r>
       <w:r>
         <w:rPr>
@@ -13466,7 +13478,19 @@
           <w:szCs w:val="26"/>
           <w:rtl w:val="off"/>
         </w:rPr>
-        <w:t>이렇게 권</w:t>
+        <w:t>이렇게</w:t>
+      </w:r>
+      <w:r>
+        <w:rPr>
+          <w:lang w:eastAsia="ko-KR"/>
+          <w:rFonts w:hint="eastAsia"/>
+          <w:b/>
+          <w:bCs/>
+          <w:sz w:val="26"/>
+          <w:szCs w:val="26"/>
+          <w:rtl w:val="off"/>
+        </w:rPr>
+        <w:t xml:space="preserve"> 권</w:t>
       </w:r>
       <w:r>
         <w:rPr>
@@ -14883,20 +14907,6 @@
         </w:rPr>
         <w:t>데이터 역시 9A가 92가 되는 것 말곤 차이가 없기 때문에 dq 0x00CF92000000FFFF와 같이 적으면 된다.</w:t>
       </w:r>
-    </w:p>
-    <w:p>
-      <w:pPr>
-        <w:jc w:val="left"/>
-        <w:rPr>
-          <w:lang w:eastAsia="ko-KR"/>
-          <w:rFonts w:hint="eastAsia"/>
-          <w:b w:val="0"/>
-          <w:bCs w:val="0"/>
-          <w:sz w:val="26"/>
-          <w:szCs w:val="26"/>
-          <w:rtl w:val="off"/>
-        </w:rPr>
-      </w:pPr>
     </w:p>
     <w:p>
       <w:pPr>
@@ -18013,6 +18023,23 @@
         </w:tabs>
         <w:rPr>
           <w:lang w:eastAsia="ko-KR"/>
+          <w:rFonts/>
+          <w:b w:val="0"/>
+          <w:bCs w:val="0"/>
+          <w:sz w:val="26"/>
+          <w:szCs w:val="26"/>
+          <w:rtl w:val="off"/>
+        </w:rPr>
+      </w:pPr>
+    </w:p>
+    <w:p>
+      <w:pPr>
+        <w:jc w:val="left"/>
+        <w:tabs>
+          <w:tab w:val="left" w:pos="7892"/>
+        </w:tabs>
+        <w:rPr>
+          <w:lang w:eastAsia="ko-KR"/>
           <w:rFonts w:hint="eastAsia"/>
           <w:b w:val="0"/>
           <w:bCs w:val="0"/>
@@ -22429,7 +22456,649 @@
           <w:szCs w:val="26"/>
           <w:rtl w:val="off"/>
         </w:rPr>
-        <w:t xml:space="preserve">그 다음으로 할 일은 </w:t>
+        <w:t>이제 입출력을 내보내고 받는 함수를 어셈블리어로 만들어 c를 통해서 접근할 수 있게 되었으니 그 다음은 바로 이러한 입출력 함수를 이용해서 키보드를 커널 레벨에 구현해보려고 한다.</w:t>
+      </w:r>
+    </w:p>
+    <w:p>
+      <w:pPr>
+        <w:jc w:val="left"/>
+        <w:tabs>
+          <w:tab w:val="left" w:pos="7892"/>
+        </w:tabs>
+        <w:rPr>
+          <w:lang w:eastAsia="ko-KR"/>
+          <w:rFonts w:hint="eastAsia"/>
+          <w:b w:val="0"/>
+          <w:bCs w:val="0"/>
+          <w:sz w:val="26"/>
+          <w:szCs w:val="26"/>
+          <w:rtl w:val="off"/>
+        </w:rPr>
+      </w:pPr>
+      <w:r>
+        <w:rPr>
+          <w:lang w:eastAsia="ko-KR"/>
+          <w:rFonts w:hint="eastAsia"/>
+          <w:b w:val="0"/>
+          <w:bCs w:val="0"/>
+          <w:sz w:val="26"/>
+          <w:szCs w:val="26"/>
+          <w:rtl w:val="off"/>
+        </w:rPr>
+        <w:t>void keyboard_handler(void)</w:t>
+      </w:r>
+    </w:p>
+    <w:p>
+      <w:pPr>
+        <w:jc w:val="left"/>
+        <w:tabs>
+          <w:tab w:val="left" w:pos="7892"/>
+        </w:tabs>
+        <w:rPr>
+          <w:lang w:eastAsia="ko-KR"/>
+          <w:rFonts w:hint="eastAsia"/>
+          <w:b w:val="0"/>
+          <w:bCs w:val="0"/>
+          <w:sz w:val="26"/>
+          <w:szCs w:val="26"/>
+          <w:rtl w:val="off"/>
+        </w:rPr>
+      </w:pPr>
+      <w:r>
+        <w:rPr>
+          <w:lang w:eastAsia="ko-KR"/>
+          <w:rFonts w:hint="eastAsia"/>
+          <w:b w:val="0"/>
+          <w:bCs w:val="0"/>
+          <w:sz w:val="26"/>
+          <w:szCs w:val="26"/>
+          <w:rtl w:val="off"/>
+        </w:rPr>
+        <w:t>{</w:t>
+      </w:r>
+    </w:p>
+    <w:p>
+      <w:pPr>
+        <w:jc w:val="left"/>
+        <w:tabs>
+          <w:tab w:val="left" w:pos="7892"/>
+        </w:tabs>
+        <w:rPr>
+          <w:lang w:eastAsia="ko-KR"/>
+          <w:rFonts w:hint="eastAsia"/>
+          <w:b w:val="0"/>
+          <w:bCs w:val="0"/>
+          <w:sz w:val="26"/>
+          <w:szCs w:val="26"/>
+          <w:rtl w:val="off"/>
+        </w:rPr>
+      </w:pPr>
+      <w:r>
+        <w:rPr>
+          <w:lang w:eastAsia="ko-KR"/>
+          <w:rFonts w:hint="eastAsia"/>
+          <w:b w:val="0"/>
+          <w:bCs w:val="0"/>
+          <w:sz w:val="26"/>
+          <w:szCs w:val="26"/>
+          <w:rtl w:val="off"/>
+        </w:rPr>
+        <w:t xml:space="preserve">    unsigned char scancode = inb(0x60);</w:t>
+      </w:r>
+    </w:p>
+    <w:p>
+      <w:pPr>
+        <w:jc w:val="left"/>
+        <w:tabs>
+          <w:tab w:val="left" w:pos="7892"/>
+        </w:tabs>
+        <w:rPr>
+          <w:lang w:eastAsia="ko-KR"/>
+          <w:rFonts w:hint="eastAsia"/>
+          <w:b w:val="0"/>
+          <w:bCs w:val="0"/>
+          <w:sz w:val="26"/>
+          <w:szCs w:val="26"/>
+          <w:rtl w:val="off"/>
+        </w:rPr>
+      </w:pPr>
+    </w:p>
+    <w:p>
+      <w:pPr>
+        <w:jc w:val="left"/>
+        <w:tabs>
+          <w:tab w:val="left" w:pos="7892"/>
+        </w:tabs>
+        <w:rPr>
+          <w:lang w:eastAsia="ko-KR"/>
+          <w:rFonts w:hint="eastAsia"/>
+          <w:b w:val="0"/>
+          <w:bCs w:val="0"/>
+          <w:sz w:val="26"/>
+          <w:szCs w:val="26"/>
+          <w:rtl w:val="off"/>
+        </w:rPr>
+      </w:pPr>
+      <w:r>
+        <w:rPr>
+          <w:lang w:eastAsia="ko-KR"/>
+          <w:rFonts w:hint="eastAsia"/>
+          <w:b w:val="0"/>
+          <w:bCs w:val="0"/>
+          <w:sz w:val="26"/>
+          <w:szCs w:val="26"/>
+          <w:rtl w:val="off"/>
+        </w:rPr>
+        <w:t xml:space="preserve">    put_char('K');</w:t>
+      </w:r>
+    </w:p>
+    <w:p>
+      <w:pPr>
+        <w:jc w:val="left"/>
+        <w:tabs>
+          <w:tab w:val="left" w:pos="7892"/>
+        </w:tabs>
+        <w:rPr>
+          <w:lang w:eastAsia="ko-KR"/>
+          <w:rFonts w:hint="eastAsia"/>
+          <w:b w:val="0"/>
+          <w:bCs w:val="0"/>
+          <w:sz w:val="26"/>
+          <w:szCs w:val="26"/>
+          <w:rtl w:val="off"/>
+        </w:rPr>
+      </w:pPr>
+    </w:p>
+    <w:p>
+      <w:pPr>
+        <w:jc w:val="left"/>
+        <w:tabs>
+          <w:tab w:val="left" w:pos="7892"/>
+        </w:tabs>
+        <w:rPr>
+          <w:lang w:eastAsia="ko-KR"/>
+          <w:rFonts w:hint="eastAsia"/>
+          <w:b w:val="0"/>
+          <w:bCs w:val="0"/>
+          <w:sz w:val="26"/>
+          <w:szCs w:val="26"/>
+          <w:rtl w:val="off"/>
+        </w:rPr>
+      </w:pPr>
+      <w:r>
+        <w:rPr>
+          <w:lang w:eastAsia="ko-KR"/>
+          <w:rFonts w:hint="eastAsia"/>
+          <w:b w:val="0"/>
+          <w:bCs w:val="0"/>
+          <w:sz w:val="26"/>
+          <w:szCs w:val="26"/>
+          <w:rtl w:val="off"/>
+        </w:rPr>
+        <w:t xml:space="preserve">    outb(0x20, 0x20);</w:t>
+      </w:r>
+    </w:p>
+    <w:p>
+      <w:pPr>
+        <w:jc w:val="left"/>
+        <w:tabs>
+          <w:tab w:val="left" w:pos="7892"/>
+        </w:tabs>
+        <w:rPr>
+          <w:lang w:eastAsia="ko-KR"/>
+          <w:rFonts w:hint="eastAsia"/>
+          <w:b w:val="0"/>
+          <w:bCs w:val="0"/>
+          <w:sz w:val="26"/>
+          <w:szCs w:val="26"/>
+          <w:rtl w:val="off"/>
+        </w:rPr>
+      </w:pPr>
+      <w:r>
+        <w:rPr>
+          <w:lang w:eastAsia="ko-KR"/>
+          <w:rFonts w:hint="eastAsia"/>
+          <w:b w:val="0"/>
+          <w:bCs w:val="0"/>
+          <w:sz w:val="26"/>
+          <w:szCs w:val="26"/>
+          <w:rtl w:val="off"/>
+        </w:rPr>
+        <w:t>}</w:t>
+      </w:r>
+    </w:p>
+    <w:p>
+      <w:pPr>
+        <w:rPr>
+          <w:rFonts w:ascii="돋움체" w:eastAsia="돋움체" w:hAnsi="돋움체" w:cs="돋움체"/>
+          <w:color w:val="000000"/>
+          <w:sz w:val="19"/>
+          <w:szCs w:val="20"/>
+          <w:highlight w:val="white"/>
+          <w:spacing w:val="0"/>
+        </w:rPr>
+      </w:pPr>
+      <w:r>
+        <w:rPr>
+          <w:lang w:eastAsia="ko-KR"/>
+          <w:rFonts w:hint="eastAsia"/>
+          <w:b w:val="0"/>
+          <w:bCs w:val="0"/>
+          <w:sz w:val="26"/>
+          <w:szCs w:val="26"/>
+          <w:rtl w:val="off"/>
+        </w:rPr>
+        <w:t>와 같은 키보드 함수를 이전에 만든 입출력을 담당하는 inb,outb와 같은 함수와 문자 하나를 출력하는 함수를 이용해서 구현하고 해더에 선언한 후 linker에도 추가한 다음에 kernel에 화면을 비우고 인터럽트를 받게 하는 함수를 실행시킨 후 아래와 같은 코드로 입력을 받게 한 후</w:t>
+      </w:r>
+    </w:p>
+    <w:p>
+      <w:pPr>
+        <w:rPr>
+          <w:rFonts w:ascii="돋움체" w:eastAsia="돋움체" w:hAnsi="돋움체" w:cs="돋움체"/>
+          <w:color w:val="000000"/>
+          <w:sz w:val="19"/>
+          <w:szCs w:val="20"/>
+          <w:highlight w:val="white"/>
+          <w:spacing w:val="0"/>
+        </w:rPr>
+      </w:pPr>
+      <w:r>
+        <w:rPr>
+          <w:rFonts w:ascii="돋움체" w:eastAsia="돋움체" w:hAnsi="돋움체" w:cs="돋움체"/>
+          <w:color w:val="000000"/>
+          <w:sz w:val="19"/>
+          <w:szCs w:val="20"/>
+          <w:highlight w:val="white"/>
+          <w:spacing w:val="0"/>
+        </w:rPr>
+        <w:t xml:space="preserve">    </w:t>
+      </w:r>
+      <w:r>
+        <w:rPr>
+          <w:rFonts w:ascii="돋움체" w:eastAsia="돋움체" w:hAnsi="돋움체" w:cs="돋움체"/>
+          <w:color w:val="0000FF"/>
+          <w:sz w:val="19"/>
+          <w:szCs w:val="20"/>
+          <w:highlight w:val="white"/>
+          <w:spacing w:val="0"/>
+        </w:rPr>
+        <w:t>while</w:t>
+      </w:r>
+      <w:r>
+        <w:rPr>
+          <w:rFonts w:ascii="돋움체" w:eastAsia="돋움체" w:hAnsi="돋움체" w:cs="돋움체"/>
+          <w:color w:val="000000"/>
+          <w:sz w:val="19"/>
+          <w:szCs w:val="20"/>
+          <w:highlight w:val="white"/>
+          <w:spacing w:val="0"/>
+        </w:rPr>
+        <w:t xml:space="preserve"> (1)</w:t>
+      </w:r>
+      <w:r>
+        <w:rPr>
+          <w:rFonts w:ascii="돋움체" w:eastAsia="돋움체" w:hAnsi="돋움체" w:cs="돋움체"/>
+          <w:color w:val="000000"/>
+          <w:sz w:val="19"/>
+          <w:szCs w:val="20"/>
+          <w:highlight w:val="white"/>
+          <w:spacing w:val="0"/>
+        </w:rPr>
+        <w:t>{</w:t>
+      </w:r>
+    </w:p>
+    <w:p>
+      <w:pPr>
+        <w:rPr>
+          <w:rFonts w:ascii="돋움체" w:eastAsia="돋움체" w:hAnsi="돋움체" w:cs="돋움체"/>
+          <w:color w:val="000000"/>
+          <w:sz w:val="19"/>
+          <w:szCs w:val="20"/>
+          <w:highlight w:val="white"/>
+          <w:spacing w:val="0"/>
+        </w:rPr>
+      </w:pPr>
+      <w:r>
+        <w:rPr>
+          <w:rFonts w:ascii="돋움체" w:eastAsia="돋움체" w:hAnsi="돋움체" w:cs="돋움체"/>
+          <w:color w:val="000000"/>
+          <w:sz w:val="19"/>
+          <w:szCs w:val="20"/>
+          <w:highlight w:val="white"/>
+          <w:spacing w:val="0"/>
+        </w:rPr>
+        <w:t xml:space="preserve">        __asm__ </w:t>
+      </w:r>
+      <w:r>
+        <w:rPr>
+          <w:rFonts w:ascii="돋움체" w:eastAsia="돋움체" w:hAnsi="돋움체" w:cs="돋움체"/>
+          <w:color w:val="0000FF"/>
+          <w:sz w:val="19"/>
+          <w:szCs w:val="20"/>
+          <w:highlight w:val="white"/>
+          <w:spacing w:val="0"/>
+        </w:rPr>
+        <w:t>volatile</w:t>
+      </w:r>
+      <w:r>
+        <w:rPr>
+          <w:rFonts w:ascii="돋움체" w:eastAsia="돋움체" w:hAnsi="돋움체" w:cs="돋움체"/>
+          <w:color w:val="000000"/>
+          <w:sz w:val="19"/>
+          <w:szCs w:val="20"/>
+          <w:highlight w:val="white"/>
+          <w:spacing w:val="0"/>
+        </w:rPr>
+        <w:t xml:space="preserve"> (</w:t>
+      </w:r>
+      <w:r>
+        <w:rPr>
+          <w:rFonts w:ascii="돋움체" w:eastAsia="돋움체" w:hAnsi="돋움체" w:cs="돋움체"/>
+          <w:color w:val="A31515"/>
+          <w:sz w:val="19"/>
+          <w:szCs w:val="20"/>
+          <w:highlight w:val="white"/>
+          <w:spacing w:val="0"/>
+        </w:rPr>
+        <w:t>"hlt"</w:t>
+      </w:r>
+      <w:r>
+        <w:rPr>
+          <w:rFonts w:ascii="돋움체" w:eastAsia="돋움체" w:hAnsi="돋움체" w:cs="돋움체"/>
+          <w:color w:val="000000"/>
+          <w:sz w:val="19"/>
+          <w:szCs w:val="20"/>
+          <w:highlight w:val="white"/>
+          <w:spacing w:val="0"/>
+        </w:rPr>
+        <w:t>);</w:t>
+      </w:r>
+    </w:p>
+    <w:p>
+      <w:pPr>
+        <w:rPr>
+          <w:lang w:eastAsia="ko-KR"/>
+          <w:rFonts w:ascii="돋움체" w:eastAsia="돋움체" w:hAnsi="돋움체" w:cs="돋움체" w:hint="eastAsia"/>
+          <w:color w:val="000000"/>
+          <w:sz w:val="19"/>
+          <w:szCs w:val="20"/>
+          <w:highlight w:val="white"/>
+          <w:spacing w:val="0"/>
+          <w:rtl w:val="off"/>
+        </w:rPr>
+      </w:pPr>
+      <w:r>
+        <w:rPr>
+          <w:rFonts w:ascii="돋움체" w:eastAsia="돋움체" w:hAnsi="돋움체" w:cs="돋움체"/>
+          <w:color w:val="000000"/>
+          <w:sz w:val="19"/>
+          <w:szCs w:val="20"/>
+          <w:highlight w:val="white"/>
+          <w:spacing w:val="0"/>
+        </w:rPr>
+        <w:t xml:space="preserve">    </w:t>
+      </w:r>
+      <w:r>
+        <w:rPr>
+          <w:rFonts w:ascii="돋움체" w:eastAsia="돋움체" w:hAnsi="돋움체" w:cs="돋움체"/>
+          <w:color w:val="000000"/>
+          <w:sz w:val="19"/>
+          <w:szCs w:val="20"/>
+          <w:highlight w:val="white"/>
+          <w:spacing w:val="0"/>
+        </w:rPr>
+        <w:t>}</w:t>
+      </w:r>
+    </w:p>
+    <w:p>
+      <w:pPr>
+        <w:rPr>
+          <w:lang w:eastAsia="ko-KR"/>
+          <w:rFonts w:ascii="돋움체" w:eastAsia="돋움체" w:hAnsi="돋움체" w:cs="돋움체" w:hint="eastAsia"/>
+          <w:color w:val="000000"/>
+          <w:sz w:val="19"/>
+          <w:szCs w:val="20"/>
+          <w:highlight w:val="white"/>
+          <w:spacing w:val="0"/>
+          <w:rtl w:val="off"/>
+        </w:rPr>
+      </w:pPr>
+    </w:p>
+    <w:p>
+      <w:pPr>
+        <w:rPr>
+          <w:rFonts w:ascii="돋움체" w:eastAsia="돋움체" w:hAnsi="돋움체" w:cs="돋움체"/>
+          <w:color w:val="000000"/>
+          <w:sz w:val="19"/>
+          <w:szCs w:val="20"/>
+          <w:highlight w:val="white"/>
+          <w:spacing w:val="0"/>
+        </w:rPr>
+      </w:pPr>
+    </w:p>
+    <w:p>
+      <w:pPr>
+        <w:jc w:val="left"/>
+        <w:tabs>
+          <w:tab w:val="left" w:pos="7892"/>
+        </w:tabs>
+        <w:rPr>
+          <w:lang w:eastAsia="ko-KR"/>
+          <w:rFonts w:hint="eastAsia"/>
+          <w:b w:val="0"/>
+          <w:bCs w:val="0"/>
+          <w:sz w:val="26"/>
+          <w:szCs w:val="26"/>
+          <w:rtl w:val="off"/>
+        </w:rPr>
+      </w:pPr>
+    </w:p>
+    <w:p>
+      <w:pPr>
+        <w:jc w:val="left"/>
+        <w:tabs>
+          <w:tab w:val="left" w:pos="7892"/>
+        </w:tabs>
+        <w:rPr>
+          <w:lang w:eastAsia="ko-KR"/>
+          <w:rFonts w:hint="eastAsia"/>
+          <w:b w:val="0"/>
+          <w:bCs w:val="0"/>
+          <w:sz w:val="26"/>
+          <w:szCs w:val="26"/>
+          <w:rtl w:val="off"/>
+        </w:rPr>
+      </w:pPr>
+    </w:p>
+    <w:p>
+      <w:pPr>
+        <w:jc w:val="left"/>
+        <w:tabs>
+          <w:tab w:val="left" w:pos="7892"/>
+        </w:tabs>
+        <w:rPr>
+          <w:lang w:eastAsia="ko-KR"/>
+          <w:rFonts w:hint="eastAsia"/>
+          <w:b w:val="0"/>
+          <w:bCs w:val="0"/>
+          <w:sz w:val="26"/>
+          <w:szCs w:val="26"/>
+          <w:rtl w:val="off"/>
+        </w:rPr>
+      </w:pPr>
+      <w:r>
+        <w:rPr>
+          <w:lang w:eastAsia="ko-KR"/>
+          <w:rFonts w:hint="eastAsia"/>
+          <w:b w:val="0"/>
+          <w:bCs w:val="0"/>
+          <w:sz w:val="26"/>
+          <w:szCs w:val="26"/>
+          <w:rtl w:val="off"/>
+        </w:rPr>
+        <w:t xml:space="preserve"> build를 한다음에 이를 실행시켰더니 아래의 스크린샷처럼 키보드 입력마다 k출력이 2개씩 되는 걸 잘 확인할 수 있었다.</w:t>
+      </w:r>
+    </w:p>
+    <w:p>
+      <w:pPr>
+        <w:jc w:val="left"/>
+        <w:tabs>
+          <w:tab w:val="left" w:pos="7892"/>
+        </w:tabs>
+        <w:rPr>
+          <w:lang w:eastAsia="ko-KR"/>
+          <w:rFonts w:hint="eastAsia"/>
+          <w:b w:val="0"/>
+          <w:bCs w:val="0"/>
+          <w:sz w:val="26"/>
+          <w:szCs w:val="26"/>
+          <w:rtl w:val="off"/>
+        </w:rPr>
+      </w:pPr>
+      <w:r>
+        <w:rPr>
+          <w:lang w:eastAsia="ko-KR"/>
+          <w:rFonts w:hint="eastAsia"/>
+          <w:b w:val="0"/>
+          <w:bCs w:val="0"/>
+          <w:sz w:val="26"/>
+          <w:szCs w:val="26"/>
+          <w:rtl w:val="off"/>
+        </w:rPr>
+        <w:drawing>
+          <wp:inline distT="0" distB="0" distL="180" distR="180">
+            <wp:extent cx="4591050" cy="1130300"/>
+            <wp:effectExtent l="0" t="0" r="0" b="0"/>
+            <wp:docPr id="1055" name="shape1055" hidden="0"/>
+            <wp:cNvGraphicFramePr>
+              <a:graphicFrameLocks xmlns:a="http://schemas.openxmlformats.org/drawingml/2006/main" noChangeAspect="1"/>
+            </wp:cNvGraphicFramePr>
+            <a:graphic xmlns:a="http://schemas.openxmlformats.org/drawingml/2006/main">
+              <a:graphicData uri="http://schemas.openxmlformats.org/drawingml/2006/picture">
+                <pic:pic xmlns:pic="http://schemas.openxmlformats.org/drawingml/2006/picture">
+                  <pic:nvPicPr>
+                    <pic:cNvPr id="0" name="이미지"/>
+                    <pic:cNvPicPr preferRelativeResize="1">
+                      <a:picLocks noChangeAspect="1"/>
+                    </pic:cNvPicPr>
+                  </pic:nvPicPr>
+                  <pic:blipFill>
+                    <a:blip r:embed="rId31">
+                      <a:extLst>
+                        <a:ext uri="{28A0092B-C50C-407E-A947-70E740481C1C}">
+                          <a14:useLocalDpi xmlns:a14="http://schemas.microsoft.com/office/drawing/2010/main" val="0"/>
+                        </a:ext>
+                      </a:extLst>
+                    </a:blip>
+                    <a:srcRect/>
+                    <a:stretch>
+                      <a:fillRect/>
+                    </a:stretch>
+                  </pic:blipFill>
+                  <pic:spPr>
+                    <a:xfrm>
+                      <a:off x="0" y="0"/>
+                      <a:ext cx="4591050" cy="1130300"/>
+                    </a:xfrm>
+                    <a:prstGeom prst="rect"/>
+                  </pic:spPr>
+                </pic:pic>
+              </a:graphicData>
+            </a:graphic>
+          </wp:inline>
+        </w:drawing>
+      </w:r>
+    </w:p>
+    <w:p>
+      <w:pPr>
+        <w:jc w:val="left"/>
+        <w:tabs>
+          <w:tab w:val="left" w:pos="7892"/>
+        </w:tabs>
+        <w:rPr>
+          <w:lang w:eastAsia="ko-KR"/>
+          <w:rFonts w:hint="eastAsia"/>
+          <w:b w:val="0"/>
+          <w:bCs w:val="0"/>
+          <w:sz w:val="26"/>
+          <w:szCs w:val="26"/>
+          <w:rtl w:val="off"/>
+        </w:rPr>
+      </w:pPr>
+    </w:p>
+    <w:p>
+      <w:pPr>
+        <w:jc w:val="left"/>
+        <w:tabs>
+          <w:tab w:val="left" w:pos="7892"/>
+        </w:tabs>
+        <w:rPr>
+          <w:lang w:eastAsia="ko-KR"/>
+          <w:rFonts w:hint="eastAsia"/>
+          <w:b w:val="0"/>
+          <w:bCs w:val="0"/>
+          <w:sz w:val="26"/>
+          <w:szCs w:val="26"/>
+          <w:rtl w:val="off"/>
+        </w:rPr>
+      </w:pPr>
+      <w:r>
+        <w:rPr>
+          <w:lang w:eastAsia="ko-KR"/>
+          <w:rFonts w:hint="eastAsia"/>
+          <w:b w:val="0"/>
+          <w:bCs w:val="0"/>
+          <w:sz w:val="26"/>
+          <w:szCs w:val="26"/>
+          <w:rtl w:val="off"/>
+        </w:rPr>
+        <w:t>그 다음 나의 목표는 우선 매 키보드 입력을 할 때마다 k가 두 번이 아니라 한번만 출력되게 만드는 것으로 이를 위해서는 우선 먼저 키보드를 누르고 땔 떼에 두 번다 keyboard_handler에 입력이 들어와서 각각 k를 출력하기 때문에 이러한 문제가 생긴다는 것을 먼저 이해해야 한다. 이는 이전에도 나왔던 내용이라 그 부분을 한 번 읽어보면 되고 우선 이걸 이해한 다음에는 둘 둥 한 상홯에서만 k가 출력하게 하는 것인데 나는 키보드를 누를 때 즉 make code일때만 출력을 하기로 결정했는데 이 때 make code(누름), break code(땜)의 최상위 7비트가 다르다는 점에 착안해서 scan code의 최상위 7비트를 검사하면 된다는 사실을 깨달았고 그 내용을 이용해서 keyboard.c의 코드에 로직을 추가했다.</w:t>
+      </w:r>
+    </w:p>
+    <w:p>
+      <w:pPr>
+        <w:jc w:val="left"/>
+        <w:tabs>
+          <w:tab w:val="left" w:pos="7892"/>
+        </w:tabs>
+        <w:rPr>
+          <w:lang w:eastAsia="ko-KR"/>
+          <w:rFonts w:hint="eastAsia"/>
+          <w:b w:val="0"/>
+          <w:bCs w:val="0"/>
+          <w:sz w:val="26"/>
+          <w:szCs w:val="26"/>
+          <w:rtl w:val="off"/>
+        </w:rPr>
+      </w:pPr>
+    </w:p>
+    <w:p>
+      <w:pPr>
+        <w:jc w:val="left"/>
+        <w:tabs>
+          <w:tab w:val="left" w:pos="7892"/>
+        </w:tabs>
+        <w:rPr>
+          <w:lang w:eastAsia="ko-KR"/>
+          <w:rFonts w:hint="eastAsia"/>
+          <w:b w:val="0"/>
+          <w:bCs w:val="0"/>
+          <w:sz w:val="26"/>
+          <w:szCs w:val="26"/>
+          <w:rtl w:val="off"/>
+        </w:rPr>
+      </w:pPr>
+      <w:r>
+        <w:rPr>
+          <w:lang w:eastAsia="ko-KR"/>
+          <w:rFonts w:hint="eastAsia"/>
+          <w:b w:val="0"/>
+          <w:bCs w:val="0"/>
+          <w:sz w:val="26"/>
+          <w:szCs w:val="26"/>
+          <w:rtl w:val="off"/>
+        </w:rPr>
+        <w:t>그 다음에는 지금까지는 파일 수가 적어서 하나씩 전부 그냥 obj파일로 만들고 linker로 연결하고 그 다음에 bin로 바꿔서 disk에 올렸지만 이제는 너무 코드 파일이 많아져서 이를 잘 관리하기 위해서 make file을 만들기로 했다.</w:t>
       </w:r>
     </w:p>
     <w:p>
@@ -23198,22 +23867,22 @@
     <w:lsdException w:name="index 7" w:semiHidden="1" w:unhideWhenUsed="1"/>
     <w:lsdException w:name="index 8" w:semiHidden="1" w:unhideWhenUsed="1"/>
     <w:lsdException w:name="index 9" w:semiHidden="1" w:unhideWhenUsed="1"/>
-    <w:lsdException w:name="toc 1" w:semiHidden="1" w:uiPriority="540161377" w:unhideWhenUsed="1"/>
-    <w:lsdException w:name="toc 2" w:semiHidden="1" w:uiPriority="540161377" w:unhideWhenUsed="1"/>
-    <w:lsdException w:name="toc 3" w:semiHidden="1" w:uiPriority="540161377" w:unhideWhenUsed="1"/>
-    <w:lsdException w:name="toc 4" w:semiHidden="1" w:uiPriority="540161377" w:unhideWhenUsed="1"/>
-    <w:lsdException w:name="toc 5" w:semiHidden="1" w:uiPriority="540161377" w:unhideWhenUsed="1"/>
-    <w:lsdException w:name="toc 6" w:semiHidden="1" w:uiPriority="540161377" w:unhideWhenUsed="1"/>
-    <w:lsdException w:name="toc 7" w:semiHidden="1" w:uiPriority="540161377" w:unhideWhenUsed="1"/>
-    <w:lsdException w:name="toc 8" w:semiHidden="1" w:uiPriority="540161377" w:unhideWhenUsed="1"/>
-    <w:lsdException w:name="toc 9" w:semiHidden="1" w:uiPriority="540161377" w:unhideWhenUsed="1"/>
+    <w:lsdException w:name="toc 1" w:semiHidden="1" w:uiPriority="1075188599" w:unhideWhenUsed="1"/>
+    <w:lsdException w:name="toc 2" w:semiHidden="1" w:uiPriority="1075188599" w:unhideWhenUsed="1"/>
+    <w:lsdException w:name="toc 3" w:semiHidden="1" w:uiPriority="1075188599" w:unhideWhenUsed="1"/>
+    <w:lsdException w:name="toc 4" w:semiHidden="1" w:uiPriority="1075188599" w:unhideWhenUsed="1"/>
+    <w:lsdException w:name="toc 5" w:semiHidden="1" w:uiPriority="1075188599" w:unhideWhenUsed="1"/>
+    <w:lsdException w:name="toc 6" w:semiHidden="1" w:uiPriority="1075188599" w:unhideWhenUsed="1"/>
+    <w:lsdException w:name="toc 7" w:semiHidden="1" w:uiPriority="1075188599" w:unhideWhenUsed="1"/>
+    <w:lsdException w:name="toc 8" w:semiHidden="1" w:uiPriority="1075188599" w:unhideWhenUsed="1"/>
+    <w:lsdException w:name="toc 9" w:semiHidden="1" w:uiPriority="1075188599" w:unhideWhenUsed="1"/>
     <w:lsdException w:name="Normal Indent" w:semiHidden="1" w:unhideWhenUsed="1"/>
     <w:lsdException w:name="footnote text" w:semiHidden="1" w:unhideWhenUsed="1"/>
     <w:lsdException w:name="annotation text" w:semiHidden="1" w:unhideWhenUsed="1"/>
     <w:lsdException w:name="header" w:semiHidden="1" w:unhideWhenUsed="1"/>
     <w:lsdException w:name="footer" w:semiHidden="1" w:unhideWhenUsed="1"/>
     <w:lsdException w:name="index heading" w:semiHidden="1" w:unhideWhenUsed="1"/>
-    <w:lsdException w:name="caption" w:semiHidden="1" w:uiPriority="1886468419" w:unhideWhenUsed="1" w:qFormat="1"/>
+    <w:lsdException w:name="caption" w:semiHidden="1" w:uiPriority="-2042199015" w:unhideWhenUsed="1" w:qFormat="1"/>
     <w:lsdException w:name="table of figures" w:semiHidden="1" w:unhideWhenUsed="1"/>
     <w:lsdException w:name="envelope address" w:semiHidden="1" w:unhideWhenUsed="1"/>
     <w:lsdException w:name="envelope return" w:semiHidden="1" w:unhideWhenUsed="1"/>
@@ -23241,7 +23910,7 @@
     <w:lsdException w:name="List Number 3" w:semiHidden="1" w:unhideWhenUsed="1"/>
     <w:lsdException w:name="List Number 4" w:semiHidden="1" w:unhideWhenUsed="1"/>
     <w:lsdException w:name="List Number 5" w:semiHidden="1" w:unhideWhenUsed="1"/>
-    <w:lsdException w:name="Title" w:uiPriority="2003369708" w:qFormat="1"/>
+    <w:lsdException w:name="Title" w:uiPriority="53909256" w:qFormat="1"/>
     <w:lsdException w:name="Closing" w:semiHidden="1" w:unhideWhenUsed="1"/>
     <w:lsdException w:name="Signature" w:semiHidden="1" w:unhideWhenUsed="1"/>
     <w:lsdException w:name="Default Paragraph Font" w:semiHidden="1" w:uiPriority="1" w:unhideWhenUsed="1"/>
@@ -23253,7 +23922,7 @@
     <w:lsdException w:name="List Continue 4" w:semiHidden="1" w:unhideWhenUsed="1"/>
     <w:lsdException w:name="List Continue 5" w:semiHidden="1" w:unhideWhenUsed="1"/>
     <w:lsdException w:name="Message Header" w:semiHidden="1" w:unhideWhenUsed="1"/>
-    <w:lsdException w:name="Subtitle" w:uiPriority="2007464925" w:qFormat="1"/>
+    <w:lsdException w:name="Subtitle" w:uiPriority="122046757" w:qFormat="1"/>
     <w:lsdException w:name="Salutation" w:semiHidden="1" w:unhideWhenUsed="1"/>
     <w:lsdException w:name="Date" w:semiHidden="1" w:unhideWhenUsed="1"/>
     <w:lsdException w:name="Body Text First Indent" w:semiHidden="1" w:unhideWhenUsed="1"/>
@@ -23266,8 +23935,8 @@
     <w:lsdException w:name="Block Text" w:semiHidden="1" w:unhideWhenUsed="1"/>
     <w:lsdException w:name="Hyperlink" w:semiHidden="1" w:unhideWhenUsed="1"/>
     <w:lsdException w:name="FollowedHyperlink" w:semiHidden="1" w:unhideWhenUsed="1"/>
-    <w:lsdException w:name="Strong" w:uiPriority="1401983574" w:qFormat="1"/>
-    <w:lsdException w:name="Emphasis" w:uiPriority="1342707208" w:qFormat="1"/>
+    <w:lsdException w:name="Strong" w:uiPriority="26752372" w:qFormat="1"/>
+    <w:lsdException w:name="Emphasis" w:uiPriority="1114665480" w:qFormat="1"/>
     <w:lsdException w:name="Document Map" w:semiHidden="1" w:unhideWhenUsed="1"/>
     <w:lsdException w:name="Plain Text" w:semiHidden="1" w:unhideWhenUsed="1"/>
     <w:lsdException w:name="E-mail Signature" w:semiHidden="1" w:unhideWhenUsed="1"/>
@@ -23333,223 +24002,223 @@
     <w:lsdException w:name="Table Web 2" w:semiHidden="1" w:unhideWhenUsed="1"/>
     <w:lsdException w:name="Table Web 3" w:semiHidden="1" w:unhideWhenUsed="1"/>
     <w:lsdException w:name="Balloon Text" w:semiHidden="1" w:unhideWhenUsed="1"/>
-    <w:lsdException w:name="Table Grid" w:uiPriority="540161377"/>
+    <w:lsdException w:name="Table Grid" w:uiPriority="1075188599"/>
     <w:lsdException w:name="Table Theme" w:semiHidden="1" w:unhideWhenUsed="1"/>
     <w:lsdException w:name="Placeholder Text" w:semiHidden="1"/>
     <w:lsdException w:name="No Spacing" w:uiPriority="1" w:qFormat="1"/>
-    <w:lsdException w:name="Light Shading" w:uiPriority="-1769277592"/>
-    <w:lsdException w:name="Light List" w:uiPriority="-1766949975"/>
-    <w:lsdException w:name="Light Grid" w:uiPriority="-930576256"/>
-    <w:lsdException w:name="Medium Shading 1" w:uiPriority="-930576249"/>
-    <w:lsdException w:name="Medium Shading 2" w:uiPriority="-2000962674"/>
-    <w:lsdException w:name="Medium List 1" w:uiPriority="-2000898185"/>
-    <w:lsdException w:name="Medium List 2" w:uiPriority="1679239472"/>
-    <w:lsdException w:name="Medium Grid 1" w:uiPriority="1679239473"/>
-    <w:lsdException w:name="Medium Grid 2" w:uiPriority="-339904292"/>
-    <w:lsdException w:name="Medium Grid 3" w:uiPriority="-339903049"/>
-    <w:lsdException w:name="Dark List" w:uiPriority="2021755032"/>
-    <w:lsdException w:name="Colorful Shading" w:uiPriority="2021758549"/>
-    <w:lsdException w:name="Colorful List" w:uiPriority="2059242208"/>
-    <w:lsdException w:name="Colorful Grid" w:uiPriority="2059242347"/>
-    <w:lsdException w:name="Light Shading Accent 1" w:uiPriority="-1769277592"/>
-    <w:lsdException w:name="Light List Accent 1" w:uiPriority="-1766949975"/>
-    <w:lsdException w:name="Light Grid Accent 1" w:uiPriority="-930576256"/>
-    <w:lsdException w:name="Medium Shading 1 Accent 1" w:uiPriority="-930576249"/>
-    <w:lsdException w:name="Medium Shading 2 Accent 1" w:uiPriority="-2000962674"/>
-    <w:lsdException w:name="Medium List 1 Accent 1" w:uiPriority="-2000898185"/>
+    <w:lsdException w:name="Light Shading" w:uiPriority="-1764193682"/>
+    <w:lsdException w:name="Light List" w:uiPriority="-1721014645"/>
+    <w:lsdException w:name="Light Grid" w:uiPriority="-811033174"/>
+    <w:lsdException w:name="Medium Shading 1" w:uiPriority="-811033161"/>
+    <w:lsdException w:name="Medium Shading 2" w:uiPriority="-9840244"/>
+    <w:lsdException w:name="Medium List 1" w:uiPriority="-9011589"/>
+    <w:lsdException w:name="Medium List 2" w:uiPriority="2032374898"/>
+    <w:lsdException w:name="Medium Grid 1" w:uiPriority="2032374899"/>
+    <w:lsdException w:name="Medium Grid 2" w:uiPriority="-965755538"/>
+    <w:lsdException w:name="Medium Grid 3" w:uiPriority="-965750857"/>
+    <w:lsdException w:name="Dark List" w:uiPriority="561336370"/>
+    <w:lsdException w:name="Colorful Shading" w:uiPriority="561349961"/>
+    <w:lsdException w:name="Colorful List" w:uiPriority="1495540232"/>
+    <w:lsdException w:name="Colorful Grid" w:uiPriority="1495540551"/>
+    <w:lsdException w:name="Light Shading Accent 1" w:uiPriority="-1764193682"/>
+    <w:lsdException w:name="Light List Accent 1" w:uiPriority="-1721014645"/>
+    <w:lsdException w:name="Light Grid Accent 1" w:uiPriority="-811033174"/>
+    <w:lsdException w:name="Medium Shading 1 Accent 1" w:uiPriority="-811033161"/>
+    <w:lsdException w:name="Medium Shading 2 Accent 1" w:uiPriority="-9840244"/>
+    <w:lsdException w:name="Medium List 1 Accent 1" w:uiPriority="-9011589"/>
     <w:lsdException w:name="Revision" w:semiHidden="1"/>
-    <w:lsdException w:name="List Paragraph" w:uiPriority="26752372" w:qFormat="1"/>
-    <w:lsdException w:name="Quote" w:uiPriority="-810895209" w:qFormat="1"/>
-    <w:lsdException w:name="Intense Quote" w:uiPriority="-1176573840" w:qFormat="1"/>
-    <w:lsdException w:name="Medium List 2 Accent 1" w:uiPriority="1679239472"/>
-    <w:lsdException w:name="Medium Grid 1 Accent 1" w:uiPriority="1679239473"/>
-    <w:lsdException w:name="Medium Grid 2 Accent 1" w:uiPriority="-339904292"/>
-    <w:lsdException w:name="Medium Grid 3 Accent 1" w:uiPriority="-339903049"/>
-    <w:lsdException w:name="Dark List Accent 1" w:uiPriority="2021755032"/>
-    <w:lsdException w:name="Colorful Shading Accent 1" w:uiPriority="2021758549"/>
-    <w:lsdException w:name="Colorful List Accent 1" w:uiPriority="2059242208"/>
-    <w:lsdException w:name="Colorful Grid Accent 1" w:uiPriority="2059242347"/>
-    <w:lsdException w:name="Light Shading Accent 2" w:uiPriority="-1769277592"/>
-    <w:lsdException w:name="Light List Accent 2" w:uiPriority="-1766949975"/>
-    <w:lsdException w:name="Light Grid Accent 2" w:uiPriority="-930576256"/>
-    <w:lsdException w:name="Medium Shading 1 Accent 2" w:uiPriority="-930576249"/>
-    <w:lsdException w:name="Medium Shading 2 Accent 2" w:uiPriority="-2000962674"/>
-    <w:lsdException w:name="Medium List 1 Accent 2" w:uiPriority="-2000898185"/>
-    <w:lsdException w:name="Medium List 2 Accent 2" w:uiPriority="1679239472"/>
-    <w:lsdException w:name="Medium Grid 1 Accent 2" w:uiPriority="1679239473"/>
-    <w:lsdException w:name="Medium Grid 2 Accent 2" w:uiPriority="-339904292"/>
-    <w:lsdException w:name="Medium Grid 3 Accent 2" w:uiPriority="-339903049"/>
-    <w:lsdException w:name="Dark List Accent 2" w:uiPriority="2021755032"/>
-    <w:lsdException w:name="Colorful Shading Accent 2" w:uiPriority="2021758549"/>
-    <w:lsdException w:name="Colorful List Accent 2" w:uiPriority="2059242208"/>
-    <w:lsdException w:name="Colorful Grid Accent 2" w:uiPriority="2059242347"/>
-    <w:lsdException w:name="Light Shading Accent 3" w:uiPriority="-1769277592"/>
-    <w:lsdException w:name="Light List Accent 3" w:uiPriority="-1766949975"/>
-    <w:lsdException w:name="Light Grid Accent 3" w:uiPriority="-930576256"/>
-    <w:lsdException w:name="Medium Shading 1 Accent 3" w:uiPriority="-930576249"/>
-    <w:lsdException w:name="Medium Shading 2 Accent 3" w:uiPriority="-2000962674"/>
-    <w:lsdException w:name="Medium List 1 Accent 3" w:uiPriority="-2000898185"/>
-    <w:lsdException w:name="Medium List 2 Accent 3" w:uiPriority="1679239472"/>
-    <w:lsdException w:name="Medium Grid 1 Accent 3" w:uiPriority="1679239473"/>
-    <w:lsdException w:name="Medium Grid 2 Accent 3" w:uiPriority="-339904292"/>
-    <w:lsdException w:name="Medium Grid 3 Accent 3" w:uiPriority="-339903049"/>
-    <w:lsdException w:name="Dark List Accent 3" w:uiPriority="2021755032"/>
-    <w:lsdException w:name="Colorful Shading Accent 3" w:uiPriority="2021758549"/>
-    <w:lsdException w:name="Colorful List Accent 3" w:uiPriority="2059242208"/>
-    <w:lsdException w:name="Colorful Grid Accent 3" w:uiPriority="2059242347"/>
-    <w:lsdException w:name="Light Shading Accent 4" w:uiPriority="-1769277592"/>
-    <w:lsdException w:name="Light List Accent 4" w:uiPriority="-1766949975"/>
-    <w:lsdException w:name="Light Grid Accent 4" w:uiPriority="-930576256"/>
-    <w:lsdException w:name="Medium Shading 1 Accent 4" w:uiPriority="-930576249"/>
-    <w:lsdException w:name="Medium Shading 2 Accent 4" w:uiPriority="-2000962674"/>
-    <w:lsdException w:name="Medium List 1 Accent 4" w:uiPriority="-2000898185"/>
-    <w:lsdException w:name="Medium List 2 Accent 4" w:uiPriority="1679239472"/>
-    <w:lsdException w:name="Medium Grid 1 Accent 4" w:uiPriority="1679239473"/>
-    <w:lsdException w:name="Medium Grid 2 Accent 4" w:uiPriority="-339904292"/>
-    <w:lsdException w:name="Medium Grid 3 Accent 4" w:uiPriority="-339903049"/>
-    <w:lsdException w:name="Dark List Accent 4" w:uiPriority="2021755032"/>
-    <w:lsdException w:name="Colorful Shading Accent 4" w:uiPriority="2021758549"/>
-    <w:lsdException w:name="Colorful List Accent 4" w:uiPriority="2059242208"/>
-    <w:lsdException w:name="Colorful Grid Accent 4" w:uiPriority="2059242347"/>
-    <w:lsdException w:name="Light Shading Accent 5" w:uiPriority="-1769277592"/>
-    <w:lsdException w:name="Light List Accent 5" w:uiPriority="-1766949975"/>
-    <w:lsdException w:name="Light Grid Accent 5" w:uiPriority="-930576256"/>
-    <w:lsdException w:name="Medium Shading 1 Accent 5" w:uiPriority="-930576249"/>
-    <w:lsdException w:name="Medium Shading 2 Accent 5" w:uiPriority="-2000962674"/>
-    <w:lsdException w:name="Medium List 1 Accent 5" w:uiPriority="-2000898185"/>
-    <w:lsdException w:name="Medium List 2 Accent 5" w:uiPriority="1679239472"/>
-    <w:lsdException w:name="Medium Grid 1 Accent 5" w:uiPriority="1679239473"/>
-    <w:lsdException w:name="Medium Grid 2 Accent 5" w:uiPriority="-339904292"/>
-    <w:lsdException w:name="Medium Grid 3 Accent 5" w:uiPriority="-339903049"/>
-    <w:lsdException w:name="Dark List Accent 5" w:uiPriority="2021755032"/>
-    <w:lsdException w:name="Colorful Shading Accent 5" w:uiPriority="2021758549"/>
-    <w:lsdException w:name="Colorful List Accent 5" w:uiPriority="2059242208"/>
-    <w:lsdException w:name="Colorful Grid Accent 5" w:uiPriority="2059242347"/>
-    <w:lsdException w:name="Light Shading Accent 6" w:uiPriority="-1769277592"/>
-    <w:lsdException w:name="Light List Accent 6" w:uiPriority="-1766949975"/>
-    <w:lsdException w:name="Light Grid Accent 6" w:uiPriority="-930576256"/>
-    <w:lsdException w:name="Medium Shading 1 Accent 6" w:uiPriority="-930576249"/>
-    <w:lsdException w:name="Medium Shading 2 Accent 6" w:uiPriority="-2000962674"/>
-    <w:lsdException w:name="Medium List 1 Accent 6" w:uiPriority="-2000898185"/>
-    <w:lsdException w:name="Medium List 2 Accent 6" w:uiPriority="1679239472"/>
-    <w:lsdException w:name="Medium Grid 1 Accent 6" w:uiPriority="1679239473"/>
-    <w:lsdException w:name="Medium Grid 2 Accent 6" w:uiPriority="-339904292"/>
-    <w:lsdException w:name="Medium Grid 3 Accent 6" w:uiPriority="-339903049"/>
-    <w:lsdException w:name="Dark List Accent 6" w:uiPriority="2021755032"/>
-    <w:lsdException w:name="Colorful Shading Accent 6" w:uiPriority="2021758549"/>
-    <w:lsdException w:name="Colorful List Accent 6" w:uiPriority="2059242208"/>
-    <w:lsdException w:name="Colorful Grid Accent 6" w:uiPriority="2059242347"/>
-    <w:lsdException w:name="Subtle Emphasis" w:uiPriority="122059029" w:qFormat="1"/>
-    <w:lsdException w:name="Intense Emphasis" w:uiPriority="1415743619" w:qFormat="1"/>
-    <w:lsdException w:name="Subtle Reference" w:uiPriority="-1176573827" w:qFormat="1"/>
-    <w:lsdException w:name="Intense Reference" w:uiPriority="1114665480" w:qFormat="1"/>
-    <w:lsdException w:name="Book Title" w:uiPriority="359937561" w:qFormat="1"/>
-    <w:lsdException w:name="Bibliography" w:semiHidden="1" w:uiPriority="1886951721" w:unhideWhenUsed="1"/>
-    <w:lsdException w:name="TOC Heading" w:semiHidden="1" w:uiPriority="540161377" w:unhideWhenUsed="1" w:qFormat="1"/>
-    <w:lsdException w:name="Plain Table 1" w:uiPriority="-277434889"/>
-    <w:lsdException w:name="Plain Table 2" w:uiPriority="1464172930"/>
-    <w:lsdException w:name="Plain Table 3" w:uiPriority="1464172931"/>
-    <w:lsdException w:name="Plain Table 4" w:uiPriority="-914428724"/>
-    <w:lsdException w:name="Plain Table 5" w:uiPriority="-914428249"/>
-    <w:lsdException w:name="Grid Table Light" w:uiPriority="-277444472"/>
-    <w:lsdException w:name="Grid Table 1 Light" w:uiPriority="578818898"/>
-    <w:lsdException w:name="Grid Table 2" w:uiPriority="578819655"/>
-    <w:lsdException w:name="Grid Table 3" w:uiPriority="-1985427520"/>
-    <w:lsdException w:name="Grid Table 4" w:uiPriority="-1985427495"/>
-    <w:lsdException w:name="Grid Table 5 Dark" w:uiPriority="342250624"/>
-    <w:lsdException w:name="Grid Table 6 Colorful" w:uiPriority="1502836065"/>
-    <w:lsdException w:name="Grid Table 7 Colorful" w:uiPriority="645210994"/>
-    <w:lsdException w:name="Grid Table 1 Light Accent 1" w:uiPriority="578818898"/>
-    <w:lsdException w:name="Grid Table 2 Accent 1" w:uiPriority="578819655"/>
-    <w:lsdException w:name="Grid Table 3 Accent 1" w:uiPriority="-1985427520"/>
-    <w:lsdException w:name="Grid Table 4 Accent 1" w:uiPriority="-1985427495"/>
-    <w:lsdException w:name="Grid Table 5 Dark Accent 1" w:uiPriority="342250624"/>
-    <w:lsdException w:name="Grid Table 6 Colorful Accent 1" w:uiPriority="1502836065"/>
-    <w:lsdException w:name="Grid Table 7 Colorful Accent 1" w:uiPriority="645210994"/>
-    <w:lsdException w:name="Grid Table 1 Light Accent 2" w:uiPriority="578818898"/>
-    <w:lsdException w:name="Grid Table 2 Accent 2" w:uiPriority="578819655"/>
-    <w:lsdException w:name="Grid Table 3 Accent 2" w:uiPriority="-1985427520"/>
-    <w:lsdException w:name="Grid Table 4 Accent 2" w:uiPriority="-1985427495"/>
-    <w:lsdException w:name="Grid Table 5 Dark Accent 2" w:uiPriority="342250624"/>
-    <w:lsdException w:name="Grid Table 6 Colorful Accent 2" w:uiPriority="1502836065"/>
-    <w:lsdException w:name="Grid Table 7 Colorful Accent 2" w:uiPriority="645210994"/>
-    <w:lsdException w:name="Grid Table 1 Light Accent 3" w:uiPriority="578818898"/>
-    <w:lsdException w:name="Grid Table 2 Accent 3" w:uiPriority="578819655"/>
-    <w:lsdException w:name="Grid Table 3 Accent 3" w:uiPriority="-1985427520"/>
-    <w:lsdException w:name="Grid Table 4 Accent 3" w:uiPriority="-1985427495"/>
-    <w:lsdException w:name="Grid Table 5 Dark Accent 3" w:uiPriority="342250624"/>
-    <w:lsdException w:name="Grid Table 6 Colorful Accent 3" w:uiPriority="1502836065"/>
-    <w:lsdException w:name="Grid Table 7 Colorful Accent 3" w:uiPriority="645210994"/>
-    <w:lsdException w:name="Grid Table 1 Light Accent 4" w:uiPriority="578818898"/>
-    <w:lsdException w:name="Grid Table 2 Accent 4" w:uiPriority="578819655"/>
-    <w:lsdException w:name="Grid Table 3 Accent 4" w:uiPriority="-1985427520"/>
-    <w:lsdException w:name="Grid Table 4 Accent 4" w:uiPriority="-1985427495"/>
-    <w:lsdException w:name="Grid Table 5 Dark Accent 4" w:uiPriority="342250624"/>
-    <w:lsdException w:name="Grid Table 6 Colorful Accent 4" w:uiPriority="1502836065"/>
-    <w:lsdException w:name="Grid Table 7 Colorful Accent 4" w:uiPriority="645210994"/>
-    <w:lsdException w:name="Grid Table 1 Light Accent 5" w:uiPriority="578818898"/>
-    <w:lsdException w:name="Grid Table 2 Accent 5" w:uiPriority="578819655"/>
-    <w:lsdException w:name="Grid Table 3 Accent 5" w:uiPriority="-1985427520"/>
-    <w:lsdException w:name="Grid Table 4 Accent 5" w:uiPriority="-1985427495"/>
-    <w:lsdException w:name="Grid Table 5 Dark Accent 5" w:uiPriority="342250624"/>
-    <w:lsdException w:name="Grid Table 6 Colorful Accent 5" w:uiPriority="1502836065"/>
-    <w:lsdException w:name="Grid Table 7 Colorful Accent 5" w:uiPriority="645210994"/>
-    <w:lsdException w:name="Grid Table 1 Light Accent 6" w:uiPriority="578818898"/>
-    <w:lsdException w:name="Grid Table 2 Accent 6" w:uiPriority="578819655"/>
-    <w:lsdException w:name="Grid Table 3 Accent 6" w:uiPriority="-1985427520"/>
-    <w:lsdException w:name="Grid Table 4 Accent 6" w:uiPriority="-1985427495"/>
-    <w:lsdException w:name="Grid Table 5 Dark Accent 6" w:uiPriority="342250624"/>
-    <w:lsdException w:name="Grid Table 6 Colorful Accent 6" w:uiPriority="1502836065"/>
-    <w:lsdException w:name="Grid Table 7 Colorful Accent 6" w:uiPriority="645210994"/>
-    <w:lsdException w:name="List Table 1 Light" w:uiPriority="578818898"/>
-    <w:lsdException w:name="List Table 2" w:uiPriority="578819655"/>
-    <w:lsdException w:name="List Table 3" w:uiPriority="-1985427520"/>
-    <w:lsdException w:name="List Table 4" w:uiPriority="-1985427495"/>
-    <w:lsdException w:name="List Table 5 Dark" w:uiPriority="342250624"/>
-    <w:lsdException w:name="List Table 6 Colorful" w:uiPriority="1502836065"/>
-    <w:lsdException w:name="List Table 7 Colorful" w:uiPriority="645210994"/>
-    <w:lsdException w:name="List Table 1 Light Accent 1" w:uiPriority="578818898"/>
-    <w:lsdException w:name="List Table 2 Accent 1" w:uiPriority="578819655"/>
-    <w:lsdException w:name="List Table 3 Accent 1" w:uiPriority="-1985427520"/>
-    <w:lsdException w:name="List Table 4 Accent 1" w:uiPriority="-1985427495"/>
-    <w:lsdException w:name="List Table 5 Dark Accent 1" w:uiPriority="342250624"/>
-    <w:lsdException w:name="List Table 6 Colorful Accent 1" w:uiPriority="1502836065"/>
-    <w:lsdException w:name="List Table 7 Colorful Accent 1" w:uiPriority="645210994"/>
-    <w:lsdException w:name="List Table 1 Light Accent 2" w:uiPriority="578818898"/>
-    <w:lsdException w:name="List Table 2 Accent 2" w:uiPriority="578819655"/>
-    <w:lsdException w:name="List Table 3 Accent 2" w:uiPriority="-1985427520"/>
-    <w:lsdException w:name="List Table 4 Accent 2" w:uiPriority="-1985427495"/>
-    <w:lsdException w:name="List Table 5 Dark Accent 2" w:uiPriority="342250624"/>
-    <w:lsdException w:name="List Table 6 Colorful Accent 2" w:uiPriority="1502836065"/>
-    <w:lsdException w:name="List Table 7 Colorful Accent 2" w:uiPriority="645210994"/>
-    <w:lsdException w:name="List Table 1 Light Accent 3" w:uiPriority="578818898"/>
-    <w:lsdException w:name="List Table 2 Accent 3" w:uiPriority="578819655"/>
-    <w:lsdException w:name="List Table 3 Accent 3" w:uiPriority="-1985427520"/>
-    <w:lsdException w:name="List Table 4 Accent 3" w:uiPriority="-1985427495"/>
-    <w:lsdException w:name="List Table 5 Dark Accent 3" w:uiPriority="342250624"/>
-    <w:lsdException w:name="List Table 6 Colorful Accent 3" w:uiPriority="1502836065"/>
-    <w:lsdException w:name="List Table 7 Colorful Accent 3" w:uiPriority="645210994"/>
-    <w:lsdException w:name="List Table 1 Light Accent 4" w:uiPriority="578818898"/>
-    <w:lsdException w:name="List Table 2 Accent 4" w:uiPriority="578819655"/>
-    <w:lsdException w:name="List Table 3 Accent 4" w:uiPriority="-1985427520"/>
-    <w:lsdException w:name="List Table 4 Accent 4" w:uiPriority="-1985427495"/>
-    <w:lsdException w:name="List Table 5 Dark Accent 4" w:uiPriority="342250624"/>
-    <w:lsdException w:name="List Table 6 Colorful Accent 4" w:uiPriority="1502836065"/>
-    <w:lsdException w:name="List Table 7 Colorful Accent 4" w:uiPriority="645210994"/>
-    <w:lsdException w:name="List Table 1 Light Accent 5" w:uiPriority="578818898"/>
-    <w:lsdException w:name="List Table 2 Accent 5" w:uiPriority="578819655"/>
-    <w:lsdException w:name="List Table 3 Accent 5" w:uiPriority="-1985427520"/>
-    <w:lsdException w:name="List Table 4 Accent 5" w:uiPriority="-1985427495"/>
-    <w:lsdException w:name="List Table 5 Dark Accent 5" w:uiPriority="342250624"/>
-    <w:lsdException w:name="List Table 6 Colorful Accent 5" w:uiPriority="1502836065"/>
-    <w:lsdException w:name="List Table 7 Colorful Accent 5" w:uiPriority="645210994"/>
-    <w:lsdException w:name="List Table 1 Light Accent 6" w:uiPriority="578818898"/>
-    <w:lsdException w:name="List Table 2 Accent 6" w:uiPriority="578819655"/>
-    <w:lsdException w:name="List Table 3 Accent 6" w:uiPriority="-1985427520"/>
-    <w:lsdException w:name="List Table 4 Accent 6" w:uiPriority="-1985427495"/>
-    <w:lsdException w:name="List Table 5 Dark Accent 6" w:uiPriority="342250624"/>
-    <w:lsdException w:name="List Table 6 Colorful Accent 6" w:uiPriority="1502836065"/>
-    <w:lsdException w:name="List Table 7 Colorful Accent 6" w:uiPriority="645210994"/>
+    <w:lsdException w:name="List Paragraph" w:uiPriority="645210994" w:qFormat="1"/>
+    <w:lsdException w:name="Quote" w:uiPriority="-277434889" w:qFormat="1"/>
+    <w:lsdException w:name="Intense Quote" w:uiPriority="-1985427520" w:qFormat="1"/>
+    <w:lsdException w:name="Medium List 2 Accent 1" w:uiPriority="2032374898"/>
+    <w:lsdException w:name="Medium Grid 1 Accent 1" w:uiPriority="2032374899"/>
+    <w:lsdException w:name="Medium Grid 2 Accent 1" w:uiPriority="-965755538"/>
+    <w:lsdException w:name="Medium Grid 3 Accent 1" w:uiPriority="-965750857"/>
+    <w:lsdException w:name="Dark List Accent 1" w:uiPriority="561336370"/>
+    <w:lsdException w:name="Colorful Shading Accent 1" w:uiPriority="561349961"/>
+    <w:lsdException w:name="Colorful List Accent 1" w:uiPriority="1495540232"/>
+    <w:lsdException w:name="Colorful Grid Accent 1" w:uiPriority="1495540551"/>
+    <w:lsdException w:name="Light Shading Accent 2" w:uiPriority="-1764193682"/>
+    <w:lsdException w:name="Light List Accent 2" w:uiPriority="-1721014645"/>
+    <w:lsdException w:name="Light Grid Accent 2" w:uiPriority="-811033174"/>
+    <w:lsdException w:name="Medium Shading 1 Accent 2" w:uiPriority="-811033161"/>
+    <w:lsdException w:name="Medium Shading 2 Accent 2" w:uiPriority="-9840244"/>
+    <w:lsdException w:name="Medium List 1 Accent 2" w:uiPriority="-9011589"/>
+    <w:lsdException w:name="Medium List 2 Accent 2" w:uiPriority="2032374898"/>
+    <w:lsdException w:name="Medium Grid 1 Accent 2" w:uiPriority="2032374899"/>
+    <w:lsdException w:name="Medium Grid 2 Accent 2" w:uiPriority="-965755538"/>
+    <w:lsdException w:name="Medium Grid 3 Accent 2" w:uiPriority="-965750857"/>
+    <w:lsdException w:name="Dark List Accent 2" w:uiPriority="561336370"/>
+    <w:lsdException w:name="Colorful Shading Accent 2" w:uiPriority="561349961"/>
+    <w:lsdException w:name="Colorful List Accent 2" w:uiPriority="1495540232"/>
+    <w:lsdException w:name="Colorful Grid Accent 2" w:uiPriority="1495540551"/>
+    <w:lsdException w:name="Light Shading Accent 3" w:uiPriority="-1764193682"/>
+    <w:lsdException w:name="Light List Accent 3" w:uiPriority="-1721014645"/>
+    <w:lsdException w:name="Light Grid Accent 3" w:uiPriority="-811033174"/>
+    <w:lsdException w:name="Medium Shading 1 Accent 3" w:uiPriority="-811033161"/>
+    <w:lsdException w:name="Medium Shading 2 Accent 3" w:uiPriority="-9840244"/>
+    <w:lsdException w:name="Medium List 1 Accent 3" w:uiPriority="-9011589"/>
+    <w:lsdException w:name="Medium List 2 Accent 3" w:uiPriority="2032374898"/>
+    <w:lsdException w:name="Medium Grid 1 Accent 3" w:uiPriority="2032374899"/>
+    <w:lsdException w:name="Medium Grid 2 Accent 3" w:uiPriority="-965755538"/>
+    <w:lsdException w:name="Medium Grid 3 Accent 3" w:uiPriority="-965750857"/>
+    <w:lsdException w:name="Dark List Accent 3" w:uiPriority="561336370"/>
+    <w:lsdException w:name="Colorful Shading Accent 3" w:uiPriority="561349961"/>
+    <w:lsdException w:name="Colorful List Accent 3" w:uiPriority="1495540232"/>
+    <w:lsdException w:name="Colorful Grid Accent 3" w:uiPriority="1495540551"/>
+    <w:lsdException w:name="Light Shading Accent 4" w:uiPriority="-1764193682"/>
+    <w:lsdException w:name="Light List Accent 4" w:uiPriority="-1721014645"/>
+    <w:lsdException w:name="Light Grid Accent 4" w:uiPriority="-811033174"/>
+    <w:lsdException w:name="Medium Shading 1 Accent 4" w:uiPriority="-811033161"/>
+    <w:lsdException w:name="Medium Shading 2 Accent 4" w:uiPriority="-9840244"/>
+    <w:lsdException w:name="Medium List 1 Accent 4" w:uiPriority="-9011589"/>
+    <w:lsdException w:name="Medium List 2 Accent 4" w:uiPriority="2032374898"/>
+    <w:lsdException w:name="Medium Grid 1 Accent 4" w:uiPriority="2032374899"/>
+    <w:lsdException w:name="Medium Grid 2 Accent 4" w:uiPriority="-965755538"/>
+    <w:lsdException w:name="Medium Grid 3 Accent 4" w:uiPriority="-965750857"/>
+    <w:lsdException w:name="Dark List Accent 4" w:uiPriority="561336370"/>
+    <w:lsdException w:name="Colorful Shading Accent 4" w:uiPriority="561349961"/>
+    <w:lsdException w:name="Colorful List Accent 4" w:uiPriority="1495540232"/>
+    <w:lsdException w:name="Colorful Grid Accent 4" w:uiPriority="1495540551"/>
+    <w:lsdException w:name="Light Shading Accent 5" w:uiPriority="-1764193682"/>
+    <w:lsdException w:name="Light List Accent 5" w:uiPriority="-1721014645"/>
+    <w:lsdException w:name="Light Grid Accent 5" w:uiPriority="-811033174"/>
+    <w:lsdException w:name="Medium Shading 1 Accent 5" w:uiPriority="-811033161"/>
+    <w:lsdException w:name="Medium Shading 2 Accent 5" w:uiPriority="-9840244"/>
+    <w:lsdException w:name="Medium List 1 Accent 5" w:uiPriority="-9011589"/>
+    <w:lsdException w:name="Medium List 2 Accent 5" w:uiPriority="2032374898"/>
+    <w:lsdException w:name="Medium Grid 1 Accent 5" w:uiPriority="2032374899"/>
+    <w:lsdException w:name="Medium Grid 2 Accent 5" w:uiPriority="-965755538"/>
+    <w:lsdException w:name="Medium Grid 3 Accent 5" w:uiPriority="-965750857"/>
+    <w:lsdException w:name="Dark List Accent 5" w:uiPriority="561336370"/>
+    <w:lsdException w:name="Colorful Shading Accent 5" w:uiPriority="561349961"/>
+    <w:lsdException w:name="Colorful List Accent 5" w:uiPriority="1495540232"/>
+    <w:lsdException w:name="Colorful Grid Accent 5" w:uiPriority="1495540551"/>
+    <w:lsdException w:name="Light Shading Accent 6" w:uiPriority="-1764193682"/>
+    <w:lsdException w:name="Light List Accent 6" w:uiPriority="-1721014645"/>
+    <w:lsdException w:name="Light Grid Accent 6" w:uiPriority="-811033174"/>
+    <w:lsdException w:name="Medium Shading 1 Accent 6" w:uiPriority="-811033161"/>
+    <w:lsdException w:name="Medium Shading 2 Accent 6" w:uiPriority="-9840244"/>
+    <w:lsdException w:name="Medium List 1 Accent 6" w:uiPriority="-9011589"/>
+    <w:lsdException w:name="Medium List 2 Accent 6" w:uiPriority="2032374898"/>
+    <w:lsdException w:name="Medium Grid 1 Accent 6" w:uiPriority="2032374899"/>
+    <w:lsdException w:name="Medium Grid 2 Accent 6" w:uiPriority="-965755538"/>
+    <w:lsdException w:name="Medium Grid 3 Accent 6" w:uiPriority="-965750857"/>
+    <w:lsdException w:name="Dark List Accent 6" w:uiPriority="561336370"/>
+    <w:lsdException w:name="Colorful Shading Accent 6" w:uiPriority="561349961"/>
+    <w:lsdException w:name="Colorful List Accent 6" w:uiPriority="1495540232"/>
+    <w:lsdException w:name="Colorful Grid Accent 6" w:uiPriority="1495540551"/>
+    <w:lsdException w:name="Subtle Emphasis" w:uiPriority="570789929" w:qFormat="1"/>
+    <w:lsdException w:name="Intense Emphasis" w:uiPriority="359937561" w:qFormat="1"/>
+    <w:lsdException w:name="Subtle Reference" w:uiPriority="-1985427495" w:qFormat="1"/>
+    <w:lsdException w:name="Intense Reference" w:uiPriority="342250624" w:qFormat="1"/>
+    <w:lsdException w:name="Book Title" w:uiPriority="1502836065" w:qFormat="1"/>
+    <w:lsdException w:name="Bibliography" w:semiHidden="1" w:uiPriority="-2037049567" w:unhideWhenUsed="1"/>
+    <w:lsdException w:name="TOC Heading" w:semiHidden="1" w:uiPriority="1075188599" w:unhideWhenUsed="1" w:qFormat="1"/>
+    <w:lsdException w:name="Plain Table 1" w:uiPriority="-2000898185"/>
+    <w:lsdException w:name="Plain Table 2" w:uiPriority="1679239472"/>
+    <w:lsdException w:name="Plain Table 3" w:uiPriority="1679239473"/>
+    <w:lsdException w:name="Plain Table 4" w:uiPriority="-339904292"/>
+    <w:lsdException w:name="Plain Table 5" w:uiPriority="-339903049"/>
+    <w:lsdException w:name="Grid Table Light" w:uiPriority="-2000962674"/>
+    <w:lsdException w:name="Grid Table 1 Light" w:uiPriority="2021755032"/>
+    <w:lsdException w:name="Grid Table 2" w:uiPriority="2021758549"/>
+    <w:lsdException w:name="Grid Table 3" w:uiPriority="2059242208"/>
+    <w:lsdException w:name="Grid Table 4" w:uiPriority="2059242347"/>
+    <w:lsdException w:name="Grid Table 5 Dark" w:uiPriority="1109722660"/>
+    <w:lsdException w:name="Grid Table 6 Colorful" w:uiPriority="42164325"/>
+    <w:lsdException w:name="Grid Table 7 Colorful" w:uiPriority="1159793044"/>
+    <w:lsdException w:name="Grid Table 1 Light Accent 1" w:uiPriority="2021755032"/>
+    <w:lsdException w:name="Grid Table 2 Accent 1" w:uiPriority="2021758549"/>
+    <w:lsdException w:name="Grid Table 3 Accent 1" w:uiPriority="2059242208"/>
+    <w:lsdException w:name="Grid Table 4 Accent 1" w:uiPriority="2059242347"/>
+    <w:lsdException w:name="Grid Table 5 Dark Accent 1" w:uiPriority="1109722660"/>
+    <w:lsdException w:name="Grid Table 6 Colorful Accent 1" w:uiPriority="42164325"/>
+    <w:lsdException w:name="Grid Table 7 Colorful Accent 1" w:uiPriority="1159793044"/>
+    <w:lsdException w:name="Grid Table 1 Light Accent 2" w:uiPriority="2021755032"/>
+    <w:lsdException w:name="Grid Table 2 Accent 2" w:uiPriority="2021758549"/>
+    <w:lsdException w:name="Grid Table 3 Accent 2" w:uiPriority="2059242208"/>
+    <w:lsdException w:name="Grid Table 4 Accent 2" w:uiPriority="2059242347"/>
+    <w:lsdException w:name="Grid Table 5 Dark Accent 2" w:uiPriority="1109722660"/>
+    <w:lsdException w:name="Grid Table 6 Colorful Accent 2" w:uiPriority="42164325"/>
+    <w:lsdException w:name="Grid Table 7 Colorful Accent 2" w:uiPriority="1159793044"/>
+    <w:lsdException w:name="Grid Table 1 Light Accent 3" w:uiPriority="2021755032"/>
+    <w:lsdException w:name="Grid Table 2 Accent 3" w:uiPriority="2021758549"/>
+    <w:lsdException w:name="Grid Table 3 Accent 3" w:uiPriority="2059242208"/>
+    <w:lsdException w:name="Grid Table 4 Accent 3" w:uiPriority="2059242347"/>
+    <w:lsdException w:name="Grid Table 5 Dark Accent 3" w:uiPriority="1109722660"/>
+    <w:lsdException w:name="Grid Table 6 Colorful Accent 3" w:uiPriority="42164325"/>
+    <w:lsdException w:name="Grid Table 7 Colorful Accent 3" w:uiPriority="1159793044"/>
+    <w:lsdException w:name="Grid Table 1 Light Accent 4" w:uiPriority="2021755032"/>
+    <w:lsdException w:name="Grid Table 2 Accent 4" w:uiPriority="2021758549"/>
+    <w:lsdException w:name="Grid Table 3 Accent 4" w:uiPriority="2059242208"/>
+    <w:lsdException w:name="Grid Table 4 Accent 4" w:uiPriority="2059242347"/>
+    <w:lsdException w:name="Grid Table 5 Dark Accent 4" w:uiPriority="1109722660"/>
+    <w:lsdException w:name="Grid Table 6 Colorful Accent 4" w:uiPriority="42164325"/>
+    <w:lsdException w:name="Grid Table 7 Colorful Accent 4" w:uiPriority="1159793044"/>
+    <w:lsdException w:name="Grid Table 1 Light Accent 5" w:uiPriority="2021755032"/>
+    <w:lsdException w:name="Grid Table 2 Accent 5" w:uiPriority="2021758549"/>
+    <w:lsdException w:name="Grid Table 3 Accent 5" w:uiPriority="2059242208"/>
+    <w:lsdException w:name="Grid Table 4 Accent 5" w:uiPriority="2059242347"/>
+    <w:lsdException w:name="Grid Table 5 Dark Accent 5" w:uiPriority="1109722660"/>
+    <w:lsdException w:name="Grid Table 6 Colorful Accent 5" w:uiPriority="42164325"/>
+    <w:lsdException w:name="Grid Table 7 Colorful Accent 5" w:uiPriority="1159793044"/>
+    <w:lsdException w:name="Grid Table 1 Light Accent 6" w:uiPriority="2021755032"/>
+    <w:lsdException w:name="Grid Table 2 Accent 6" w:uiPriority="2021758549"/>
+    <w:lsdException w:name="Grid Table 3 Accent 6" w:uiPriority="2059242208"/>
+    <w:lsdException w:name="Grid Table 4 Accent 6" w:uiPriority="2059242347"/>
+    <w:lsdException w:name="Grid Table 5 Dark Accent 6" w:uiPriority="1109722660"/>
+    <w:lsdException w:name="Grid Table 6 Colorful Accent 6" w:uiPriority="42164325"/>
+    <w:lsdException w:name="Grid Table 7 Colorful Accent 6" w:uiPriority="1159793044"/>
+    <w:lsdException w:name="List Table 1 Light" w:uiPriority="2021755032"/>
+    <w:lsdException w:name="List Table 2" w:uiPriority="2021758549"/>
+    <w:lsdException w:name="List Table 3" w:uiPriority="2059242208"/>
+    <w:lsdException w:name="List Table 4" w:uiPriority="2059242347"/>
+    <w:lsdException w:name="List Table 5 Dark" w:uiPriority="1109722660"/>
+    <w:lsdException w:name="List Table 6 Colorful" w:uiPriority="42164325"/>
+    <w:lsdException w:name="List Table 7 Colorful" w:uiPriority="1159793044"/>
+    <w:lsdException w:name="List Table 1 Light Accent 1" w:uiPriority="2021755032"/>
+    <w:lsdException w:name="List Table 2 Accent 1" w:uiPriority="2021758549"/>
+    <w:lsdException w:name="List Table 3 Accent 1" w:uiPriority="2059242208"/>
+    <w:lsdException w:name="List Table 4 Accent 1" w:uiPriority="2059242347"/>
+    <w:lsdException w:name="List Table 5 Dark Accent 1" w:uiPriority="1109722660"/>
+    <w:lsdException w:name="List Table 6 Colorful Accent 1" w:uiPriority="42164325"/>
+    <w:lsdException w:name="List Table 7 Colorful Accent 1" w:uiPriority="1159793044"/>
+    <w:lsdException w:name="List Table 1 Light Accent 2" w:uiPriority="2021755032"/>
+    <w:lsdException w:name="List Table 2 Accent 2" w:uiPriority="2021758549"/>
+    <w:lsdException w:name="List Table 3 Accent 2" w:uiPriority="2059242208"/>
+    <w:lsdException w:name="List Table 4 Accent 2" w:uiPriority="2059242347"/>
+    <w:lsdException w:name="List Table 5 Dark Accent 2" w:uiPriority="1109722660"/>
+    <w:lsdException w:name="List Table 6 Colorful Accent 2" w:uiPriority="42164325"/>
+    <w:lsdException w:name="List Table 7 Colorful Accent 2" w:uiPriority="1159793044"/>
+    <w:lsdException w:name="List Table 1 Light Accent 3" w:uiPriority="2021755032"/>
+    <w:lsdException w:name="List Table 2 Accent 3" w:uiPriority="2021758549"/>
+    <w:lsdException w:name="List Table 3 Accent 3" w:uiPriority="2059242208"/>
+    <w:lsdException w:name="List Table 4 Accent 3" w:uiPriority="2059242347"/>
+    <w:lsdException w:name="List Table 5 Dark Accent 3" w:uiPriority="1109722660"/>
+    <w:lsdException w:name="List Table 6 Colorful Accent 3" w:uiPriority="42164325"/>
+    <w:lsdException w:name="List Table 7 Colorful Accent 3" w:uiPriority="1159793044"/>
+    <w:lsdException w:name="List Table 1 Light Accent 4" w:uiPriority="2021755032"/>
+    <w:lsdException w:name="List Table 2 Accent 4" w:uiPriority="2021758549"/>
+    <w:lsdException w:name="List Table 3 Accent 4" w:uiPriority="2059242208"/>
+    <w:lsdException w:name="List Table 4 Accent 4" w:uiPriority="2059242347"/>
+    <w:lsdException w:name="List Table 5 Dark Accent 4" w:uiPriority="1109722660"/>
+    <w:lsdException w:name="List Table 6 Colorful Accent 4" w:uiPriority="42164325"/>
+    <w:lsdException w:name="List Table 7 Colorful Accent 4" w:uiPriority="1159793044"/>
+    <w:lsdException w:name="List Table 1 Light Accent 5" w:uiPriority="2021755032"/>
+    <w:lsdException w:name="List Table 2 Accent 5" w:uiPriority="2021758549"/>
+    <w:lsdException w:name="List Table 3 Accent 5" w:uiPriority="2059242208"/>
+    <w:lsdException w:name="List Table 4 Accent 5" w:uiPriority="2059242347"/>
+    <w:lsdException w:name="List Table 5 Dark Accent 5" w:uiPriority="1109722660"/>
+    <w:lsdException w:name="List Table 6 Colorful Accent 5" w:uiPriority="42164325"/>
+    <w:lsdException w:name="List Table 7 Colorful Accent 5" w:uiPriority="1159793044"/>
+    <w:lsdException w:name="List Table 1 Light Accent 6" w:uiPriority="2021755032"/>
+    <w:lsdException w:name="List Table 2 Accent 6" w:uiPriority="2021758549"/>
+    <w:lsdException w:name="List Table 3 Accent 6" w:uiPriority="2059242208"/>
+    <w:lsdException w:name="List Table 4 Accent 6" w:uiPriority="2059242347"/>
+    <w:lsdException w:name="List Table 5 Dark Accent 6" w:uiPriority="1109722660"/>
+    <w:lsdException w:name="List Table 6 Colorful Accent 6" w:uiPriority="42164325"/>
+    <w:lsdException w:name="List Table 7 Colorful Accent 6" w:uiPriority="1159793044"/>
   </w:latentStyles>
   <w:style w:type="paragraph" w:default="1" w:styleId="a2">
     <w:name w:val="Normal"/>

--- a/projects/toyos_project/toy_os2.docx
+++ b/projects/toyos_project/toy_os2.docx
@@ -22966,7 +22966,7 @@
           <w:rtl w:val="off"/>
         </w:rPr>
         <w:drawing>
-          <wp:inline distT="0" distB="0" distL="180" distR="180">
+          <wp:inline distT="0" distB="0" distL="0" distR="0">
             <wp:extent cx="4591050" cy="1130300"/>
             <wp:effectExtent l="0" t="0" r="0" b="0"/>
             <wp:docPr id="1055" name="shape1055" hidden="0"/>
@@ -23080,25 +23080,25 @@
         </w:tabs>
         <w:rPr>
           <w:lang w:eastAsia="ko-KR"/>
-          <w:rFonts w:hint="eastAsia"/>
-          <w:b w:val="0"/>
-          <w:bCs w:val="0"/>
-          <w:sz w:val="26"/>
-          <w:szCs w:val="26"/>
-          <w:rtl w:val="off"/>
-        </w:rPr>
-      </w:pPr>
-      <w:r>
-        <w:rPr>
-          <w:lang w:eastAsia="ko-KR"/>
-          <w:rFonts w:hint="eastAsia"/>
-          <w:b w:val="0"/>
-          <w:bCs w:val="0"/>
-          <w:sz w:val="26"/>
-          <w:szCs w:val="26"/>
-          <w:rtl w:val="off"/>
-        </w:rPr>
-        <w:t>그 다음에는 지금까지는 파일 수가 적어서 하나씩 전부 그냥 obj파일로 만들고 linker로 연결하고 그 다음에 bin로 바꿔서 disk에 올렸지만 이제는 너무 코드 파일이 많아져서 이를 잘 관리하기 위해서 make file을 만들기로 했다.</w:t>
+          <w:rFonts/>
+          <w:b w:val="0"/>
+          <w:bCs w:val="0"/>
+          <w:sz w:val="26"/>
+          <w:szCs w:val="26"/>
+          <w:rtl w:val="off"/>
+        </w:rPr>
+      </w:pPr>
+      <w:r>
+        <w:rPr>
+          <w:lang w:eastAsia="ko-KR"/>
+          <w:rFonts w:hint="eastAsia"/>
+          <w:b w:val="0"/>
+          <w:bCs w:val="0"/>
+          <w:sz w:val="26"/>
+          <w:szCs w:val="26"/>
+          <w:rtl w:val="off"/>
+        </w:rPr>
+        <w:t>그 다음에는 지금까지는 파일 수가 적어서 하나씩 전부 그냥 obj파일로 만들고 linker로 연결하고 그 다음에 bin로 바꿔서 disk에 올렸지만 이제는 너무 코드 파일이 많아져서 이를 잘 관리하기 위해서 makefile을 만들기로 했다.</w:t>
       </w:r>
     </w:p>
     <w:p>
@@ -23109,7 +23109,7 @@
         </w:tabs>
         <w:rPr>
           <w:lang w:eastAsia="ko-KR"/>
-          <w:rFonts w:hint="eastAsia"/>
+          <w:rFonts/>
           <w:b w:val="0"/>
           <w:bCs w:val="0"/>
           <w:sz w:val="26"/>
@@ -23134,6 +23134,18 @@
           <w:rtl w:val="off"/>
         </w:rPr>
       </w:pPr>
+      <w:r>
+        <w:rPr>
+          <w:lang w:eastAsia="ko-KR"/>
+          <w:rFonts w:hint="eastAsia"/>
+          <w:b w:val="0"/>
+          <w:bCs w:val="0"/>
+          <w:sz w:val="26"/>
+          <w:szCs w:val="26"/>
+          <w:rtl w:val="off"/>
+        </w:rPr>
+        <w:t xml:space="preserve">이 다음의 목표는 우선 backspace명령어를 제외하고서는 기본적인 입력한 키를 출력하게 키보드 함수를 수정했는데 우선 그러기 위해서는 각 inb에 따른 출력 문자표를 만들기 위해서 ai에게 이 부분을 요청해서 쉽게 만들었고 그 다음에는 이제 입력으로 받은 게 출력할 수 있는 범위에 있는지를 확인한 다음에 범위내에 존재시 출력하게 코드를 작성했다.    </w:t>
+      </w:r>
     </w:p>
     <w:p>
       <w:pPr>
@@ -23151,6 +23163,59 @@
           <w:rtl w:val="off"/>
         </w:rPr>
       </w:pPr>
+      <w:r>
+        <w:rPr>
+          <w:lang w:eastAsia="ko-KR"/>
+          <w:rFonts w:hint="eastAsia"/>
+          <w:b w:val="0"/>
+          <w:bCs w:val="0"/>
+          <w:sz w:val="26"/>
+          <w:szCs w:val="26"/>
+          <w:rtl w:val="off"/>
+        </w:rPr>
+        <w:drawing>
+          <wp:inline distT="0" distB="0" distL="0" distR="0">
+            <wp:extent cx="4578350" cy="1019175"/>
+            <wp:effectExtent l="0" t="0" r="0" b="0"/>
+            <wp:docPr id="1056" name="shape1056" hidden="0"/>
+            <wp:cNvGraphicFramePr>
+              <a:graphicFrameLocks xmlns:a="http://schemas.openxmlformats.org/drawingml/2006/main" noChangeAspect="1"/>
+            </wp:cNvGraphicFramePr>
+            <a:graphic xmlns:a="http://schemas.openxmlformats.org/drawingml/2006/main">
+              <a:graphicData uri="http://schemas.openxmlformats.org/drawingml/2006/picture">
+                <pic:pic xmlns:pic="http://schemas.openxmlformats.org/drawingml/2006/picture">
+                  <pic:nvPicPr>
+                    <pic:cNvPr id="0" name="이미지"/>
+                    <pic:cNvPicPr preferRelativeResize="1">
+                      <a:picLocks noChangeAspect="1"/>
+                    </pic:cNvPicPr>
+                  </pic:nvPicPr>
+                  <pic:blipFill>
+                    <a:blip r:embed="rId32">
+                      <a:extLst>
+                        <a:ext uri="{28A0092B-C50C-407E-A947-70E740481C1C}">
+                          <a14:useLocalDpi xmlns:a14="http://schemas.microsoft.com/office/drawing/2010/main" val="0"/>
+                        </a:ext>
+                      </a:extLst>
+                    </a:blip>
+                    <a:srcRect/>
+                    <a:stretch>
+                      <a:fillRect/>
+                    </a:stretch>
+                  </pic:blipFill>
+                  <pic:spPr>
+                    <a:xfrm>
+                      <a:off x="0" y="0"/>
+                      <a:ext cx="4578350" cy="1019175"/>
+                    </a:xfrm>
+                    <a:prstGeom prst="rect"/>
+                  </pic:spPr>
+                </pic:pic>
+              </a:graphicData>
+            </a:graphic>
+          </wp:inline>
+        </w:drawing>
+      </w:r>
     </w:p>
     <w:p>
       <w:pPr>
@@ -23185,6 +23250,18 @@
           <w:rtl w:val="off"/>
         </w:rPr>
       </w:pPr>
+      <w:r>
+        <w:rPr>
+          <w:lang w:eastAsia="ko-KR"/>
+          <w:rFonts w:hint="eastAsia"/>
+          <w:b w:val="0"/>
+          <w:bCs w:val="0"/>
+          <w:sz w:val="26"/>
+          <w:szCs w:val="26"/>
+          <w:rtl w:val="off"/>
+        </w:rPr>
+        <w:t>.</w:t>
+      </w:r>
     </w:p>
     <w:p>
       <w:pPr>
@@ -23202,6 +23279,18 @@
           <w:rtl w:val="off"/>
         </w:rPr>
       </w:pPr>
+      <w:r>
+        <w:rPr>
+          <w:lang w:eastAsia="ko-KR"/>
+          <w:rFonts w:hint="eastAsia"/>
+          <w:b w:val="0"/>
+          <w:bCs w:val="0"/>
+          <w:sz w:val="26"/>
+          <w:szCs w:val="26"/>
+          <w:rtl w:val="off"/>
+        </w:rPr>
+        <w:t>그 다음에는 backspace명령어를 구현하기 위해 기존의 vga.c파일을 수정해 c로 들어온 입력이 ‘\b’인 경우에 대해서 col = 0 즉 더 이상 앞으로 이동할 공간이 없으면 그대로 있고 아닌 경우에는 한 칸 앞으로 vga index를 이동시키고 그러면서 그 위치에 공백 문자열을 출력하게 코드를 바꿨다.</w:t>
+      </w:r>
     </w:p>
     <w:p>
       <w:pPr>
@@ -23236,6 +23325,306 @@
           <w:rtl w:val="off"/>
         </w:rPr>
       </w:pPr>
+      <w:r>
+        <w:rPr>
+          <w:lang w:eastAsia="ko-KR"/>
+          <w:rFonts w:hint="eastAsia"/>
+          <w:b w:val="0"/>
+          <w:bCs w:val="0"/>
+          <w:sz w:val="26"/>
+          <w:szCs w:val="26"/>
+          <w:rtl w:val="off"/>
+        </w:rPr>
+        <w:t>그 다음에는 현재 논리 커서와 하드웨어 커서가 일치하지 않는 게 보여서 이 부분을 수정하기로 했다. 이 때는 기존에 구현한 outb함수를 이용해서 이 둘을 일치시키는 함수를 vga.c에 static으로 만들고 vga.c내부에서만 호출하기로 결정하고 함수를 작성했다. 그 다음에는 이를 put_char함수의 각 상황별 return문 앞과 clean_screen함수의 return문 앞에 추가했다.</w:t>
+      </w:r>
+    </w:p>
+    <w:p>
+      <w:pPr>
+        <w:jc w:val="left"/>
+        <w:tabs>
+          <w:tab w:val="left" w:pos="7892"/>
+        </w:tabs>
+        <w:rPr>
+          <w:lang w:eastAsia="ko-KR"/>
+          <w:rFonts w:hint="eastAsia"/>
+          <w:b w:val="0"/>
+          <w:bCs w:val="0"/>
+          <w:sz w:val="26"/>
+          <w:szCs w:val="26"/>
+          <w:rtl w:val="off"/>
+        </w:rPr>
+      </w:pPr>
+    </w:p>
+    <w:p>
+      <w:pPr>
+        <w:jc w:val="left"/>
+        <w:tabs>
+          <w:tab w:val="left" w:pos="7892"/>
+        </w:tabs>
+        <w:rPr>
+          <w:lang w:eastAsia="ko-KR"/>
+          <w:rFonts w:hint="eastAsia"/>
+          <w:b w:val="0"/>
+          <w:bCs w:val="0"/>
+          <w:sz w:val="26"/>
+          <w:szCs w:val="26"/>
+          <w:rtl w:val="off"/>
+        </w:rPr>
+      </w:pPr>
+      <w:r>
+        <w:rPr>
+          <w:lang w:eastAsia="ko-KR"/>
+          <w:rFonts w:hint="eastAsia"/>
+          <w:b w:val="0"/>
+          <w:bCs w:val="0"/>
+          <w:sz w:val="26"/>
+          <w:szCs w:val="26"/>
+          <w:rtl w:val="off"/>
+        </w:rPr>
+        <w:t>그 다음에는 편의성을 위해서 좌우 화살표를 입력시에 좌우로 이동하는 기능을 구현하기 위해서 키보드로 들어온 입력이 좌우 화살표인 경우에는 각각 vga.h에 정의된 함수를 가져와서 col값을 바꿔서 커서를 이동시켰다.</w:t>
+      </w:r>
+    </w:p>
+    <w:p>
+      <w:pPr>
+        <w:jc w:val="left"/>
+        <w:tabs>
+          <w:tab w:val="left" w:pos="7892"/>
+        </w:tabs>
+        <w:rPr>
+          <w:lang w:eastAsia="ko-KR"/>
+          <w:rFonts w:hint="eastAsia"/>
+          <w:b w:val="0"/>
+          <w:bCs w:val="0"/>
+          <w:sz w:val="26"/>
+          <w:szCs w:val="26"/>
+          <w:rtl w:val="off"/>
+        </w:rPr>
+      </w:pPr>
+    </w:p>
+    <w:p>
+      <w:pPr>
+        <w:jc w:val="left"/>
+        <w:tabs>
+          <w:tab w:val="left" w:pos="7892"/>
+        </w:tabs>
+        <w:rPr>
+          <w:lang w:eastAsia="ko-KR"/>
+          <w:rFonts w:hint="eastAsia"/>
+          <w:b w:val="0"/>
+          <w:bCs w:val="0"/>
+          <w:sz w:val="26"/>
+          <w:szCs w:val="26"/>
+          <w:rtl w:val="off"/>
+        </w:rPr>
+      </w:pPr>
+      <w:r>
+        <w:rPr>
+          <w:lang w:eastAsia="ko-KR"/>
+          <w:rFonts w:hint="eastAsia"/>
+          <w:b w:val="0"/>
+          <w:bCs w:val="0"/>
+          <w:sz w:val="26"/>
+          <w:szCs w:val="26"/>
+          <w:rtl w:val="off"/>
+        </w:rPr>
+        <w:t>이렇게 기본적인 키보드 입력에 따른 처리를 만들었지만 지금 현재로선 화면에 무슨 문자열이 있는지 커널이 알기에는 무리가 있다. 따라서 이를 관리할 버퍼와 인덱스 그리고 사용자 입력에 따라서 버퍼의 정보를 갱신해야 한다. 그러기 위해서 키보드 함수에서 이와 관련된 코드를 작성해서 사용자의 입력을 저장하고 상황에 따라 관리하게 했다.</w:t>
+      </w:r>
+    </w:p>
+    <w:p>
+      <w:pPr>
+        <w:jc w:val="left"/>
+        <w:tabs>
+          <w:tab w:val="left" w:pos="7892"/>
+        </w:tabs>
+        <w:rPr>
+          <w:lang w:eastAsia="ko-KR"/>
+          <w:rFonts w:hint="eastAsia"/>
+          <w:b w:val="0"/>
+          <w:bCs w:val="0"/>
+          <w:sz w:val="26"/>
+          <w:szCs w:val="26"/>
+          <w:rtl w:val="off"/>
+        </w:rPr>
+      </w:pPr>
+      <w:r>
+        <w:rPr>
+          <w:lang w:eastAsia="ko-KR"/>
+          <w:rFonts w:hint="eastAsia"/>
+          <w:b w:val="0"/>
+          <w:bCs w:val="0"/>
+          <w:sz w:val="26"/>
+          <w:szCs w:val="26"/>
+          <w:rtl w:val="off"/>
+        </w:rPr>
+        <w:t xml:space="preserve">  </w:t>
+      </w:r>
+      <w:r>
+        <w:rPr>
+          <w:lang w:eastAsia="ko-KR"/>
+          <w:rFonts w:hint="eastAsia"/>
+          <w:b w:val="0"/>
+          <w:bCs w:val="0"/>
+          <w:sz w:val="26"/>
+          <w:szCs w:val="26"/>
+          <w:rtl w:val="off"/>
+        </w:rPr>
+        <w:tab/>
+      </w:r>
+    </w:p>
+    <w:p>
+      <w:pPr>
+        <w:jc w:val="left"/>
+        <w:tabs>
+          <w:tab w:val="left" w:pos="7892"/>
+        </w:tabs>
+        <w:rPr>
+          <w:lang w:eastAsia="ko-KR"/>
+          <w:rFonts w:hint="eastAsia"/>
+          <w:b w:val="0"/>
+          <w:bCs w:val="0"/>
+          <w:sz w:val="26"/>
+          <w:szCs w:val="26"/>
+          <w:rtl w:val="off"/>
+        </w:rPr>
+      </w:pPr>
+      <w:r>
+        <w:rPr>
+          <w:lang w:eastAsia="ko-KR"/>
+          <w:rFonts w:hint="eastAsia"/>
+          <w:b w:val="0"/>
+          <w:bCs w:val="0"/>
+          <w:sz w:val="26"/>
+          <w:szCs w:val="26"/>
+          <w:rtl w:val="off"/>
+        </w:rPr>
+        <w:t>이제 버퍼를 만들었으니 사용자가 입력한 내용에 따라서 명령어를 실행하는 간단한 임시 쉘을 구현하려고 한다. 이를 위해서 먼저 shell.c,shell.h 파일을 만들고 그 다음에는keyboard.c파일과 연결해서 이 파일에 정적인 문자열 비교하는 함수와 미리 정해둔 명령어들과의 비교를 통해서 일치하면 명령어에 따른 행동을 출력하게 작성했다</w:t>
+      </w:r>
+    </w:p>
+    <w:p>
+      <w:pPr>
+        <w:jc w:val="left"/>
+        <w:tabs>
+          <w:tab w:val="left" w:pos="7892"/>
+        </w:tabs>
+        <w:rPr>
+          <w:lang w:eastAsia="ko-KR"/>
+          <w:rFonts w:hint="eastAsia"/>
+          <w:b w:val="0"/>
+          <w:bCs w:val="0"/>
+          <w:sz w:val="26"/>
+          <w:szCs w:val="26"/>
+          <w:rtl w:val="off"/>
+        </w:rPr>
+      </w:pPr>
+    </w:p>
+    <w:p>
+      <w:pPr>
+        <w:jc w:val="left"/>
+        <w:tabs>
+          <w:tab w:val="left" w:pos="7892"/>
+        </w:tabs>
+        <w:rPr>
+          <w:lang w:eastAsia="ko-KR"/>
+          <w:rFonts w:hint="eastAsia"/>
+          <w:b w:val="0"/>
+          <w:bCs w:val="0"/>
+          <w:sz w:val="26"/>
+          <w:szCs w:val="26"/>
+          <w:rtl w:val="off"/>
+        </w:rPr>
+      </w:pPr>
+      <w:r>
+        <w:rPr>
+          <w:lang w:eastAsia="ko-KR"/>
+          <w:rFonts w:hint="eastAsia"/>
+          <w:b w:val="0"/>
+          <w:bCs w:val="0"/>
+          <w:sz w:val="26"/>
+          <w:szCs w:val="26"/>
+          <w:rtl w:val="off"/>
+        </w:rPr>
+        <w:t>그 다음에는 키보드 인터럽트와 shell을 분리해서 irq발생시 이를 queue에 저장했다가 kernel에 보내면 kernel에서 shell을 통해서 처리하게 하려고 한다. 이를 위해 원형 큐를 만들고 irq핸들러의 역할을 최소화했고 입력 처리 함수를 분리한 다음에 kernel 메인 루프와 연결했다.</w:t>
+      </w:r>
+    </w:p>
+    <w:p>
+      <w:pPr>
+        <w:jc w:val="left"/>
+        <w:tabs>
+          <w:tab w:val="left" w:pos="7892"/>
+        </w:tabs>
+        <w:rPr>
+          <w:lang w:eastAsia="ko-KR"/>
+          <w:rFonts w:hint="eastAsia"/>
+          <w:b w:val="0"/>
+          <w:bCs w:val="0"/>
+          <w:sz w:val="26"/>
+          <w:szCs w:val="26"/>
+          <w:rtl w:val="off"/>
+        </w:rPr>
+      </w:pPr>
+    </w:p>
+    <w:p>
+      <w:pPr>
+        <w:jc w:val="left"/>
+        <w:tabs>
+          <w:tab w:val="left" w:pos="7892"/>
+        </w:tabs>
+        <w:rPr>
+          <w:lang w:eastAsia="ko-KR"/>
+          <w:rFonts w:hint="eastAsia"/>
+          <w:b w:val="0"/>
+          <w:bCs w:val="0"/>
+          <w:sz w:val="26"/>
+          <w:szCs w:val="26"/>
+          <w:rtl w:val="off"/>
+        </w:rPr>
+      </w:pPr>
+    </w:p>
+    <w:p>
+      <w:pPr>
+        <w:jc w:val="left"/>
+        <w:tabs>
+          <w:tab w:val="left" w:pos="7892"/>
+        </w:tabs>
+        <w:rPr>
+          <w:lang w:eastAsia="ko-KR"/>
+          <w:rFonts w:hint="eastAsia"/>
+          <w:b w:val="0"/>
+          <w:bCs w:val="0"/>
+          <w:sz w:val="26"/>
+          <w:szCs w:val="26"/>
+          <w:rtl w:val="off"/>
+        </w:rPr>
+      </w:pPr>
+    </w:p>
+    <w:p>
+      <w:pPr>
+        <w:jc w:val="left"/>
+        <w:tabs>
+          <w:tab w:val="left" w:pos="7892"/>
+        </w:tabs>
+        <w:rPr>
+          <w:lang w:eastAsia="ko-KR"/>
+          <w:rFonts w:hint="eastAsia"/>
+          <w:b w:val="0"/>
+          <w:bCs w:val="0"/>
+          <w:sz w:val="26"/>
+          <w:szCs w:val="26"/>
+          <w:rtl w:val="off"/>
+        </w:rPr>
+      </w:pPr>
+      <w:r>
+        <w:rPr>
+          <w:lang w:eastAsia="ko-KR"/>
+          <w:rFonts w:hint="eastAsia"/>
+          <w:b w:val="0"/>
+          <w:bCs w:val="0"/>
+          <w:sz w:val="26"/>
+          <w:szCs w:val="26"/>
+          <w:rtl w:val="off"/>
+        </w:rPr>
+        <w:t>그 다음에는 입력 처리함수에</w:t>
+      </w:r>
     </w:p>
     <w:p>
       <w:pPr>
@@ -23867,22 +24256,22 @@
     <w:lsdException w:name="index 7" w:semiHidden="1" w:unhideWhenUsed="1"/>
     <w:lsdException w:name="index 8" w:semiHidden="1" w:unhideWhenUsed="1"/>
     <w:lsdException w:name="index 9" w:semiHidden="1" w:unhideWhenUsed="1"/>
-    <w:lsdException w:name="toc 1" w:semiHidden="1" w:uiPriority="1075188599" w:unhideWhenUsed="1"/>
-    <w:lsdException w:name="toc 2" w:semiHidden="1" w:uiPriority="1075188599" w:unhideWhenUsed="1"/>
-    <w:lsdException w:name="toc 3" w:semiHidden="1" w:uiPriority="1075188599" w:unhideWhenUsed="1"/>
-    <w:lsdException w:name="toc 4" w:semiHidden="1" w:uiPriority="1075188599" w:unhideWhenUsed="1"/>
-    <w:lsdException w:name="toc 5" w:semiHidden="1" w:uiPriority="1075188599" w:unhideWhenUsed="1"/>
-    <w:lsdException w:name="toc 6" w:semiHidden="1" w:uiPriority="1075188599" w:unhideWhenUsed="1"/>
-    <w:lsdException w:name="toc 7" w:semiHidden="1" w:uiPriority="1075188599" w:unhideWhenUsed="1"/>
-    <w:lsdException w:name="toc 8" w:semiHidden="1" w:uiPriority="1075188599" w:unhideWhenUsed="1"/>
-    <w:lsdException w:name="toc 9" w:semiHidden="1" w:uiPriority="1075188599" w:unhideWhenUsed="1"/>
+    <w:lsdException w:name="toc 1" w:semiHidden="1" w:uiPriority="-2094852797" w:unhideWhenUsed="1"/>
+    <w:lsdException w:name="toc 2" w:semiHidden="1" w:uiPriority="-2094852797" w:unhideWhenUsed="1"/>
+    <w:lsdException w:name="toc 3" w:semiHidden="1" w:uiPriority="-2094852797" w:unhideWhenUsed="1"/>
+    <w:lsdException w:name="toc 4" w:semiHidden="1" w:uiPriority="-2094852797" w:unhideWhenUsed="1"/>
+    <w:lsdException w:name="toc 5" w:semiHidden="1" w:uiPriority="-2094852797" w:unhideWhenUsed="1"/>
+    <w:lsdException w:name="toc 6" w:semiHidden="1" w:uiPriority="-2094852797" w:unhideWhenUsed="1"/>
+    <w:lsdException w:name="toc 7" w:semiHidden="1" w:uiPriority="-2094852797" w:unhideWhenUsed="1"/>
+    <w:lsdException w:name="toc 8" w:semiHidden="1" w:uiPriority="-2094852797" w:unhideWhenUsed="1"/>
+    <w:lsdException w:name="toc 9" w:semiHidden="1" w:uiPriority="-2094852797" w:unhideWhenUsed="1"/>
     <w:lsdException w:name="Normal Indent" w:semiHidden="1" w:unhideWhenUsed="1"/>
     <w:lsdException w:name="footnote text" w:semiHidden="1" w:unhideWhenUsed="1"/>
     <w:lsdException w:name="annotation text" w:semiHidden="1" w:unhideWhenUsed="1"/>
     <w:lsdException w:name="header" w:semiHidden="1" w:unhideWhenUsed="1"/>
     <w:lsdException w:name="footer" w:semiHidden="1" w:unhideWhenUsed="1"/>
     <w:lsdException w:name="index heading" w:semiHidden="1" w:unhideWhenUsed="1"/>
-    <w:lsdException w:name="caption" w:semiHidden="1" w:uiPriority="-2042199015" w:unhideWhenUsed="1" w:qFormat="1"/>
+    <w:lsdException w:name="caption" w:semiHidden="1" w:uiPriority="-1142001925" w:unhideWhenUsed="1" w:qFormat="1"/>
     <w:lsdException w:name="table of figures" w:semiHidden="1" w:unhideWhenUsed="1"/>
     <w:lsdException w:name="envelope address" w:semiHidden="1" w:unhideWhenUsed="1"/>
     <w:lsdException w:name="envelope return" w:semiHidden="1" w:unhideWhenUsed="1"/>
@@ -23910,7 +24299,7 @@
     <w:lsdException w:name="List Number 3" w:semiHidden="1" w:unhideWhenUsed="1"/>
     <w:lsdException w:name="List Number 4" w:semiHidden="1" w:unhideWhenUsed="1"/>
     <w:lsdException w:name="List Number 5" w:semiHidden="1" w:unhideWhenUsed="1"/>
-    <w:lsdException w:name="Title" w:uiPriority="53909256" w:qFormat="1"/>
+    <w:lsdException w:name="Title" w:uiPriority="645210994" w:qFormat="1"/>
     <w:lsdException w:name="Closing" w:semiHidden="1" w:unhideWhenUsed="1"/>
     <w:lsdException w:name="Signature" w:semiHidden="1" w:unhideWhenUsed="1"/>
     <w:lsdException w:name="Default Paragraph Font" w:semiHidden="1" w:uiPriority="1" w:unhideWhenUsed="1"/>
@@ -23922,7 +24311,7 @@
     <w:lsdException w:name="List Continue 4" w:semiHidden="1" w:unhideWhenUsed="1"/>
     <w:lsdException w:name="List Continue 5" w:semiHidden="1" w:unhideWhenUsed="1"/>
     <w:lsdException w:name="Message Header" w:semiHidden="1" w:unhideWhenUsed="1"/>
-    <w:lsdException w:name="Subtitle" w:uiPriority="122046757" w:qFormat="1"/>
+    <w:lsdException w:name="Subtitle" w:uiPriority="-2042199015" w:qFormat="1"/>
     <w:lsdException w:name="Salutation" w:semiHidden="1" w:unhideWhenUsed="1"/>
     <w:lsdException w:name="Date" w:semiHidden="1" w:unhideWhenUsed="1"/>
     <w:lsdException w:name="Body Text First Indent" w:semiHidden="1" w:unhideWhenUsed="1"/>
@@ -23935,8 +24324,8 @@
     <w:lsdException w:name="Block Text" w:semiHidden="1" w:unhideWhenUsed="1"/>
     <w:lsdException w:name="Hyperlink" w:semiHidden="1" w:unhideWhenUsed="1"/>
     <w:lsdException w:name="FollowedHyperlink" w:semiHidden="1" w:unhideWhenUsed="1"/>
-    <w:lsdException w:name="Strong" w:uiPriority="26752372" w:qFormat="1"/>
-    <w:lsdException w:name="Emphasis" w:uiPriority="1114665480" w:qFormat="1"/>
+    <w:lsdException w:name="Strong" w:uiPriority="1501114436" w:qFormat="1"/>
+    <w:lsdException w:name="Emphasis" w:uiPriority="158475872" w:qFormat="1"/>
     <w:lsdException w:name="Document Map" w:semiHidden="1" w:unhideWhenUsed="1"/>
     <w:lsdException w:name="Plain Text" w:semiHidden="1" w:unhideWhenUsed="1"/>
     <w:lsdException w:name="E-mail Signature" w:semiHidden="1" w:unhideWhenUsed="1"/>
@@ -24002,223 +24391,223 @@
     <w:lsdException w:name="Table Web 2" w:semiHidden="1" w:unhideWhenUsed="1"/>
     <w:lsdException w:name="Table Web 3" w:semiHidden="1" w:unhideWhenUsed="1"/>
     <w:lsdException w:name="Balloon Text" w:semiHidden="1" w:unhideWhenUsed="1"/>
-    <w:lsdException w:name="Table Grid" w:uiPriority="1075188599"/>
+    <w:lsdException w:name="Table Grid" w:uiPriority="-2094852797"/>
     <w:lsdException w:name="Table Theme" w:semiHidden="1" w:unhideWhenUsed="1"/>
     <w:lsdException w:name="Placeholder Text" w:semiHidden="1"/>
     <w:lsdException w:name="No Spacing" w:uiPriority="1" w:qFormat="1"/>
-    <w:lsdException w:name="Light Shading" w:uiPriority="-1764193682"/>
-    <w:lsdException w:name="Light List" w:uiPriority="-1721014645"/>
-    <w:lsdException w:name="Light Grid" w:uiPriority="-811033174"/>
-    <w:lsdException w:name="Medium Shading 1" w:uiPriority="-811033161"/>
-    <w:lsdException w:name="Medium Shading 2" w:uiPriority="-9840244"/>
-    <w:lsdException w:name="Medium List 1" w:uiPriority="-9011589"/>
-    <w:lsdException w:name="Medium List 2" w:uiPriority="2032374898"/>
-    <w:lsdException w:name="Medium Grid 1" w:uiPriority="2032374899"/>
-    <w:lsdException w:name="Medium Grid 2" w:uiPriority="-965755538"/>
-    <w:lsdException w:name="Medium Grid 3" w:uiPriority="-965750857"/>
-    <w:lsdException w:name="Dark List" w:uiPriority="561336370"/>
-    <w:lsdException w:name="Colorful Shading" w:uiPriority="561349961"/>
-    <w:lsdException w:name="Colorful List" w:uiPriority="1495540232"/>
-    <w:lsdException w:name="Colorful Grid" w:uiPriority="1495540551"/>
-    <w:lsdException w:name="Light Shading Accent 1" w:uiPriority="-1764193682"/>
-    <w:lsdException w:name="Light List Accent 1" w:uiPriority="-1721014645"/>
-    <w:lsdException w:name="Light Grid Accent 1" w:uiPriority="-811033174"/>
-    <w:lsdException w:name="Medium Shading 1 Accent 1" w:uiPriority="-811033161"/>
-    <w:lsdException w:name="Medium Shading 2 Accent 1" w:uiPriority="-9840244"/>
-    <w:lsdException w:name="Medium List 1 Accent 1" w:uiPriority="-9011589"/>
+    <w:lsdException w:name="Light Shading" w:uiPriority="-862331538"/>
+    <w:lsdException w:name="Light List" w:uiPriority="-332419"/>
+    <w:lsdException w:name="Light Grid" w:uiPriority="1495684904"/>
+    <w:lsdException w:name="Medium Shading 1" w:uiPriority="1495684953"/>
+    <w:lsdException w:name="Medium Shading 2" w:uiPriority="1720381392"/>
+    <w:lsdException w:name="Medium List 1" w:uiPriority="-1496778307"/>
+    <w:lsdException w:name="Medium List 2" w:uiPriority="302158468"/>
+    <w:lsdException w:name="Medium Grid 1" w:uiPriority="302158469"/>
+    <w:lsdException w:name="Medium Grid 2" w:uiPriority="-890636544"/>
+    <w:lsdException w:name="Medium Grid 3" w:uiPriority="-889390631"/>
+    <w:lsdException w:name="Dark List" w:uiPriority="318785042"/>
+    <w:lsdException w:name="Colorful Shading" w:uiPriority="328336275"/>
+    <w:lsdException w:name="Colorful List" w:uiPriority="-1987824012"/>
+    <w:lsdException w:name="Colorful Grid" w:uiPriority="-1987808681"/>
+    <w:lsdException w:name="Light Shading Accent 1" w:uiPriority="-862331538"/>
+    <w:lsdException w:name="Light List Accent 1" w:uiPriority="-332419"/>
+    <w:lsdException w:name="Light Grid Accent 1" w:uiPriority="1495684904"/>
+    <w:lsdException w:name="Medium Shading 1 Accent 1" w:uiPriority="1495684953"/>
+    <w:lsdException w:name="Medium Shading 2 Accent 1" w:uiPriority="1720381392"/>
+    <w:lsdException w:name="Medium List 1 Accent 1" w:uiPriority="-1496778307"/>
     <w:lsdException w:name="Revision" w:semiHidden="1"/>
-    <w:lsdException w:name="List Paragraph" w:uiPriority="645210994" w:qFormat="1"/>
-    <w:lsdException w:name="Quote" w:uiPriority="-277434889" w:qFormat="1"/>
-    <w:lsdException w:name="Intense Quote" w:uiPriority="-1985427520" w:qFormat="1"/>
-    <w:lsdException w:name="Medium List 2 Accent 1" w:uiPriority="2032374898"/>
-    <w:lsdException w:name="Medium Grid 1 Accent 1" w:uiPriority="2032374899"/>
-    <w:lsdException w:name="Medium Grid 2 Accent 1" w:uiPriority="-965755538"/>
-    <w:lsdException w:name="Medium Grid 3 Accent 1" w:uiPriority="-965750857"/>
-    <w:lsdException w:name="Dark List Accent 1" w:uiPriority="561336370"/>
-    <w:lsdException w:name="Colorful Shading Accent 1" w:uiPriority="561349961"/>
-    <w:lsdException w:name="Colorful List Accent 1" w:uiPriority="1495540232"/>
-    <w:lsdException w:name="Colorful Grid Accent 1" w:uiPriority="1495540551"/>
-    <w:lsdException w:name="Light Shading Accent 2" w:uiPriority="-1764193682"/>
-    <w:lsdException w:name="Light List Accent 2" w:uiPriority="-1721014645"/>
-    <w:lsdException w:name="Light Grid Accent 2" w:uiPriority="-811033174"/>
-    <w:lsdException w:name="Medium Shading 1 Accent 2" w:uiPriority="-811033161"/>
-    <w:lsdException w:name="Medium Shading 2 Accent 2" w:uiPriority="-9840244"/>
-    <w:lsdException w:name="Medium List 1 Accent 2" w:uiPriority="-9011589"/>
-    <w:lsdException w:name="Medium List 2 Accent 2" w:uiPriority="2032374898"/>
-    <w:lsdException w:name="Medium Grid 1 Accent 2" w:uiPriority="2032374899"/>
-    <w:lsdException w:name="Medium Grid 2 Accent 2" w:uiPriority="-965755538"/>
-    <w:lsdException w:name="Medium Grid 3 Accent 2" w:uiPriority="-965750857"/>
-    <w:lsdException w:name="Dark List Accent 2" w:uiPriority="561336370"/>
-    <w:lsdException w:name="Colorful Shading Accent 2" w:uiPriority="561349961"/>
-    <w:lsdException w:name="Colorful List Accent 2" w:uiPriority="1495540232"/>
-    <w:lsdException w:name="Colorful Grid Accent 2" w:uiPriority="1495540551"/>
-    <w:lsdException w:name="Light Shading Accent 3" w:uiPriority="-1764193682"/>
-    <w:lsdException w:name="Light List Accent 3" w:uiPriority="-1721014645"/>
-    <w:lsdException w:name="Light Grid Accent 3" w:uiPriority="-811033174"/>
-    <w:lsdException w:name="Medium Shading 1 Accent 3" w:uiPriority="-811033161"/>
-    <w:lsdException w:name="Medium Shading 2 Accent 3" w:uiPriority="-9840244"/>
-    <w:lsdException w:name="Medium List 1 Accent 3" w:uiPriority="-9011589"/>
-    <w:lsdException w:name="Medium List 2 Accent 3" w:uiPriority="2032374898"/>
-    <w:lsdException w:name="Medium Grid 1 Accent 3" w:uiPriority="2032374899"/>
-    <w:lsdException w:name="Medium Grid 2 Accent 3" w:uiPriority="-965755538"/>
-    <w:lsdException w:name="Medium Grid 3 Accent 3" w:uiPriority="-965750857"/>
-    <w:lsdException w:name="Dark List Accent 3" w:uiPriority="561336370"/>
-    <w:lsdException w:name="Colorful Shading Accent 3" w:uiPriority="561349961"/>
-    <w:lsdException w:name="Colorful List Accent 3" w:uiPriority="1495540232"/>
-    <w:lsdException w:name="Colorful Grid Accent 3" w:uiPriority="1495540551"/>
-    <w:lsdException w:name="Light Shading Accent 4" w:uiPriority="-1764193682"/>
-    <w:lsdException w:name="Light List Accent 4" w:uiPriority="-1721014645"/>
-    <w:lsdException w:name="Light Grid Accent 4" w:uiPriority="-811033174"/>
-    <w:lsdException w:name="Medium Shading 1 Accent 4" w:uiPriority="-811033161"/>
-    <w:lsdException w:name="Medium Shading 2 Accent 4" w:uiPriority="-9840244"/>
-    <w:lsdException w:name="Medium List 1 Accent 4" w:uiPriority="-9011589"/>
-    <w:lsdException w:name="Medium List 2 Accent 4" w:uiPriority="2032374898"/>
-    <w:lsdException w:name="Medium Grid 1 Accent 4" w:uiPriority="2032374899"/>
-    <w:lsdException w:name="Medium Grid 2 Accent 4" w:uiPriority="-965755538"/>
-    <w:lsdException w:name="Medium Grid 3 Accent 4" w:uiPriority="-965750857"/>
-    <w:lsdException w:name="Dark List Accent 4" w:uiPriority="561336370"/>
-    <w:lsdException w:name="Colorful Shading Accent 4" w:uiPriority="561349961"/>
-    <w:lsdException w:name="Colorful List Accent 4" w:uiPriority="1495540232"/>
-    <w:lsdException w:name="Colorful Grid Accent 4" w:uiPriority="1495540551"/>
-    <w:lsdException w:name="Light Shading Accent 5" w:uiPriority="-1764193682"/>
-    <w:lsdException w:name="Light List Accent 5" w:uiPriority="-1721014645"/>
-    <w:lsdException w:name="Light Grid Accent 5" w:uiPriority="-811033174"/>
-    <w:lsdException w:name="Medium Shading 1 Accent 5" w:uiPriority="-811033161"/>
-    <w:lsdException w:name="Medium Shading 2 Accent 5" w:uiPriority="-9840244"/>
-    <w:lsdException w:name="Medium List 1 Accent 5" w:uiPriority="-9011589"/>
-    <w:lsdException w:name="Medium List 2 Accent 5" w:uiPriority="2032374898"/>
-    <w:lsdException w:name="Medium Grid 1 Accent 5" w:uiPriority="2032374899"/>
-    <w:lsdException w:name="Medium Grid 2 Accent 5" w:uiPriority="-965755538"/>
-    <w:lsdException w:name="Medium Grid 3 Accent 5" w:uiPriority="-965750857"/>
-    <w:lsdException w:name="Dark List Accent 5" w:uiPriority="561336370"/>
-    <w:lsdException w:name="Colorful Shading Accent 5" w:uiPriority="561349961"/>
-    <w:lsdException w:name="Colorful List Accent 5" w:uiPriority="1495540232"/>
-    <w:lsdException w:name="Colorful Grid Accent 5" w:uiPriority="1495540551"/>
-    <w:lsdException w:name="Light Shading Accent 6" w:uiPriority="-1764193682"/>
-    <w:lsdException w:name="Light List Accent 6" w:uiPriority="-1721014645"/>
-    <w:lsdException w:name="Light Grid Accent 6" w:uiPriority="-811033174"/>
-    <w:lsdException w:name="Medium Shading 1 Accent 6" w:uiPriority="-811033161"/>
-    <w:lsdException w:name="Medium Shading 2 Accent 6" w:uiPriority="-9840244"/>
-    <w:lsdException w:name="Medium List 1 Accent 6" w:uiPriority="-9011589"/>
-    <w:lsdException w:name="Medium List 2 Accent 6" w:uiPriority="2032374898"/>
-    <w:lsdException w:name="Medium Grid 1 Accent 6" w:uiPriority="2032374899"/>
-    <w:lsdException w:name="Medium Grid 2 Accent 6" w:uiPriority="-965755538"/>
-    <w:lsdException w:name="Medium Grid 3 Accent 6" w:uiPriority="-965750857"/>
-    <w:lsdException w:name="Dark List Accent 6" w:uiPriority="561336370"/>
-    <w:lsdException w:name="Colorful Shading Accent 6" w:uiPriority="561349961"/>
-    <w:lsdException w:name="Colorful List Accent 6" w:uiPriority="1495540232"/>
-    <w:lsdException w:name="Colorful Grid Accent 6" w:uiPriority="1495540551"/>
-    <w:lsdException w:name="Subtle Emphasis" w:uiPriority="570789929" w:qFormat="1"/>
-    <w:lsdException w:name="Intense Emphasis" w:uiPriority="359937561" w:qFormat="1"/>
-    <w:lsdException w:name="Subtle Reference" w:uiPriority="-1985427495" w:qFormat="1"/>
-    <w:lsdException w:name="Intense Reference" w:uiPriority="342250624" w:qFormat="1"/>
-    <w:lsdException w:name="Book Title" w:uiPriority="1502836065" w:qFormat="1"/>
-    <w:lsdException w:name="Bibliography" w:semiHidden="1" w:uiPriority="-2037049567" w:unhideWhenUsed="1"/>
-    <w:lsdException w:name="TOC Heading" w:semiHidden="1" w:uiPriority="1075188599" w:unhideWhenUsed="1" w:qFormat="1"/>
-    <w:lsdException w:name="Plain Table 1" w:uiPriority="-2000898185"/>
-    <w:lsdException w:name="Plain Table 2" w:uiPriority="1679239472"/>
-    <w:lsdException w:name="Plain Table 3" w:uiPriority="1679239473"/>
-    <w:lsdException w:name="Plain Table 4" w:uiPriority="-339904292"/>
-    <w:lsdException w:name="Plain Table 5" w:uiPriority="-339903049"/>
-    <w:lsdException w:name="Grid Table Light" w:uiPriority="-2000962674"/>
-    <w:lsdException w:name="Grid Table 1 Light" w:uiPriority="2021755032"/>
-    <w:lsdException w:name="Grid Table 2" w:uiPriority="2021758549"/>
-    <w:lsdException w:name="Grid Table 3" w:uiPriority="2059242208"/>
-    <w:lsdException w:name="Grid Table 4" w:uiPriority="2059242347"/>
-    <w:lsdException w:name="Grid Table 5 Dark" w:uiPriority="1109722660"/>
-    <w:lsdException w:name="Grid Table 6 Colorful" w:uiPriority="42164325"/>
-    <w:lsdException w:name="Grid Table 7 Colorful" w:uiPriority="1159793044"/>
-    <w:lsdException w:name="Grid Table 1 Light Accent 1" w:uiPriority="2021755032"/>
-    <w:lsdException w:name="Grid Table 2 Accent 1" w:uiPriority="2021758549"/>
-    <w:lsdException w:name="Grid Table 3 Accent 1" w:uiPriority="2059242208"/>
-    <w:lsdException w:name="Grid Table 4 Accent 1" w:uiPriority="2059242347"/>
-    <w:lsdException w:name="Grid Table 5 Dark Accent 1" w:uiPriority="1109722660"/>
-    <w:lsdException w:name="Grid Table 6 Colorful Accent 1" w:uiPriority="42164325"/>
-    <w:lsdException w:name="Grid Table 7 Colorful Accent 1" w:uiPriority="1159793044"/>
-    <w:lsdException w:name="Grid Table 1 Light Accent 2" w:uiPriority="2021755032"/>
-    <w:lsdException w:name="Grid Table 2 Accent 2" w:uiPriority="2021758549"/>
-    <w:lsdException w:name="Grid Table 3 Accent 2" w:uiPriority="2059242208"/>
-    <w:lsdException w:name="Grid Table 4 Accent 2" w:uiPriority="2059242347"/>
-    <w:lsdException w:name="Grid Table 5 Dark Accent 2" w:uiPriority="1109722660"/>
-    <w:lsdException w:name="Grid Table 6 Colorful Accent 2" w:uiPriority="42164325"/>
-    <w:lsdException w:name="Grid Table 7 Colorful Accent 2" w:uiPriority="1159793044"/>
-    <w:lsdException w:name="Grid Table 1 Light Accent 3" w:uiPriority="2021755032"/>
-    <w:lsdException w:name="Grid Table 2 Accent 3" w:uiPriority="2021758549"/>
-    <w:lsdException w:name="Grid Table 3 Accent 3" w:uiPriority="2059242208"/>
-    <w:lsdException w:name="Grid Table 4 Accent 3" w:uiPriority="2059242347"/>
-    <w:lsdException w:name="Grid Table 5 Dark Accent 3" w:uiPriority="1109722660"/>
-    <w:lsdException w:name="Grid Table 6 Colorful Accent 3" w:uiPriority="42164325"/>
-    <w:lsdException w:name="Grid Table 7 Colorful Accent 3" w:uiPriority="1159793044"/>
-    <w:lsdException w:name="Grid Table 1 Light Accent 4" w:uiPriority="2021755032"/>
-    <w:lsdException w:name="Grid Table 2 Accent 4" w:uiPriority="2021758549"/>
-    <w:lsdException w:name="Grid Table 3 Accent 4" w:uiPriority="2059242208"/>
-    <w:lsdException w:name="Grid Table 4 Accent 4" w:uiPriority="2059242347"/>
-    <w:lsdException w:name="Grid Table 5 Dark Accent 4" w:uiPriority="1109722660"/>
-    <w:lsdException w:name="Grid Table 6 Colorful Accent 4" w:uiPriority="42164325"/>
-    <w:lsdException w:name="Grid Table 7 Colorful Accent 4" w:uiPriority="1159793044"/>
-    <w:lsdException w:name="Grid Table 1 Light Accent 5" w:uiPriority="2021755032"/>
-    <w:lsdException w:name="Grid Table 2 Accent 5" w:uiPriority="2021758549"/>
-    <w:lsdException w:name="Grid Table 3 Accent 5" w:uiPriority="2059242208"/>
-    <w:lsdException w:name="Grid Table 4 Accent 5" w:uiPriority="2059242347"/>
-    <w:lsdException w:name="Grid Table 5 Dark Accent 5" w:uiPriority="1109722660"/>
-    <w:lsdException w:name="Grid Table 6 Colorful Accent 5" w:uiPriority="42164325"/>
-    <w:lsdException w:name="Grid Table 7 Colorful Accent 5" w:uiPriority="1159793044"/>
-    <w:lsdException w:name="Grid Table 1 Light Accent 6" w:uiPriority="2021755032"/>
-    <w:lsdException w:name="Grid Table 2 Accent 6" w:uiPriority="2021758549"/>
-    <w:lsdException w:name="Grid Table 3 Accent 6" w:uiPriority="2059242208"/>
-    <w:lsdException w:name="Grid Table 4 Accent 6" w:uiPriority="2059242347"/>
-    <w:lsdException w:name="Grid Table 5 Dark Accent 6" w:uiPriority="1109722660"/>
-    <w:lsdException w:name="Grid Table 6 Colorful Accent 6" w:uiPriority="42164325"/>
-    <w:lsdException w:name="Grid Table 7 Colorful Accent 6" w:uiPriority="1159793044"/>
-    <w:lsdException w:name="List Table 1 Light" w:uiPriority="2021755032"/>
-    <w:lsdException w:name="List Table 2" w:uiPriority="2021758549"/>
-    <w:lsdException w:name="List Table 3" w:uiPriority="2059242208"/>
-    <w:lsdException w:name="List Table 4" w:uiPriority="2059242347"/>
-    <w:lsdException w:name="List Table 5 Dark" w:uiPriority="1109722660"/>
-    <w:lsdException w:name="List Table 6 Colorful" w:uiPriority="42164325"/>
-    <w:lsdException w:name="List Table 7 Colorful" w:uiPriority="1159793044"/>
-    <w:lsdException w:name="List Table 1 Light Accent 1" w:uiPriority="2021755032"/>
-    <w:lsdException w:name="List Table 2 Accent 1" w:uiPriority="2021758549"/>
-    <w:lsdException w:name="List Table 3 Accent 1" w:uiPriority="2059242208"/>
-    <w:lsdException w:name="List Table 4 Accent 1" w:uiPriority="2059242347"/>
-    <w:lsdException w:name="List Table 5 Dark Accent 1" w:uiPriority="1109722660"/>
-    <w:lsdException w:name="List Table 6 Colorful Accent 1" w:uiPriority="42164325"/>
-    <w:lsdException w:name="List Table 7 Colorful Accent 1" w:uiPriority="1159793044"/>
-    <w:lsdException w:name="List Table 1 Light Accent 2" w:uiPriority="2021755032"/>
-    <w:lsdException w:name="List Table 2 Accent 2" w:uiPriority="2021758549"/>
-    <w:lsdException w:name="List Table 3 Accent 2" w:uiPriority="2059242208"/>
-    <w:lsdException w:name="List Table 4 Accent 2" w:uiPriority="2059242347"/>
-    <w:lsdException w:name="List Table 5 Dark Accent 2" w:uiPriority="1109722660"/>
-    <w:lsdException w:name="List Table 6 Colorful Accent 2" w:uiPriority="42164325"/>
-    <w:lsdException w:name="List Table 7 Colorful Accent 2" w:uiPriority="1159793044"/>
-    <w:lsdException w:name="List Table 1 Light Accent 3" w:uiPriority="2021755032"/>
-    <w:lsdException w:name="List Table 2 Accent 3" w:uiPriority="2021758549"/>
-    <w:lsdException w:name="List Table 3 Accent 3" w:uiPriority="2059242208"/>
-    <w:lsdException w:name="List Table 4 Accent 3" w:uiPriority="2059242347"/>
-    <w:lsdException w:name="List Table 5 Dark Accent 3" w:uiPriority="1109722660"/>
-    <w:lsdException w:name="List Table 6 Colorful Accent 3" w:uiPriority="42164325"/>
-    <w:lsdException w:name="List Table 7 Colorful Accent 3" w:uiPriority="1159793044"/>
-    <w:lsdException w:name="List Table 1 Light Accent 4" w:uiPriority="2021755032"/>
-    <w:lsdException w:name="List Table 2 Accent 4" w:uiPriority="2021758549"/>
-    <w:lsdException w:name="List Table 3 Accent 4" w:uiPriority="2059242208"/>
-    <w:lsdException w:name="List Table 4 Accent 4" w:uiPriority="2059242347"/>
-    <w:lsdException w:name="List Table 5 Dark Accent 4" w:uiPriority="1109722660"/>
-    <w:lsdException w:name="List Table 6 Colorful Accent 4" w:uiPriority="42164325"/>
-    <w:lsdException w:name="List Table 7 Colorful Accent 4" w:uiPriority="1159793044"/>
-    <w:lsdException w:name="List Table 1 Light Accent 5" w:uiPriority="2021755032"/>
-    <w:lsdException w:name="List Table 2 Accent 5" w:uiPriority="2021758549"/>
-    <w:lsdException w:name="List Table 3 Accent 5" w:uiPriority="2059242208"/>
-    <w:lsdException w:name="List Table 4 Accent 5" w:uiPriority="2059242347"/>
-    <w:lsdException w:name="List Table 5 Dark Accent 5" w:uiPriority="1109722660"/>
-    <w:lsdException w:name="List Table 6 Colorful Accent 5" w:uiPriority="42164325"/>
-    <w:lsdException w:name="List Table 7 Colorful Accent 5" w:uiPriority="1159793044"/>
-    <w:lsdException w:name="List Table 1 Light Accent 6" w:uiPriority="2021755032"/>
-    <w:lsdException w:name="List Table 2 Accent 6" w:uiPriority="2021758549"/>
-    <w:lsdException w:name="List Table 3 Accent 6" w:uiPriority="2059242208"/>
-    <w:lsdException w:name="List Table 4 Accent 6" w:uiPriority="2059242347"/>
-    <w:lsdException w:name="List Table 5 Dark Accent 6" w:uiPriority="1109722660"/>
-    <w:lsdException w:name="List Table 6 Colorful Accent 6" w:uiPriority="42164325"/>
-    <w:lsdException w:name="List Table 7 Colorful Accent 6" w:uiPriority="1159793044"/>
+    <w:lsdException w:name="List Paragraph" w:uiPriority="17908790" w:qFormat="1"/>
+    <w:lsdException w:name="Quote" w:uiPriority="-151065993" w:qFormat="1"/>
+    <w:lsdException w:name="Intense Quote" w:uiPriority="-1789656526" w:qFormat="1"/>
+    <w:lsdException w:name="Medium List 2 Accent 1" w:uiPriority="302158468"/>
+    <w:lsdException w:name="Medium Grid 1 Accent 1" w:uiPriority="302158469"/>
+    <w:lsdException w:name="Medium Grid 2 Accent 1" w:uiPriority="-890636544"/>
+    <w:lsdException w:name="Medium Grid 3 Accent 1" w:uiPriority="-889390631"/>
+    <w:lsdException w:name="Dark List Accent 1" w:uiPriority="318785042"/>
+    <w:lsdException w:name="Colorful Shading Accent 1" w:uiPriority="328336275"/>
+    <w:lsdException w:name="Colorful List Accent 1" w:uiPriority="-1987824012"/>
+    <w:lsdException w:name="Colorful Grid Accent 1" w:uiPriority="-1987808681"/>
+    <w:lsdException w:name="Light Shading Accent 2" w:uiPriority="-862331538"/>
+    <w:lsdException w:name="Light List Accent 2" w:uiPriority="-332419"/>
+    <w:lsdException w:name="Light Grid Accent 2" w:uiPriority="1495684904"/>
+    <w:lsdException w:name="Medium Shading 1 Accent 2" w:uiPriority="1495684953"/>
+    <w:lsdException w:name="Medium Shading 2 Accent 2" w:uiPriority="1720381392"/>
+    <w:lsdException w:name="Medium List 1 Accent 2" w:uiPriority="-1496778307"/>
+    <w:lsdException w:name="Medium List 2 Accent 2" w:uiPriority="302158468"/>
+    <w:lsdException w:name="Medium Grid 1 Accent 2" w:uiPriority="302158469"/>
+    <w:lsdException w:name="Medium Grid 2 Accent 2" w:uiPriority="-890636544"/>
+    <w:lsdException w:name="Medium Grid 3 Accent 2" w:uiPriority="-889390631"/>
+    <w:lsdException w:name="Dark List Accent 2" w:uiPriority="318785042"/>
+    <w:lsdException w:name="Colorful Shading Accent 2" w:uiPriority="328336275"/>
+    <w:lsdException w:name="Colorful List Accent 2" w:uiPriority="-1987824012"/>
+    <w:lsdException w:name="Colorful Grid Accent 2" w:uiPriority="-1987808681"/>
+    <w:lsdException w:name="Light Shading Accent 3" w:uiPriority="-862331538"/>
+    <w:lsdException w:name="Light List Accent 3" w:uiPriority="-332419"/>
+    <w:lsdException w:name="Light Grid Accent 3" w:uiPriority="1495684904"/>
+    <w:lsdException w:name="Medium Shading 1 Accent 3" w:uiPriority="1495684953"/>
+    <w:lsdException w:name="Medium Shading 2 Accent 3" w:uiPriority="1720381392"/>
+    <w:lsdException w:name="Medium List 1 Accent 3" w:uiPriority="-1496778307"/>
+    <w:lsdException w:name="Medium List 2 Accent 3" w:uiPriority="302158468"/>
+    <w:lsdException w:name="Medium Grid 1 Accent 3" w:uiPriority="302158469"/>
+    <w:lsdException w:name="Medium Grid 2 Accent 3" w:uiPriority="-890636544"/>
+    <w:lsdException w:name="Medium Grid 3 Accent 3" w:uiPriority="-889390631"/>
+    <w:lsdException w:name="Dark List Accent 3" w:uiPriority="318785042"/>
+    <w:lsdException w:name="Colorful Shading Accent 3" w:uiPriority="328336275"/>
+    <w:lsdException w:name="Colorful List Accent 3" w:uiPriority="-1987824012"/>
+    <w:lsdException w:name="Colorful Grid Accent 3" w:uiPriority="-1987808681"/>
+    <w:lsdException w:name="Light Shading Accent 4" w:uiPriority="-862331538"/>
+    <w:lsdException w:name="Light List Accent 4" w:uiPriority="-332419"/>
+    <w:lsdException w:name="Light Grid Accent 4" w:uiPriority="1495684904"/>
+    <w:lsdException w:name="Medium Shading 1 Accent 4" w:uiPriority="1495684953"/>
+    <w:lsdException w:name="Medium Shading 2 Accent 4" w:uiPriority="1720381392"/>
+    <w:lsdException w:name="Medium List 1 Accent 4" w:uiPriority="-1496778307"/>
+    <w:lsdException w:name="Medium List 2 Accent 4" w:uiPriority="302158468"/>
+    <w:lsdException w:name="Medium Grid 1 Accent 4" w:uiPriority="302158469"/>
+    <w:lsdException w:name="Medium Grid 2 Accent 4" w:uiPriority="-890636544"/>
+    <w:lsdException w:name="Medium Grid 3 Accent 4" w:uiPriority="-889390631"/>
+    <w:lsdException w:name="Dark List Accent 4" w:uiPriority="318785042"/>
+    <w:lsdException w:name="Colorful Shading Accent 4" w:uiPriority="328336275"/>
+    <w:lsdException w:name="Colorful List Accent 4" w:uiPriority="-1987824012"/>
+    <w:lsdException w:name="Colorful Grid Accent 4" w:uiPriority="-1987808681"/>
+    <w:lsdException w:name="Light Shading Accent 5" w:uiPriority="-862331538"/>
+    <w:lsdException w:name="Light List Accent 5" w:uiPriority="-332419"/>
+    <w:lsdException w:name="Light Grid Accent 5" w:uiPriority="1495684904"/>
+    <w:lsdException w:name="Medium Shading 1 Accent 5" w:uiPriority="1495684953"/>
+    <w:lsdException w:name="Medium Shading 2 Accent 5" w:uiPriority="1720381392"/>
+    <w:lsdException w:name="Medium List 1 Accent 5" w:uiPriority="-1496778307"/>
+    <w:lsdException w:name="Medium List 2 Accent 5" w:uiPriority="302158468"/>
+    <w:lsdException w:name="Medium Grid 1 Accent 5" w:uiPriority="302158469"/>
+    <w:lsdException w:name="Medium Grid 2 Accent 5" w:uiPriority="-890636544"/>
+    <w:lsdException w:name="Medium Grid 3 Accent 5" w:uiPriority="-889390631"/>
+    <w:lsdException w:name="Dark List Accent 5" w:uiPriority="318785042"/>
+    <w:lsdException w:name="Colorful Shading Accent 5" w:uiPriority="328336275"/>
+    <w:lsdException w:name="Colorful List Accent 5" w:uiPriority="-1987824012"/>
+    <w:lsdException w:name="Colorful Grid Accent 5" w:uiPriority="-1987808681"/>
+    <w:lsdException w:name="Light Shading Accent 6" w:uiPriority="-862331538"/>
+    <w:lsdException w:name="Light List Accent 6" w:uiPriority="-332419"/>
+    <w:lsdException w:name="Light Grid Accent 6" w:uiPriority="1495684904"/>
+    <w:lsdException w:name="Medium Shading 1 Accent 6" w:uiPriority="1495684953"/>
+    <w:lsdException w:name="Medium Shading 2 Accent 6" w:uiPriority="1720381392"/>
+    <w:lsdException w:name="Medium List 1 Accent 6" w:uiPriority="-1496778307"/>
+    <w:lsdException w:name="Medium List 2 Accent 6" w:uiPriority="302158468"/>
+    <w:lsdException w:name="Medium Grid 1 Accent 6" w:uiPriority="302158469"/>
+    <w:lsdException w:name="Medium Grid 2 Accent 6" w:uiPriority="-890636544"/>
+    <w:lsdException w:name="Medium Grid 3 Accent 6" w:uiPriority="-889390631"/>
+    <w:lsdException w:name="Dark List Accent 6" w:uiPriority="318785042"/>
+    <w:lsdException w:name="Colorful Shading Accent 6" w:uiPriority="328336275"/>
+    <w:lsdException w:name="Colorful List Accent 6" w:uiPriority="-1987824012"/>
+    <w:lsdException w:name="Colorful Grid Accent 6" w:uiPriority="-1987808681"/>
+    <w:lsdException w:name="Subtle Emphasis" w:uiPriority="-923047271" w:qFormat="1"/>
+    <w:lsdException w:name="Intense Emphasis" w:uiPriority="1108755237" w:qFormat="1"/>
+    <w:lsdException w:name="Subtle Reference" w:uiPriority="-1789655727" w:qFormat="1"/>
+    <w:lsdException w:name="Intense Reference" w:uiPriority="1481070706" w:qFormat="1"/>
+    <w:lsdException w:name="Book Title" w:uiPriority="141906487" w:qFormat="1"/>
+    <w:lsdException w:name="Bibliography" w:semiHidden="1" w:uiPriority="2025242623" w:unhideWhenUsed="1"/>
+    <w:lsdException w:name="TOC Heading" w:semiHidden="1" w:uiPriority="-2094852797" w:unhideWhenUsed="1" w:qFormat="1"/>
+    <w:lsdException w:name="Plain Table 1" w:uiPriority="-1359370643"/>
+    <w:lsdException w:name="Plain Table 2" w:uiPriority="1112029284"/>
+    <w:lsdException w:name="Plain Table 3" w:uiPriority="1112029285"/>
+    <w:lsdException w:name="Plain Table 4" w:uiPriority="-35160900"/>
+    <w:lsdException w:name="Plain Table 5" w:uiPriority="-35030627"/>
+    <w:lsdException w:name="Grid Table Light" w:uiPriority="-1499751030"/>
+    <w:lsdException w:name="Grid Table 1 Light" w:uiPriority="813004612"/>
+    <w:lsdException w:name="Grid Table 2" w:uiPriority="813920393"/>
+    <w:lsdException w:name="Grid Table 3" w:uiPriority="1989843674"/>
+    <w:lsdException w:name="Grid Table 4" w:uiPriority="1989847257"/>
+    <w:lsdException w:name="Grid Table 5 Dark" w:uiPriority="-2130245882"/>
+    <w:lsdException w:name="Grid Table 6 Colorful" w:uiPriority="1099981959"/>
+    <w:lsdException w:name="Grid Table 7 Colorful" w:uiPriority="395347856"/>
+    <w:lsdException w:name="Grid Table 1 Light Accent 1" w:uiPriority="813004612"/>
+    <w:lsdException w:name="Grid Table 2 Accent 1" w:uiPriority="813920393"/>
+    <w:lsdException w:name="Grid Table 3 Accent 1" w:uiPriority="1989843674"/>
+    <w:lsdException w:name="Grid Table 4 Accent 1" w:uiPriority="1989847257"/>
+    <w:lsdException w:name="Grid Table 5 Dark Accent 1" w:uiPriority="-2130245882"/>
+    <w:lsdException w:name="Grid Table 6 Colorful Accent 1" w:uiPriority="1099981959"/>
+    <w:lsdException w:name="Grid Table 7 Colorful Accent 1" w:uiPriority="395347856"/>
+    <w:lsdException w:name="Grid Table 1 Light Accent 2" w:uiPriority="813004612"/>
+    <w:lsdException w:name="Grid Table 2 Accent 2" w:uiPriority="813920393"/>
+    <w:lsdException w:name="Grid Table 3 Accent 2" w:uiPriority="1989843674"/>
+    <w:lsdException w:name="Grid Table 4 Accent 2" w:uiPriority="1989847257"/>
+    <w:lsdException w:name="Grid Table 5 Dark Accent 2" w:uiPriority="-2130245882"/>
+    <w:lsdException w:name="Grid Table 6 Colorful Accent 2" w:uiPriority="1099981959"/>
+    <w:lsdException w:name="Grid Table 7 Colorful Accent 2" w:uiPriority="395347856"/>
+    <w:lsdException w:name="Grid Table 1 Light Accent 3" w:uiPriority="813004612"/>
+    <w:lsdException w:name="Grid Table 2 Accent 3" w:uiPriority="813920393"/>
+    <w:lsdException w:name="Grid Table 3 Accent 3" w:uiPriority="1989843674"/>
+    <w:lsdException w:name="Grid Table 4 Accent 3" w:uiPriority="1989847257"/>
+    <w:lsdException w:name="Grid Table 5 Dark Accent 3" w:uiPriority="-2130245882"/>
+    <w:lsdException w:name="Grid Table 6 Colorful Accent 3" w:uiPriority="1099981959"/>
+    <w:lsdException w:name="Grid Table 7 Colorful Accent 3" w:uiPriority="395347856"/>
+    <w:lsdException w:name="Grid Table 1 Light Accent 4" w:uiPriority="813004612"/>
+    <w:lsdException w:name="Grid Table 2 Accent 4" w:uiPriority="813920393"/>
+    <w:lsdException w:name="Grid Table 3 Accent 4" w:uiPriority="1989843674"/>
+    <w:lsdException w:name="Grid Table 4 Accent 4" w:uiPriority="1989847257"/>
+    <w:lsdException w:name="Grid Table 5 Dark Accent 4" w:uiPriority="-2130245882"/>
+    <w:lsdException w:name="Grid Table 6 Colorful Accent 4" w:uiPriority="1099981959"/>
+    <w:lsdException w:name="Grid Table 7 Colorful Accent 4" w:uiPriority="395347856"/>
+    <w:lsdException w:name="Grid Table 1 Light Accent 5" w:uiPriority="813004612"/>
+    <w:lsdException w:name="Grid Table 2 Accent 5" w:uiPriority="813920393"/>
+    <w:lsdException w:name="Grid Table 3 Accent 5" w:uiPriority="1989843674"/>
+    <w:lsdException w:name="Grid Table 4 Accent 5" w:uiPriority="1989847257"/>
+    <w:lsdException w:name="Grid Table 5 Dark Accent 5" w:uiPriority="-2130245882"/>
+    <w:lsdException w:name="Grid Table 6 Colorful Accent 5" w:uiPriority="1099981959"/>
+    <w:lsdException w:name="Grid Table 7 Colorful Accent 5" w:uiPriority="395347856"/>
+    <w:lsdException w:name="Grid Table 1 Light Accent 6" w:uiPriority="813004612"/>
+    <w:lsdException w:name="Grid Table 2 Accent 6" w:uiPriority="813920393"/>
+    <w:lsdException w:name="Grid Table 3 Accent 6" w:uiPriority="1989843674"/>
+    <w:lsdException w:name="Grid Table 4 Accent 6" w:uiPriority="1989847257"/>
+    <w:lsdException w:name="Grid Table 5 Dark Accent 6" w:uiPriority="-2130245882"/>
+    <w:lsdException w:name="Grid Table 6 Colorful Accent 6" w:uiPriority="1099981959"/>
+    <w:lsdException w:name="Grid Table 7 Colorful Accent 6" w:uiPriority="395347856"/>
+    <w:lsdException w:name="List Table 1 Light" w:uiPriority="813004612"/>
+    <w:lsdException w:name="List Table 2" w:uiPriority="813920393"/>
+    <w:lsdException w:name="List Table 3" w:uiPriority="1989843674"/>
+    <w:lsdException w:name="List Table 4" w:uiPriority="1989847257"/>
+    <w:lsdException w:name="List Table 5 Dark" w:uiPriority="-2130245882"/>
+    <w:lsdException w:name="List Table 6 Colorful" w:uiPriority="1099981959"/>
+    <w:lsdException w:name="List Table 7 Colorful" w:uiPriority="395347856"/>
+    <w:lsdException w:name="List Table 1 Light Accent 1" w:uiPriority="813004612"/>
+    <w:lsdException w:name="List Table 2 Accent 1" w:uiPriority="813920393"/>
+    <w:lsdException w:name="List Table 3 Accent 1" w:uiPriority="1989843674"/>
+    <w:lsdException w:name="List Table 4 Accent 1" w:uiPriority="1989847257"/>
+    <w:lsdException w:name="List Table 5 Dark Accent 1" w:uiPriority="-2130245882"/>
+    <w:lsdException w:name="List Table 6 Colorful Accent 1" w:uiPriority="1099981959"/>
+    <w:lsdException w:name="List Table 7 Colorful Accent 1" w:uiPriority="395347856"/>
+    <w:lsdException w:name="List Table 1 Light Accent 2" w:uiPriority="813004612"/>
+    <w:lsdException w:name="List Table 2 Accent 2" w:uiPriority="813920393"/>
+    <w:lsdException w:name="List Table 3 Accent 2" w:uiPriority="1989843674"/>
+    <w:lsdException w:name="List Table 4 Accent 2" w:uiPriority="1989847257"/>
+    <w:lsdException w:name="List Table 5 Dark Accent 2" w:uiPriority="-2130245882"/>
+    <w:lsdException w:name="List Table 6 Colorful Accent 2" w:uiPriority="1099981959"/>
+    <w:lsdException w:name="List Table 7 Colorful Accent 2" w:uiPriority="395347856"/>
+    <w:lsdException w:name="List Table 1 Light Accent 3" w:uiPriority="813004612"/>
+    <w:lsdException w:name="List Table 2 Accent 3" w:uiPriority="813920393"/>
+    <w:lsdException w:name="List Table 3 Accent 3" w:uiPriority="1989843674"/>
+    <w:lsdException w:name="List Table 4 Accent 3" w:uiPriority="1989847257"/>
+    <w:lsdException w:name="List Table 5 Dark Accent 3" w:uiPriority="-2130245882"/>
+    <w:lsdException w:name="List Table 6 Colorful Accent 3" w:uiPriority="1099981959"/>
+    <w:lsdException w:name="List Table 7 Colorful Accent 3" w:uiPriority="395347856"/>
+    <w:lsdException w:name="List Table 1 Light Accent 4" w:uiPriority="813004612"/>
+    <w:lsdException w:name="List Table 2 Accent 4" w:uiPriority="813920393"/>
+    <w:lsdException w:name="List Table 3 Accent 4" w:uiPriority="1989843674"/>
+    <w:lsdException w:name="List Table 4 Accent 4" w:uiPriority="1989847257"/>
+    <w:lsdException w:name="List Table 5 Dark Accent 4" w:uiPriority="-2130245882"/>
+    <w:lsdException w:name="List Table 6 Colorful Accent 4" w:uiPriority="1099981959"/>
+    <w:lsdException w:name="List Table 7 Colorful Accent 4" w:uiPriority="395347856"/>
+    <w:lsdException w:name="List Table 1 Light Accent 5" w:uiPriority="813004612"/>
+    <w:lsdException w:name="List Table 2 Accent 5" w:uiPriority="813920393"/>
+    <w:lsdException w:name="List Table 3 Accent 5" w:uiPriority="1989843674"/>
+    <w:lsdException w:name="List Table 4 Accent 5" w:uiPriority="1989847257"/>
+    <w:lsdException w:name="List Table 5 Dark Accent 5" w:uiPriority="-2130245882"/>
+    <w:lsdException w:name="List Table 6 Colorful Accent 5" w:uiPriority="1099981959"/>
+    <w:lsdException w:name="List Table 7 Colorful Accent 5" w:uiPriority="395347856"/>
+    <w:lsdException w:name="List Table 1 Light Accent 6" w:uiPriority="813004612"/>
+    <w:lsdException w:name="List Table 2 Accent 6" w:uiPriority="813920393"/>
+    <w:lsdException w:name="List Table 3 Accent 6" w:uiPriority="1989843674"/>
+    <w:lsdException w:name="List Table 4 Accent 6" w:uiPriority="1989847257"/>
+    <w:lsdException w:name="List Table 5 Dark Accent 6" w:uiPriority="-2130245882"/>
+    <w:lsdException w:name="List Table 6 Colorful Accent 6" w:uiPriority="1099981959"/>
+    <w:lsdException w:name="List Table 7 Colorful Accent 6" w:uiPriority="395347856"/>
   </w:latentStyles>
   <w:style w:type="paragraph" w:default="1" w:styleId="a2">
     <w:name w:val="Normal"/>
